--- a/ASSIGNMENTS/reports/Assignment1.docx
+++ b/ASSIGNMENTS/reports/Assignment1.docx
@@ -6528,6 +6528,325 @@
         <w:t>Conclusion</w:t>
       </w:r>
       <w:proofErr w:type="spellEnd"/>
+    </w:p>
+    <w:p>
+      <w:pPr>
+        <w:rPr>
+          <w:sz w:val="24"/>
+          <w:szCs w:val="24"/>
+        </w:rPr>
+      </w:pPr>
+      <w:r>
+        <w:rPr>
+          <w:sz w:val="24"/>
+          <w:szCs w:val="24"/>
+        </w:rPr>
+        <w:t xml:space="preserve">The </w:t>
+      </w:r>
+      <w:proofErr w:type="spellStart"/>
+      <w:r>
+        <w:rPr>
+          <w:sz w:val="24"/>
+          <w:szCs w:val="24"/>
+        </w:rPr>
+        <w:t>Girvan</w:t>
+      </w:r>
+      <w:proofErr w:type="spellEnd"/>
+      <w:r>
+        <w:rPr>
+          <w:sz w:val="24"/>
+          <w:szCs w:val="24"/>
+        </w:rPr>
+        <w:t xml:space="preserve">-Newman </w:t>
+      </w:r>
+      <w:proofErr w:type="spellStart"/>
+      <w:r>
+        <w:rPr>
+          <w:sz w:val="24"/>
+          <w:szCs w:val="24"/>
+        </w:rPr>
+        <w:t>algorithm</w:t>
+      </w:r>
+      <w:proofErr w:type="spellEnd"/>
+      <w:r>
+        <w:rPr>
+          <w:sz w:val="24"/>
+          <w:szCs w:val="24"/>
+        </w:rPr>
+        <w:t xml:space="preserve"> </w:t>
+      </w:r>
+      <w:proofErr w:type="spellStart"/>
+      <w:r>
+        <w:rPr>
+          <w:sz w:val="24"/>
+          <w:szCs w:val="24"/>
+        </w:rPr>
+        <w:t>was</w:t>
+      </w:r>
+      <w:proofErr w:type="spellEnd"/>
+      <w:r>
+        <w:rPr>
+          <w:sz w:val="24"/>
+          <w:szCs w:val="24"/>
+        </w:rPr>
+        <w:t xml:space="preserve"> </w:t>
+      </w:r>
+      <w:proofErr w:type="spellStart"/>
+      <w:r>
+        <w:rPr>
+          <w:sz w:val="24"/>
+          <w:szCs w:val="24"/>
+        </w:rPr>
+        <w:t>considered</w:t>
+      </w:r>
+      <w:proofErr w:type="spellEnd"/>
+      <w:r>
+        <w:rPr>
+          <w:sz w:val="24"/>
+          <w:szCs w:val="24"/>
+        </w:rPr>
+        <w:t xml:space="preserve">, </w:t>
+      </w:r>
+      <w:proofErr w:type="spellStart"/>
+      <w:r>
+        <w:rPr>
+          <w:sz w:val="24"/>
+          <w:szCs w:val="24"/>
+        </w:rPr>
+        <w:t>but</w:t>
+      </w:r>
+      <w:proofErr w:type="spellEnd"/>
+      <w:r>
+        <w:rPr>
+          <w:sz w:val="24"/>
+          <w:szCs w:val="24"/>
+        </w:rPr>
+        <w:t xml:space="preserve"> </w:t>
+      </w:r>
+      <w:proofErr w:type="spellStart"/>
+      <w:r>
+        <w:rPr>
+          <w:sz w:val="24"/>
+          <w:szCs w:val="24"/>
+        </w:rPr>
+        <w:t>it</w:t>
+      </w:r>
+      <w:proofErr w:type="spellEnd"/>
+      <w:r>
+        <w:rPr>
+          <w:sz w:val="24"/>
+          <w:szCs w:val="24"/>
+        </w:rPr>
+        <w:t xml:space="preserve"> </w:t>
+      </w:r>
+      <w:proofErr w:type="spellStart"/>
+      <w:r>
+        <w:rPr>
+          <w:sz w:val="24"/>
+          <w:szCs w:val="24"/>
+        </w:rPr>
+        <w:t>was</w:t>
+      </w:r>
+      <w:proofErr w:type="spellEnd"/>
+      <w:r>
+        <w:rPr>
+          <w:sz w:val="24"/>
+          <w:szCs w:val="24"/>
+        </w:rPr>
+        <w:t xml:space="preserve"> </w:t>
+      </w:r>
+      <w:proofErr w:type="spellStart"/>
+      <w:r>
+        <w:rPr>
+          <w:sz w:val="24"/>
+          <w:szCs w:val="24"/>
+        </w:rPr>
+        <w:t>not</w:t>
+      </w:r>
+      <w:proofErr w:type="spellEnd"/>
+      <w:r>
+        <w:rPr>
+          <w:sz w:val="24"/>
+          <w:szCs w:val="24"/>
+        </w:rPr>
+        <w:t xml:space="preserve"> </w:t>
+      </w:r>
+      <w:proofErr w:type="spellStart"/>
+      <w:r>
+        <w:rPr>
+          <w:sz w:val="24"/>
+          <w:szCs w:val="24"/>
+        </w:rPr>
+        <w:t>applied</w:t>
+      </w:r>
+      <w:proofErr w:type="spellEnd"/>
+      <w:r>
+        <w:rPr>
+          <w:sz w:val="24"/>
+          <w:szCs w:val="24"/>
+        </w:rPr>
+        <w:t xml:space="preserve"> due to the large size and </w:t>
+      </w:r>
+      <w:proofErr w:type="spellStart"/>
+      <w:r>
+        <w:rPr>
+          <w:sz w:val="24"/>
+          <w:szCs w:val="24"/>
+        </w:rPr>
+        <w:t>density</w:t>
+      </w:r>
+      <w:proofErr w:type="spellEnd"/>
+      <w:r>
+        <w:rPr>
+          <w:sz w:val="24"/>
+          <w:szCs w:val="24"/>
+        </w:rPr>
+        <w:t xml:space="preserve"> of the network. </w:t>
+      </w:r>
+      <w:proofErr w:type="spellStart"/>
+      <w:r>
+        <w:rPr>
+          <w:sz w:val="24"/>
+          <w:szCs w:val="24"/>
+        </w:rPr>
+        <w:t>Louvain</w:t>
+      </w:r>
+      <w:proofErr w:type="spellEnd"/>
+      <w:r>
+        <w:rPr>
+          <w:sz w:val="24"/>
+          <w:szCs w:val="24"/>
+        </w:rPr>
+        <w:t xml:space="preserve"> and Leiden </w:t>
+      </w:r>
+      <w:proofErr w:type="spellStart"/>
+      <w:r>
+        <w:rPr>
+          <w:sz w:val="24"/>
+          <w:szCs w:val="24"/>
+        </w:rPr>
+        <w:t>were</w:t>
+      </w:r>
+      <w:proofErr w:type="spellEnd"/>
+      <w:r>
+        <w:rPr>
+          <w:sz w:val="24"/>
+          <w:szCs w:val="24"/>
+        </w:rPr>
+        <w:t xml:space="preserve"> </w:t>
+      </w:r>
+      <w:proofErr w:type="spellStart"/>
+      <w:r>
+        <w:rPr>
+          <w:sz w:val="24"/>
+          <w:szCs w:val="24"/>
+        </w:rPr>
+        <w:t>selected</w:t>
+      </w:r>
+      <w:proofErr w:type="spellEnd"/>
+      <w:r>
+        <w:rPr>
+          <w:sz w:val="24"/>
+          <w:szCs w:val="24"/>
+        </w:rPr>
+        <w:t xml:space="preserve"> </w:t>
+      </w:r>
+      <w:proofErr w:type="spellStart"/>
+      <w:r>
+        <w:rPr>
+          <w:sz w:val="24"/>
+          <w:szCs w:val="24"/>
+        </w:rPr>
+        <w:t>because</w:t>
+      </w:r>
+      <w:proofErr w:type="spellEnd"/>
+      <w:r>
+        <w:rPr>
+          <w:sz w:val="24"/>
+          <w:szCs w:val="24"/>
+        </w:rPr>
+        <w:t xml:space="preserve"> </w:t>
+      </w:r>
+      <w:proofErr w:type="spellStart"/>
+      <w:r>
+        <w:rPr>
+          <w:sz w:val="24"/>
+          <w:szCs w:val="24"/>
+        </w:rPr>
+        <w:t>they</w:t>
+      </w:r>
+      <w:proofErr w:type="spellEnd"/>
+      <w:r>
+        <w:rPr>
+          <w:sz w:val="24"/>
+          <w:szCs w:val="24"/>
+        </w:rPr>
+        <w:t xml:space="preserve"> </w:t>
+      </w:r>
+      <w:proofErr w:type="spellStart"/>
+      <w:r>
+        <w:rPr>
+          <w:sz w:val="24"/>
+          <w:szCs w:val="24"/>
+        </w:rPr>
+        <w:t>provide</w:t>
+      </w:r>
+      <w:proofErr w:type="spellEnd"/>
+      <w:r>
+        <w:rPr>
+          <w:sz w:val="24"/>
+          <w:szCs w:val="24"/>
+        </w:rPr>
+        <w:t xml:space="preserve"> a more </w:t>
+      </w:r>
+      <w:proofErr w:type="spellStart"/>
+      <w:r>
+        <w:rPr>
+          <w:sz w:val="24"/>
+          <w:szCs w:val="24"/>
+        </w:rPr>
+        <w:t>scalable</w:t>
+      </w:r>
+      <w:proofErr w:type="spellEnd"/>
+      <w:r>
+        <w:rPr>
+          <w:sz w:val="24"/>
+          <w:szCs w:val="24"/>
+        </w:rPr>
+        <w:t xml:space="preserve"> </w:t>
+      </w:r>
+      <w:proofErr w:type="spellStart"/>
+      <w:r>
+        <w:rPr>
+          <w:sz w:val="24"/>
+          <w:szCs w:val="24"/>
+        </w:rPr>
+        <w:t>solution</w:t>
+      </w:r>
+      <w:proofErr w:type="spellEnd"/>
+      <w:r>
+        <w:rPr>
+          <w:sz w:val="24"/>
+          <w:szCs w:val="24"/>
+        </w:rPr>
+        <w:t xml:space="preserve"> for large </w:t>
+      </w:r>
+      <w:proofErr w:type="spellStart"/>
+      <w:r>
+        <w:rPr>
+          <w:sz w:val="24"/>
+          <w:szCs w:val="24"/>
+        </w:rPr>
+        <w:t>graphs</w:t>
+      </w:r>
+      <w:proofErr w:type="spellEnd"/>
+      <w:r>
+        <w:rPr>
+          <w:sz w:val="24"/>
+          <w:szCs w:val="24"/>
+        </w:rPr>
+        <w:t>.</w:t>
+      </w:r>
     </w:p>
     <w:p>
       <w:pPr>

--- a/ASSIGNMENTS/reports/Assignment1.docx
+++ b/ASSIGNMENTS/reports/Assignment1.docx
@@ -4481,6 +4481,9 @@
         </w:rPr>
       </w:pPr>
       <w:r>
+        <w:rPr>
+          <w:noProof/>
+        </w:rPr>
         <w:drawing>
           <wp:anchor distT="0" distB="0" distL="114300" distR="114300" simplePos="0" relativeHeight="251658240" behindDoc="0" locked="0" layoutInCell="1" allowOverlap="1" wp14:anchorId="5AC252CF" wp14:editId="41AC2AD9">
             <wp:simplePos x="0" y="0"/>
@@ -4539,6 +4542,7 @@
       </w:r>
       <w:r>
         <w:rPr>
+          <w:noProof/>
           <w:sz w:val="24"/>
           <w:szCs w:val="24"/>
         </w:rPr>
@@ -4908,8 +4912,6 @@
       </w:r>
       <w:r>
         <w:tab/>
-      </w:r>
-      <w:r>
         <w:t xml:space="preserve">Figure </w:t>
       </w:r>
       <w:r>
@@ -5729,6 +5731,286 @@
           <w:szCs w:val="24"/>
         </w:rPr>
         <w:t>.</w:t>
+      </w:r>
+    </w:p>
+    <w:p>
+      <w:pPr>
+        <w:rPr>
+          <w:sz w:val="24"/>
+          <w:szCs w:val="24"/>
+        </w:rPr>
+      </w:pPr>
+      <w:proofErr w:type="spellStart"/>
+      <w:r>
+        <w:rPr>
+          <w:sz w:val="24"/>
+          <w:szCs w:val="24"/>
+        </w:rPr>
+        <w:t>This</w:t>
+      </w:r>
+      <w:proofErr w:type="spellEnd"/>
+      <w:r>
+        <w:rPr>
+          <w:sz w:val="24"/>
+          <w:szCs w:val="24"/>
+        </w:rPr>
+        <w:t xml:space="preserve"> strong community </w:t>
+      </w:r>
+      <w:proofErr w:type="spellStart"/>
+      <w:r>
+        <w:rPr>
+          <w:sz w:val="24"/>
+          <w:szCs w:val="24"/>
+        </w:rPr>
+        <w:t>structure</w:t>
+      </w:r>
+      <w:proofErr w:type="spellEnd"/>
+      <w:r>
+        <w:rPr>
+          <w:sz w:val="24"/>
+          <w:szCs w:val="24"/>
+        </w:rPr>
+        <w:t xml:space="preserve"> </w:t>
+      </w:r>
+      <w:proofErr w:type="spellStart"/>
+      <w:r>
+        <w:rPr>
+          <w:sz w:val="24"/>
+          <w:szCs w:val="24"/>
+        </w:rPr>
+        <w:t>is</w:t>
+      </w:r>
+      <w:proofErr w:type="spellEnd"/>
+      <w:r>
+        <w:rPr>
+          <w:sz w:val="24"/>
+          <w:szCs w:val="24"/>
+        </w:rPr>
+        <w:t xml:space="preserve"> a </w:t>
+      </w:r>
+      <w:proofErr w:type="spellStart"/>
+      <w:r>
+        <w:rPr>
+          <w:sz w:val="24"/>
+          <w:szCs w:val="24"/>
+        </w:rPr>
+        <w:t>direct</w:t>
+      </w:r>
+      <w:proofErr w:type="spellEnd"/>
+      <w:r>
+        <w:rPr>
+          <w:sz w:val="24"/>
+          <w:szCs w:val="24"/>
+        </w:rPr>
+        <w:t xml:space="preserve"> </w:t>
+      </w:r>
+      <w:proofErr w:type="spellStart"/>
+      <w:r>
+        <w:rPr>
+          <w:sz w:val="24"/>
+          <w:szCs w:val="24"/>
+        </w:rPr>
+        <w:t>consequence</w:t>
+      </w:r>
+      <w:proofErr w:type="spellEnd"/>
+      <w:r>
+        <w:rPr>
+          <w:sz w:val="24"/>
+          <w:szCs w:val="24"/>
+        </w:rPr>
+        <w:t xml:space="preserve"> of the </w:t>
+      </w:r>
+      <w:proofErr w:type="spellStart"/>
+      <w:r>
+        <w:rPr>
+          <w:sz w:val="24"/>
+          <w:szCs w:val="24"/>
+        </w:rPr>
+        <w:t>graph</w:t>
+      </w:r>
+      <w:proofErr w:type="spellEnd"/>
+      <w:r>
+        <w:rPr>
+          <w:sz w:val="24"/>
+          <w:szCs w:val="24"/>
+        </w:rPr>
+        <w:t xml:space="preserve"> </w:t>
+      </w:r>
+      <w:proofErr w:type="spellStart"/>
+      <w:r>
+        <w:rPr>
+          <w:sz w:val="24"/>
+          <w:szCs w:val="24"/>
+        </w:rPr>
+        <w:t>construction</w:t>
+      </w:r>
+      <w:proofErr w:type="spellEnd"/>
+      <w:r>
+        <w:rPr>
+          <w:sz w:val="24"/>
+          <w:szCs w:val="24"/>
+        </w:rPr>
+        <w:t xml:space="preserve"> </w:t>
+      </w:r>
+      <w:proofErr w:type="spellStart"/>
+      <w:r>
+        <w:rPr>
+          <w:sz w:val="24"/>
+          <w:szCs w:val="24"/>
+        </w:rPr>
+        <w:t>mechanism</w:t>
+      </w:r>
+      <w:proofErr w:type="spellEnd"/>
+      <w:r>
+        <w:rPr>
+          <w:sz w:val="24"/>
+          <w:szCs w:val="24"/>
+        </w:rPr>
+        <w:t xml:space="preserve"> </w:t>
+      </w:r>
+      <w:proofErr w:type="spellStart"/>
+      <w:r>
+        <w:rPr>
+          <w:sz w:val="24"/>
+          <w:szCs w:val="24"/>
+        </w:rPr>
+        <w:t>based</w:t>
+      </w:r>
+      <w:proofErr w:type="spellEnd"/>
+      <w:r>
+        <w:rPr>
+          <w:sz w:val="24"/>
+          <w:szCs w:val="24"/>
+        </w:rPr>
+        <w:t xml:space="preserve"> on </w:t>
+      </w:r>
+      <w:proofErr w:type="spellStart"/>
+      <w:r>
+        <w:rPr>
+          <w:sz w:val="24"/>
+          <w:szCs w:val="24"/>
+        </w:rPr>
+        <w:t>shared</w:t>
+      </w:r>
+      <w:proofErr w:type="spellEnd"/>
+      <w:r>
+        <w:rPr>
+          <w:sz w:val="24"/>
+          <w:szCs w:val="24"/>
+        </w:rPr>
+        <w:t xml:space="preserve"> </w:t>
+      </w:r>
+      <w:proofErr w:type="spellStart"/>
+      <w:r>
+        <w:rPr>
+          <w:sz w:val="24"/>
+          <w:szCs w:val="24"/>
+        </w:rPr>
+        <w:t>genre</w:t>
+      </w:r>
+      <w:proofErr w:type="spellEnd"/>
+      <w:r>
+        <w:rPr>
+          <w:sz w:val="24"/>
+          <w:szCs w:val="24"/>
+        </w:rPr>
+        <w:t xml:space="preserve"> </w:t>
+      </w:r>
+      <w:proofErr w:type="spellStart"/>
+      <w:r>
+        <w:rPr>
+          <w:sz w:val="24"/>
+          <w:szCs w:val="24"/>
+        </w:rPr>
+        <w:t>overlap</w:t>
+      </w:r>
+      <w:proofErr w:type="spellEnd"/>
+      <w:r>
+        <w:rPr>
+          <w:sz w:val="24"/>
+          <w:szCs w:val="24"/>
+        </w:rPr>
+        <w:t xml:space="preserve">, </w:t>
+      </w:r>
+      <w:proofErr w:type="spellStart"/>
+      <w:r>
+        <w:rPr>
+          <w:sz w:val="24"/>
+          <w:szCs w:val="24"/>
+        </w:rPr>
+        <w:t>which</w:t>
+      </w:r>
+      <w:proofErr w:type="spellEnd"/>
+      <w:r>
+        <w:rPr>
+          <w:sz w:val="24"/>
+          <w:szCs w:val="24"/>
+        </w:rPr>
+        <w:t xml:space="preserve"> </w:t>
+      </w:r>
+      <w:proofErr w:type="spellStart"/>
+      <w:r>
+        <w:rPr>
+          <w:sz w:val="24"/>
+          <w:szCs w:val="24"/>
+        </w:rPr>
+        <w:t>naturally</w:t>
+      </w:r>
+      <w:proofErr w:type="spellEnd"/>
+      <w:r>
+        <w:rPr>
+          <w:sz w:val="24"/>
+          <w:szCs w:val="24"/>
+        </w:rPr>
+        <w:t xml:space="preserve"> </w:t>
+      </w:r>
+      <w:proofErr w:type="spellStart"/>
+      <w:r>
+        <w:rPr>
+          <w:sz w:val="24"/>
+          <w:szCs w:val="24"/>
+        </w:rPr>
+        <w:t>induces</w:t>
+      </w:r>
+      <w:proofErr w:type="spellEnd"/>
+      <w:r>
+        <w:rPr>
+          <w:sz w:val="24"/>
+          <w:szCs w:val="24"/>
+        </w:rPr>
+        <w:t xml:space="preserve"> </w:t>
+      </w:r>
+      <w:proofErr w:type="spellStart"/>
+      <w:r>
+        <w:rPr>
+          <w:sz w:val="24"/>
+          <w:szCs w:val="24"/>
+        </w:rPr>
+        <w:t>densely</w:t>
+      </w:r>
+      <w:proofErr w:type="spellEnd"/>
+      <w:r>
+        <w:rPr>
+          <w:sz w:val="24"/>
+          <w:szCs w:val="24"/>
+        </w:rPr>
+        <w:t xml:space="preserve"> </w:t>
+      </w:r>
+      <w:proofErr w:type="spellStart"/>
+      <w:r>
+        <w:rPr>
+          <w:sz w:val="24"/>
+          <w:szCs w:val="24"/>
+        </w:rPr>
+        <w:t>connected</w:t>
+      </w:r>
+      <w:proofErr w:type="spellEnd"/>
+      <w:r>
+        <w:rPr>
+          <w:sz w:val="24"/>
+          <w:szCs w:val="24"/>
+        </w:rPr>
+        <w:t xml:space="preserve"> clusters.</w:t>
       </w:r>
     </w:p>
     <w:p>

--- a/ASSIGNMENTS/reports/Assignment1.docx
+++ b/ASSIGNMENTS/reports/Assignment1.docx
@@ -3154,6 +3154,343 @@
     </w:p>
     <w:p>
       <w:pPr>
+        <w:pStyle w:val="Nessunaspaziatura"/>
+        <w:spacing w:before="240" w:after="240"/>
+        <w:rPr>
+          <w:sz w:val="24"/>
+          <w:szCs w:val="24"/>
+        </w:rPr>
+      </w:pPr>
+      <w:r>
+        <w:rPr>
+          <w:sz w:val="24"/>
+          <w:szCs w:val="24"/>
+        </w:rPr>
+        <w:t xml:space="preserve">Due to the </w:t>
+      </w:r>
+      <w:proofErr w:type="spellStart"/>
+      <w:r>
+        <w:rPr>
+          <w:sz w:val="24"/>
+          <w:szCs w:val="24"/>
+        </w:rPr>
+        <w:t>computational</w:t>
+      </w:r>
+      <w:proofErr w:type="spellEnd"/>
+      <w:r>
+        <w:rPr>
+          <w:sz w:val="24"/>
+          <w:szCs w:val="24"/>
+        </w:rPr>
+        <w:t xml:space="preserve"> </w:t>
+      </w:r>
+      <w:proofErr w:type="spellStart"/>
+      <w:r>
+        <w:rPr>
+          <w:sz w:val="24"/>
+          <w:szCs w:val="24"/>
+        </w:rPr>
+        <w:t>complexity</w:t>
+      </w:r>
+      <w:proofErr w:type="spellEnd"/>
+      <w:r>
+        <w:rPr>
+          <w:sz w:val="24"/>
+          <w:szCs w:val="24"/>
+        </w:rPr>
+        <w:t xml:space="preserve"> of the </w:t>
+      </w:r>
+      <w:proofErr w:type="spellStart"/>
+      <w:r>
+        <w:rPr>
+          <w:sz w:val="24"/>
+          <w:szCs w:val="24"/>
+        </w:rPr>
+        <w:t>Girvan</w:t>
+      </w:r>
+      <w:proofErr w:type="spellEnd"/>
+      <w:r>
+        <w:rPr>
+          <w:sz w:val="24"/>
+          <w:szCs w:val="24"/>
+        </w:rPr>
+        <w:t xml:space="preserve">–Newman </w:t>
+      </w:r>
+      <w:proofErr w:type="spellStart"/>
+      <w:r>
+        <w:rPr>
+          <w:sz w:val="24"/>
+          <w:szCs w:val="24"/>
+        </w:rPr>
+        <w:t>algorithm</w:t>
+      </w:r>
+      <w:proofErr w:type="spellEnd"/>
+      <w:r>
+        <w:rPr>
+          <w:sz w:val="24"/>
+          <w:szCs w:val="24"/>
+        </w:rPr>
+        <w:t xml:space="preserve">, </w:t>
+      </w:r>
+      <w:proofErr w:type="spellStart"/>
+      <w:r>
+        <w:rPr>
+          <w:sz w:val="24"/>
+          <w:szCs w:val="24"/>
+        </w:rPr>
+        <w:t>it</w:t>
+      </w:r>
+      <w:proofErr w:type="spellEnd"/>
+      <w:r>
+        <w:rPr>
+          <w:sz w:val="24"/>
+          <w:szCs w:val="24"/>
+        </w:rPr>
+        <w:t xml:space="preserve"> </w:t>
+      </w:r>
+      <w:proofErr w:type="spellStart"/>
+      <w:r>
+        <w:rPr>
+          <w:sz w:val="24"/>
+          <w:szCs w:val="24"/>
+        </w:rPr>
+        <w:t>was</w:t>
+      </w:r>
+      <w:proofErr w:type="spellEnd"/>
+      <w:r>
+        <w:rPr>
+          <w:sz w:val="24"/>
+          <w:szCs w:val="24"/>
+        </w:rPr>
+        <w:t xml:space="preserve"> </w:t>
+      </w:r>
+      <w:proofErr w:type="spellStart"/>
+      <w:r>
+        <w:rPr>
+          <w:sz w:val="24"/>
+          <w:szCs w:val="24"/>
+        </w:rPr>
+        <w:t>applied</w:t>
+      </w:r>
+      <w:proofErr w:type="spellEnd"/>
+      <w:r>
+        <w:rPr>
+          <w:sz w:val="24"/>
+          <w:szCs w:val="24"/>
+        </w:rPr>
+        <w:t xml:space="preserve"> </w:t>
+      </w:r>
+      <w:proofErr w:type="spellStart"/>
+      <w:r>
+        <w:rPr>
+          <w:sz w:val="24"/>
+          <w:szCs w:val="24"/>
+        </w:rPr>
+        <w:t>only</w:t>
+      </w:r>
+      <w:proofErr w:type="spellEnd"/>
+      <w:r>
+        <w:rPr>
+          <w:sz w:val="24"/>
+          <w:szCs w:val="24"/>
+        </w:rPr>
+        <w:t xml:space="preserve"> on a </w:t>
+      </w:r>
+      <w:proofErr w:type="spellStart"/>
+      <w:r>
+        <w:rPr>
+          <w:sz w:val="24"/>
+          <w:szCs w:val="24"/>
+        </w:rPr>
+        <w:t>reduced</w:t>
+      </w:r>
+      <w:proofErr w:type="spellEnd"/>
+      <w:r>
+        <w:rPr>
+          <w:sz w:val="24"/>
+          <w:szCs w:val="24"/>
+        </w:rPr>
+        <w:t xml:space="preserve"> </w:t>
+      </w:r>
+      <w:proofErr w:type="spellStart"/>
+      <w:r>
+        <w:rPr>
+          <w:sz w:val="24"/>
+          <w:szCs w:val="24"/>
+        </w:rPr>
+        <w:t>subgraph</w:t>
+      </w:r>
+      <w:proofErr w:type="spellEnd"/>
+      <w:r>
+        <w:rPr>
+          <w:sz w:val="24"/>
+          <w:szCs w:val="24"/>
+        </w:rPr>
+        <w:t xml:space="preserve"> of the </w:t>
+      </w:r>
+      <w:proofErr w:type="spellStart"/>
+      <w:r>
+        <w:rPr>
+          <w:sz w:val="24"/>
+          <w:szCs w:val="24"/>
+        </w:rPr>
+        <w:t>original</w:t>
+      </w:r>
+      <w:proofErr w:type="spellEnd"/>
+      <w:r>
+        <w:rPr>
+          <w:sz w:val="24"/>
+          <w:szCs w:val="24"/>
+        </w:rPr>
+        <w:t xml:space="preserve"> network, </w:t>
+      </w:r>
+      <w:proofErr w:type="spellStart"/>
+      <w:r>
+        <w:rPr>
+          <w:sz w:val="24"/>
+          <w:szCs w:val="24"/>
+        </w:rPr>
+        <w:t>as</w:t>
+      </w:r>
+      <w:proofErr w:type="spellEnd"/>
+      <w:r>
+        <w:rPr>
+          <w:sz w:val="24"/>
+          <w:szCs w:val="24"/>
+        </w:rPr>
+        <w:t xml:space="preserve"> </w:t>
+      </w:r>
+      <w:proofErr w:type="spellStart"/>
+      <w:r>
+        <w:rPr>
+          <w:sz w:val="24"/>
+          <w:szCs w:val="24"/>
+        </w:rPr>
+        <w:t>its</w:t>
+      </w:r>
+      <w:proofErr w:type="spellEnd"/>
+      <w:r>
+        <w:rPr>
+          <w:sz w:val="24"/>
+          <w:szCs w:val="24"/>
+        </w:rPr>
+        <w:t xml:space="preserve"> </w:t>
+      </w:r>
+      <w:proofErr w:type="spellStart"/>
+      <w:r>
+        <w:rPr>
+          <w:sz w:val="24"/>
+          <w:szCs w:val="24"/>
+        </w:rPr>
+        <w:t>execution</w:t>
+      </w:r>
+      <w:proofErr w:type="spellEnd"/>
+      <w:r>
+        <w:rPr>
+          <w:sz w:val="24"/>
+          <w:szCs w:val="24"/>
+        </w:rPr>
+        <w:t xml:space="preserve"> on the full </w:t>
+      </w:r>
+      <w:proofErr w:type="spellStart"/>
+      <w:r>
+        <w:rPr>
+          <w:sz w:val="24"/>
+          <w:szCs w:val="24"/>
+        </w:rPr>
+        <w:t>graph</w:t>
+      </w:r>
+      <w:proofErr w:type="spellEnd"/>
+      <w:r>
+        <w:rPr>
+          <w:sz w:val="24"/>
+          <w:szCs w:val="24"/>
+        </w:rPr>
+        <w:t xml:space="preserve"> </w:t>
+      </w:r>
+      <w:proofErr w:type="spellStart"/>
+      <w:r>
+        <w:rPr>
+          <w:sz w:val="24"/>
+          <w:szCs w:val="24"/>
+        </w:rPr>
+        <w:t>would</w:t>
+      </w:r>
+      <w:proofErr w:type="spellEnd"/>
+      <w:r>
+        <w:rPr>
+          <w:sz w:val="24"/>
+          <w:szCs w:val="24"/>
+        </w:rPr>
+        <w:t xml:space="preserve"> be </w:t>
+      </w:r>
+      <w:proofErr w:type="spellStart"/>
+      <w:r>
+        <w:rPr>
+          <w:sz w:val="24"/>
+          <w:szCs w:val="24"/>
+        </w:rPr>
+        <w:t>prohibitively</w:t>
+      </w:r>
+      <w:proofErr w:type="spellEnd"/>
+      <w:r>
+        <w:rPr>
+          <w:sz w:val="24"/>
+          <w:szCs w:val="24"/>
+        </w:rPr>
+        <w:t xml:space="preserve"> </w:t>
+      </w:r>
+      <w:proofErr w:type="spellStart"/>
+      <w:r>
+        <w:rPr>
+          <w:sz w:val="24"/>
+          <w:szCs w:val="24"/>
+        </w:rPr>
+        <w:t>expensive</w:t>
+      </w:r>
+      <w:proofErr w:type="spellEnd"/>
+      <w:r>
+        <w:rPr>
+          <w:sz w:val="24"/>
+          <w:szCs w:val="24"/>
+        </w:rPr>
+        <w:t xml:space="preserve"> in </w:t>
+      </w:r>
+      <w:proofErr w:type="spellStart"/>
+      <w:r>
+        <w:rPr>
+          <w:sz w:val="24"/>
+          <w:szCs w:val="24"/>
+        </w:rPr>
+        <w:t>terms</w:t>
+      </w:r>
+      <w:proofErr w:type="spellEnd"/>
+      <w:r>
+        <w:rPr>
+          <w:sz w:val="24"/>
+          <w:szCs w:val="24"/>
+        </w:rPr>
+        <w:t xml:space="preserve"> of time and </w:t>
+      </w:r>
+      <w:proofErr w:type="spellStart"/>
+      <w:r>
+        <w:rPr>
+          <w:sz w:val="24"/>
+          <w:szCs w:val="24"/>
+        </w:rPr>
+        <w:t>memory</w:t>
+      </w:r>
+      <w:proofErr w:type="spellEnd"/>
+      <w:r>
+        <w:rPr>
+          <w:sz w:val="24"/>
+          <w:szCs w:val="24"/>
+        </w:rPr>
+        <w:t>.</w:t>
+      </w:r>
+    </w:p>
+    <w:p>
+      <w:pPr>
         <w:rPr>
           <w:sz w:val="24"/>
           <w:szCs w:val="24"/>
@@ -4936,6 +5273,8 @@
         <w:t>: Leiden Communities</w:t>
       </w:r>
     </w:p>
+    <w:p/>
+    <w:p/>
     <w:p>
       <w:pPr>
         <w:pStyle w:val="Titolo2"/>
@@ -4954,6 +5293,7 @@
           <w:b/>
           <w:bCs/>
         </w:rPr>
+        <w:lastRenderedPageBreak/>
         <w:t>Discussion</w:t>
       </w:r>
       <w:proofErr w:type="spellEnd"/>
@@ -5553,7 +5893,6 @@
           <w:sz w:val="24"/>
           <w:szCs w:val="24"/>
         </w:rPr>
-        <w:lastRenderedPageBreak/>
         <w:t xml:space="preserve">Overall, the </w:t>
       </w:r>
       <w:proofErr w:type="spellStart"/>

--- a/ASSIGNMENTS/reports/Assignment1.docx
+++ b/ASSIGNMENTS/reports/Assignment1.docx
@@ -1181,6 +1181,7 @@
     <w:p>
       <w:pPr>
         <w:pStyle w:val="Nessunaspaziatura"/>
+        <w:spacing w:before="240"/>
         <w:rPr>
           <w:sz w:val="24"/>
           <w:szCs w:val="24"/>
@@ -1239,6 +1240,22 @@
           <w:sz w:val="24"/>
           <w:szCs w:val="24"/>
         </w:rPr>
+        <w:t xml:space="preserve"> </w:t>
+      </w:r>
+      <w:proofErr w:type="spellStart"/>
+      <w:r>
+        <w:rPr>
+          <w:sz w:val="24"/>
+          <w:szCs w:val="24"/>
+        </w:rPr>
+        <w:t>only</w:t>
+      </w:r>
+      <w:proofErr w:type="spellEnd"/>
+      <w:r>
+        <w:rPr>
+          <w:sz w:val="24"/>
+          <w:szCs w:val="24"/>
+        </w:rPr>
         <w:t xml:space="preserve"> on a </w:t>
       </w:r>
       <w:proofErr w:type="spellStart"/>
@@ -1271,7 +1288,39 @@
           <w:sz w:val="24"/>
           <w:szCs w:val="24"/>
         </w:rPr>
-        <w:t xml:space="preserve"> due to </w:t>
+        <w:t xml:space="preserve"> of the </w:t>
+      </w:r>
+      <w:proofErr w:type="spellStart"/>
+      <w:r>
+        <w:rPr>
+          <w:sz w:val="24"/>
+          <w:szCs w:val="24"/>
+        </w:rPr>
+        <w:t>original</w:t>
+      </w:r>
+      <w:proofErr w:type="spellEnd"/>
+      <w:r>
+        <w:rPr>
+          <w:sz w:val="24"/>
+          <w:szCs w:val="24"/>
+        </w:rPr>
+        <w:t xml:space="preserve"> network, </w:t>
+      </w:r>
+      <w:proofErr w:type="spellStart"/>
+      <w:r>
+        <w:rPr>
+          <w:sz w:val="24"/>
+          <w:szCs w:val="24"/>
+        </w:rPr>
+        <w:t>as</w:t>
+      </w:r>
+      <w:proofErr w:type="spellEnd"/>
+      <w:r>
+        <w:rPr>
+          <w:sz w:val="24"/>
+          <w:szCs w:val="24"/>
+        </w:rPr>
+        <w:t xml:space="preserve"> </w:t>
       </w:r>
       <w:proofErr w:type="spellStart"/>
       <w:r>
@@ -1295,23 +1344,103 @@
           <w:sz w:val="24"/>
           <w:szCs w:val="24"/>
         </w:rPr>
-        <w:t>computational</w:t>
-      </w:r>
-      <w:proofErr w:type="spellEnd"/>
-      <w:r>
-        <w:rPr>
-          <w:sz w:val="24"/>
-          <w:szCs w:val="24"/>
-        </w:rPr>
-        <w:t xml:space="preserve"> </w:t>
-      </w:r>
-      <w:proofErr w:type="spellStart"/>
-      <w:r>
-        <w:rPr>
-          <w:sz w:val="24"/>
-          <w:szCs w:val="24"/>
-        </w:rPr>
-        <w:t>complexity</w:t>
+        <w:t>execution</w:t>
+      </w:r>
+      <w:proofErr w:type="spellEnd"/>
+      <w:r>
+        <w:rPr>
+          <w:sz w:val="24"/>
+          <w:szCs w:val="24"/>
+        </w:rPr>
+        <w:t xml:space="preserve"> on the full </w:t>
+      </w:r>
+      <w:proofErr w:type="spellStart"/>
+      <w:r>
+        <w:rPr>
+          <w:sz w:val="24"/>
+          <w:szCs w:val="24"/>
+        </w:rPr>
+        <w:t>graph</w:t>
+      </w:r>
+      <w:proofErr w:type="spellEnd"/>
+      <w:r>
+        <w:rPr>
+          <w:sz w:val="24"/>
+          <w:szCs w:val="24"/>
+        </w:rPr>
+        <w:t xml:space="preserve"> </w:t>
+      </w:r>
+      <w:proofErr w:type="spellStart"/>
+      <w:r>
+        <w:rPr>
+          <w:sz w:val="24"/>
+          <w:szCs w:val="24"/>
+        </w:rPr>
+        <w:t>would</w:t>
+      </w:r>
+      <w:proofErr w:type="spellEnd"/>
+      <w:r>
+        <w:rPr>
+          <w:sz w:val="24"/>
+          <w:szCs w:val="24"/>
+        </w:rPr>
+        <w:t xml:space="preserve"> be </w:t>
+      </w:r>
+      <w:proofErr w:type="spellStart"/>
+      <w:r>
+        <w:rPr>
+          <w:sz w:val="24"/>
+          <w:szCs w:val="24"/>
+        </w:rPr>
+        <w:t>prohibitively</w:t>
+      </w:r>
+      <w:proofErr w:type="spellEnd"/>
+      <w:r>
+        <w:rPr>
+          <w:sz w:val="24"/>
+          <w:szCs w:val="24"/>
+        </w:rPr>
+        <w:t xml:space="preserve"> </w:t>
+      </w:r>
+      <w:proofErr w:type="spellStart"/>
+      <w:r>
+        <w:rPr>
+          <w:sz w:val="24"/>
+          <w:szCs w:val="24"/>
+        </w:rPr>
+        <w:t>expensive</w:t>
+      </w:r>
+      <w:proofErr w:type="spellEnd"/>
+      <w:r>
+        <w:rPr>
+          <w:sz w:val="24"/>
+          <w:szCs w:val="24"/>
+        </w:rPr>
+        <w:t xml:space="preserve"> in </w:t>
+      </w:r>
+      <w:proofErr w:type="spellStart"/>
+      <w:r>
+        <w:rPr>
+          <w:sz w:val="24"/>
+          <w:szCs w:val="24"/>
+        </w:rPr>
+        <w:t>terms</w:t>
+      </w:r>
+      <w:proofErr w:type="spellEnd"/>
+      <w:r>
+        <w:rPr>
+          <w:sz w:val="24"/>
+          <w:szCs w:val="24"/>
+        </w:rPr>
+        <w:t xml:space="preserve"> of time and </w:t>
+      </w:r>
+      <w:proofErr w:type="spellStart"/>
+      <w:r>
+        <w:rPr>
+          <w:sz w:val="24"/>
+          <w:szCs w:val="24"/>
+        </w:rPr>
+        <w:t>memory</w:t>
       </w:r>
       <w:proofErr w:type="spellEnd"/>
       <w:r>
@@ -3154,343 +3283,7 @@
     </w:p>
     <w:p>
       <w:pPr>
-        <w:pStyle w:val="Nessunaspaziatura"/>
-        <w:spacing w:before="240" w:after="240"/>
-        <w:rPr>
-          <w:sz w:val="24"/>
-          <w:szCs w:val="24"/>
-        </w:rPr>
-      </w:pPr>
-      <w:r>
-        <w:rPr>
-          <w:sz w:val="24"/>
-          <w:szCs w:val="24"/>
-        </w:rPr>
-        <w:t xml:space="preserve">Due to the </w:t>
-      </w:r>
-      <w:proofErr w:type="spellStart"/>
-      <w:r>
-        <w:rPr>
-          <w:sz w:val="24"/>
-          <w:szCs w:val="24"/>
-        </w:rPr>
-        <w:t>computational</w:t>
-      </w:r>
-      <w:proofErr w:type="spellEnd"/>
-      <w:r>
-        <w:rPr>
-          <w:sz w:val="24"/>
-          <w:szCs w:val="24"/>
-        </w:rPr>
-        <w:t xml:space="preserve"> </w:t>
-      </w:r>
-      <w:proofErr w:type="spellStart"/>
-      <w:r>
-        <w:rPr>
-          <w:sz w:val="24"/>
-          <w:szCs w:val="24"/>
-        </w:rPr>
-        <w:t>complexity</w:t>
-      </w:r>
-      <w:proofErr w:type="spellEnd"/>
-      <w:r>
-        <w:rPr>
-          <w:sz w:val="24"/>
-          <w:szCs w:val="24"/>
-        </w:rPr>
-        <w:t xml:space="preserve"> of the </w:t>
-      </w:r>
-      <w:proofErr w:type="spellStart"/>
-      <w:r>
-        <w:rPr>
-          <w:sz w:val="24"/>
-          <w:szCs w:val="24"/>
-        </w:rPr>
-        <w:t>Girvan</w:t>
-      </w:r>
-      <w:proofErr w:type="spellEnd"/>
-      <w:r>
-        <w:rPr>
-          <w:sz w:val="24"/>
-          <w:szCs w:val="24"/>
-        </w:rPr>
-        <w:t xml:space="preserve">–Newman </w:t>
-      </w:r>
-      <w:proofErr w:type="spellStart"/>
-      <w:r>
-        <w:rPr>
-          <w:sz w:val="24"/>
-          <w:szCs w:val="24"/>
-        </w:rPr>
-        <w:t>algorithm</w:t>
-      </w:r>
-      <w:proofErr w:type="spellEnd"/>
-      <w:r>
-        <w:rPr>
-          <w:sz w:val="24"/>
-          <w:szCs w:val="24"/>
-        </w:rPr>
-        <w:t xml:space="preserve">, </w:t>
-      </w:r>
-      <w:proofErr w:type="spellStart"/>
-      <w:r>
-        <w:rPr>
-          <w:sz w:val="24"/>
-          <w:szCs w:val="24"/>
-        </w:rPr>
-        <w:t>it</w:t>
-      </w:r>
-      <w:proofErr w:type="spellEnd"/>
-      <w:r>
-        <w:rPr>
-          <w:sz w:val="24"/>
-          <w:szCs w:val="24"/>
-        </w:rPr>
-        <w:t xml:space="preserve"> </w:t>
-      </w:r>
-      <w:proofErr w:type="spellStart"/>
-      <w:r>
-        <w:rPr>
-          <w:sz w:val="24"/>
-          <w:szCs w:val="24"/>
-        </w:rPr>
-        <w:t>was</w:t>
-      </w:r>
-      <w:proofErr w:type="spellEnd"/>
-      <w:r>
-        <w:rPr>
-          <w:sz w:val="24"/>
-          <w:szCs w:val="24"/>
-        </w:rPr>
-        <w:t xml:space="preserve"> </w:t>
-      </w:r>
-      <w:proofErr w:type="spellStart"/>
-      <w:r>
-        <w:rPr>
-          <w:sz w:val="24"/>
-          <w:szCs w:val="24"/>
-        </w:rPr>
-        <w:t>applied</w:t>
-      </w:r>
-      <w:proofErr w:type="spellEnd"/>
-      <w:r>
-        <w:rPr>
-          <w:sz w:val="24"/>
-          <w:szCs w:val="24"/>
-        </w:rPr>
-        <w:t xml:space="preserve"> </w:t>
-      </w:r>
-      <w:proofErr w:type="spellStart"/>
-      <w:r>
-        <w:rPr>
-          <w:sz w:val="24"/>
-          <w:szCs w:val="24"/>
-        </w:rPr>
-        <w:t>only</w:t>
-      </w:r>
-      <w:proofErr w:type="spellEnd"/>
-      <w:r>
-        <w:rPr>
-          <w:sz w:val="24"/>
-          <w:szCs w:val="24"/>
-        </w:rPr>
-        <w:t xml:space="preserve"> on a </w:t>
-      </w:r>
-      <w:proofErr w:type="spellStart"/>
-      <w:r>
-        <w:rPr>
-          <w:sz w:val="24"/>
-          <w:szCs w:val="24"/>
-        </w:rPr>
-        <w:t>reduced</w:t>
-      </w:r>
-      <w:proofErr w:type="spellEnd"/>
-      <w:r>
-        <w:rPr>
-          <w:sz w:val="24"/>
-          <w:szCs w:val="24"/>
-        </w:rPr>
-        <w:t xml:space="preserve"> </w:t>
-      </w:r>
-      <w:proofErr w:type="spellStart"/>
-      <w:r>
-        <w:rPr>
-          <w:sz w:val="24"/>
-          <w:szCs w:val="24"/>
-        </w:rPr>
-        <w:t>subgraph</w:t>
-      </w:r>
-      <w:proofErr w:type="spellEnd"/>
-      <w:r>
-        <w:rPr>
-          <w:sz w:val="24"/>
-          <w:szCs w:val="24"/>
-        </w:rPr>
-        <w:t xml:space="preserve"> of the </w:t>
-      </w:r>
-      <w:proofErr w:type="spellStart"/>
-      <w:r>
-        <w:rPr>
-          <w:sz w:val="24"/>
-          <w:szCs w:val="24"/>
-        </w:rPr>
-        <w:t>original</w:t>
-      </w:r>
-      <w:proofErr w:type="spellEnd"/>
-      <w:r>
-        <w:rPr>
-          <w:sz w:val="24"/>
-          <w:szCs w:val="24"/>
-        </w:rPr>
-        <w:t xml:space="preserve"> network, </w:t>
-      </w:r>
-      <w:proofErr w:type="spellStart"/>
-      <w:r>
-        <w:rPr>
-          <w:sz w:val="24"/>
-          <w:szCs w:val="24"/>
-        </w:rPr>
-        <w:t>as</w:t>
-      </w:r>
-      <w:proofErr w:type="spellEnd"/>
-      <w:r>
-        <w:rPr>
-          <w:sz w:val="24"/>
-          <w:szCs w:val="24"/>
-        </w:rPr>
-        <w:t xml:space="preserve"> </w:t>
-      </w:r>
-      <w:proofErr w:type="spellStart"/>
-      <w:r>
-        <w:rPr>
-          <w:sz w:val="24"/>
-          <w:szCs w:val="24"/>
-        </w:rPr>
-        <w:t>its</w:t>
-      </w:r>
-      <w:proofErr w:type="spellEnd"/>
-      <w:r>
-        <w:rPr>
-          <w:sz w:val="24"/>
-          <w:szCs w:val="24"/>
-        </w:rPr>
-        <w:t xml:space="preserve"> </w:t>
-      </w:r>
-      <w:proofErr w:type="spellStart"/>
-      <w:r>
-        <w:rPr>
-          <w:sz w:val="24"/>
-          <w:szCs w:val="24"/>
-        </w:rPr>
-        <w:t>execution</w:t>
-      </w:r>
-      <w:proofErr w:type="spellEnd"/>
-      <w:r>
-        <w:rPr>
-          <w:sz w:val="24"/>
-          <w:szCs w:val="24"/>
-        </w:rPr>
-        <w:t xml:space="preserve"> on the full </w:t>
-      </w:r>
-      <w:proofErr w:type="spellStart"/>
-      <w:r>
-        <w:rPr>
-          <w:sz w:val="24"/>
-          <w:szCs w:val="24"/>
-        </w:rPr>
-        <w:t>graph</w:t>
-      </w:r>
-      <w:proofErr w:type="spellEnd"/>
-      <w:r>
-        <w:rPr>
-          <w:sz w:val="24"/>
-          <w:szCs w:val="24"/>
-        </w:rPr>
-        <w:t xml:space="preserve"> </w:t>
-      </w:r>
-      <w:proofErr w:type="spellStart"/>
-      <w:r>
-        <w:rPr>
-          <w:sz w:val="24"/>
-          <w:szCs w:val="24"/>
-        </w:rPr>
-        <w:t>would</w:t>
-      </w:r>
-      <w:proofErr w:type="spellEnd"/>
-      <w:r>
-        <w:rPr>
-          <w:sz w:val="24"/>
-          <w:szCs w:val="24"/>
-        </w:rPr>
-        <w:t xml:space="preserve"> be </w:t>
-      </w:r>
-      <w:proofErr w:type="spellStart"/>
-      <w:r>
-        <w:rPr>
-          <w:sz w:val="24"/>
-          <w:szCs w:val="24"/>
-        </w:rPr>
-        <w:t>prohibitively</w:t>
-      </w:r>
-      <w:proofErr w:type="spellEnd"/>
-      <w:r>
-        <w:rPr>
-          <w:sz w:val="24"/>
-          <w:szCs w:val="24"/>
-        </w:rPr>
-        <w:t xml:space="preserve"> </w:t>
-      </w:r>
-      <w:proofErr w:type="spellStart"/>
-      <w:r>
-        <w:rPr>
-          <w:sz w:val="24"/>
-          <w:szCs w:val="24"/>
-        </w:rPr>
-        <w:t>expensive</w:t>
-      </w:r>
-      <w:proofErr w:type="spellEnd"/>
-      <w:r>
-        <w:rPr>
-          <w:sz w:val="24"/>
-          <w:szCs w:val="24"/>
-        </w:rPr>
-        <w:t xml:space="preserve"> in </w:t>
-      </w:r>
-      <w:proofErr w:type="spellStart"/>
-      <w:r>
-        <w:rPr>
-          <w:sz w:val="24"/>
-          <w:szCs w:val="24"/>
-        </w:rPr>
-        <w:t>terms</w:t>
-      </w:r>
-      <w:proofErr w:type="spellEnd"/>
-      <w:r>
-        <w:rPr>
-          <w:sz w:val="24"/>
-          <w:szCs w:val="24"/>
-        </w:rPr>
-        <w:t xml:space="preserve"> of time and </w:t>
-      </w:r>
-      <w:proofErr w:type="spellStart"/>
-      <w:r>
-        <w:rPr>
-          <w:sz w:val="24"/>
-          <w:szCs w:val="24"/>
-        </w:rPr>
-        <w:t>memory</w:t>
-      </w:r>
-      <w:proofErr w:type="spellEnd"/>
-      <w:r>
-        <w:rPr>
-          <w:sz w:val="24"/>
-          <w:szCs w:val="24"/>
-        </w:rPr>
-        <w:t>.</w:t>
-      </w:r>
-    </w:p>
-    <w:p>
-      <w:pPr>
+        <w:spacing w:before="240"/>
         <w:rPr>
           <w:sz w:val="24"/>
           <w:szCs w:val="24"/>
@@ -5273,6 +5066,8 @@
         <w:t>: Leiden Communities</w:t>
       </w:r>
     </w:p>
+    <w:p/>
+    <w:p/>
     <w:p/>
     <w:p/>
     <w:p>
@@ -12272,6 +12067,7 @@
   <w:style w:type="character" w:default="1" w:styleId="Carpredefinitoparagrafo">
     <w:name w:val="Default Paragraph Font"/>
     <w:uiPriority w:val="1"/>
+    <w:semiHidden/>
     <w:unhideWhenUsed/>
   </w:style>
   <w:style w:type="table" w:default="1" w:styleId="Tabellanormale">

--- a/ASSIGNMENTS/reports/Assignment1.docx
+++ b/ASSIGNMENTS/reports/Assignment1.docx
@@ -349,6 +349,192 @@
     </w:p>
     <w:p>
       <w:pPr>
+        <w:pStyle w:val="Nessunaspaziatura"/>
+        <w:spacing w:before="240"/>
+        <w:rPr>
+          <w:sz w:val="24"/>
+          <w:szCs w:val="24"/>
+        </w:rPr>
+      </w:pPr>
+      <w:proofErr w:type="spellStart"/>
+      <w:r>
+        <w:rPr>
+          <w:sz w:val="24"/>
+          <w:szCs w:val="24"/>
+        </w:rPr>
+        <w:t>Louvain</w:t>
+      </w:r>
+      <w:proofErr w:type="spellEnd"/>
+      <w:r>
+        <w:rPr>
+          <w:sz w:val="24"/>
+          <w:szCs w:val="24"/>
+        </w:rPr>
+        <w:t xml:space="preserve"> and Leiden are </w:t>
+      </w:r>
+      <w:proofErr w:type="spellStart"/>
+      <w:r>
+        <w:rPr>
+          <w:sz w:val="24"/>
+          <w:szCs w:val="24"/>
+        </w:rPr>
+        <w:t>modularity-based</w:t>
+      </w:r>
+      <w:proofErr w:type="spellEnd"/>
+      <w:r>
+        <w:rPr>
+          <w:sz w:val="24"/>
+          <w:szCs w:val="24"/>
+        </w:rPr>
+        <w:t xml:space="preserve"> </w:t>
+      </w:r>
+      <w:proofErr w:type="spellStart"/>
+      <w:r>
+        <w:rPr>
+          <w:sz w:val="24"/>
+          <w:szCs w:val="24"/>
+        </w:rPr>
+        <w:t>approaches</w:t>
+      </w:r>
+      <w:proofErr w:type="spellEnd"/>
+      <w:r>
+        <w:rPr>
+          <w:sz w:val="24"/>
+          <w:szCs w:val="24"/>
+        </w:rPr>
+        <w:t xml:space="preserve">, </w:t>
+      </w:r>
+      <w:proofErr w:type="spellStart"/>
+      <w:r>
+        <w:rPr>
+          <w:sz w:val="24"/>
+          <w:szCs w:val="24"/>
+        </w:rPr>
+        <w:t>while</w:t>
+      </w:r>
+      <w:proofErr w:type="spellEnd"/>
+      <w:r>
+        <w:rPr>
+          <w:sz w:val="24"/>
+          <w:szCs w:val="24"/>
+        </w:rPr>
+        <w:t xml:space="preserve"> </w:t>
+      </w:r>
+      <w:proofErr w:type="spellStart"/>
+      <w:r>
+        <w:rPr>
+          <w:sz w:val="24"/>
+          <w:szCs w:val="24"/>
+        </w:rPr>
+        <w:t>Girvan</w:t>
+      </w:r>
+      <w:proofErr w:type="spellEnd"/>
+      <w:r>
+        <w:rPr>
+          <w:sz w:val="24"/>
+          <w:szCs w:val="24"/>
+        </w:rPr>
+        <w:t xml:space="preserve">–Newman </w:t>
+      </w:r>
+      <w:proofErr w:type="spellStart"/>
+      <w:r>
+        <w:rPr>
+          <w:sz w:val="24"/>
+          <w:szCs w:val="24"/>
+        </w:rPr>
+        <w:t>is</w:t>
+      </w:r>
+      <w:proofErr w:type="spellEnd"/>
+      <w:r>
+        <w:rPr>
+          <w:sz w:val="24"/>
+          <w:szCs w:val="24"/>
+        </w:rPr>
+        <w:t xml:space="preserve"> a </w:t>
+      </w:r>
+      <w:proofErr w:type="spellStart"/>
+      <w:r>
+        <w:rPr>
+          <w:sz w:val="24"/>
+          <w:szCs w:val="24"/>
+        </w:rPr>
+        <w:t>hierarchical</w:t>
+      </w:r>
+      <w:proofErr w:type="spellEnd"/>
+      <w:r>
+        <w:rPr>
+          <w:sz w:val="24"/>
+          <w:szCs w:val="24"/>
+        </w:rPr>
+        <w:t xml:space="preserve"> divisive </w:t>
+      </w:r>
+      <w:proofErr w:type="spellStart"/>
+      <w:r>
+        <w:rPr>
+          <w:sz w:val="24"/>
+          <w:szCs w:val="24"/>
+        </w:rPr>
+        <w:t>algorithm</w:t>
+      </w:r>
+      <w:proofErr w:type="spellEnd"/>
+      <w:r>
+        <w:rPr>
+          <w:sz w:val="24"/>
+          <w:szCs w:val="24"/>
+        </w:rPr>
+        <w:t xml:space="preserve"> </w:t>
+      </w:r>
+      <w:proofErr w:type="spellStart"/>
+      <w:r>
+        <w:rPr>
+          <w:sz w:val="24"/>
+          <w:szCs w:val="24"/>
+        </w:rPr>
+        <w:t>based</w:t>
+      </w:r>
+      <w:proofErr w:type="spellEnd"/>
+      <w:r>
+        <w:rPr>
+          <w:sz w:val="24"/>
+          <w:szCs w:val="24"/>
+        </w:rPr>
+        <w:t xml:space="preserve"> on </w:t>
+      </w:r>
+      <w:proofErr w:type="spellStart"/>
+      <w:r>
+        <w:rPr>
+          <w:sz w:val="24"/>
+          <w:szCs w:val="24"/>
+        </w:rPr>
+        <w:t>edge</w:t>
+      </w:r>
+      <w:proofErr w:type="spellEnd"/>
+      <w:r>
+        <w:rPr>
+          <w:sz w:val="24"/>
+          <w:szCs w:val="24"/>
+        </w:rPr>
+        <w:t xml:space="preserve"> </w:t>
+      </w:r>
+      <w:proofErr w:type="spellStart"/>
+      <w:r>
+        <w:rPr>
+          <w:sz w:val="24"/>
+          <w:szCs w:val="24"/>
+        </w:rPr>
+        <w:t>removal</w:t>
+      </w:r>
+      <w:proofErr w:type="spellEnd"/>
+      <w:r>
+        <w:rPr>
+          <w:sz w:val="24"/>
+          <w:szCs w:val="24"/>
+        </w:rPr>
+        <w:t>.</w:t>
+      </w:r>
+    </w:p>
+    <w:p>
+      <w:pPr>
         <w:pStyle w:val="Titolo2"/>
         <w:numPr>
           <w:ilvl w:val="0"/>
@@ -528,198 +714,6 @@
         </w:rPr>
         <w:t xml:space="preserve"> in the network. </w:t>
       </w:r>
-      <w:proofErr w:type="spellStart"/>
-      <w:r>
-        <w:rPr>
-          <w:sz w:val="24"/>
-          <w:szCs w:val="24"/>
-        </w:rPr>
-        <w:t>Both</w:t>
-      </w:r>
-      <w:proofErr w:type="spellEnd"/>
-      <w:r>
-        <w:rPr>
-          <w:sz w:val="24"/>
-          <w:szCs w:val="24"/>
-        </w:rPr>
-        <w:t xml:space="preserve"> </w:t>
-      </w:r>
-      <w:proofErr w:type="spellStart"/>
-      <w:r>
-        <w:rPr>
-          <w:sz w:val="24"/>
-          <w:szCs w:val="24"/>
-        </w:rPr>
-        <w:t>methods</w:t>
-      </w:r>
-      <w:proofErr w:type="spellEnd"/>
-      <w:r>
-        <w:rPr>
-          <w:sz w:val="24"/>
-          <w:szCs w:val="24"/>
-        </w:rPr>
-        <w:t xml:space="preserve"> </w:t>
-      </w:r>
-      <w:proofErr w:type="spellStart"/>
-      <w:r>
-        <w:rPr>
-          <w:sz w:val="24"/>
-          <w:szCs w:val="24"/>
-        </w:rPr>
-        <w:t>identify</w:t>
-      </w:r>
-      <w:proofErr w:type="spellEnd"/>
-      <w:r>
-        <w:rPr>
-          <w:sz w:val="24"/>
-          <w:szCs w:val="24"/>
-        </w:rPr>
-        <w:t xml:space="preserve"> the </w:t>
-      </w:r>
-      <w:proofErr w:type="spellStart"/>
-      <w:r>
-        <w:rPr>
-          <w:sz w:val="24"/>
-          <w:szCs w:val="24"/>
-        </w:rPr>
-        <w:t>same</w:t>
-      </w:r>
-      <w:proofErr w:type="spellEnd"/>
-      <w:r>
-        <w:rPr>
-          <w:sz w:val="24"/>
-          <w:szCs w:val="24"/>
-        </w:rPr>
-        <w:t xml:space="preserve"> </w:t>
-      </w:r>
-      <w:proofErr w:type="spellStart"/>
-      <w:r>
-        <w:rPr>
-          <w:sz w:val="24"/>
-          <w:szCs w:val="24"/>
-        </w:rPr>
-        <w:t>number</w:t>
-      </w:r>
-      <w:proofErr w:type="spellEnd"/>
-      <w:r>
-        <w:rPr>
-          <w:sz w:val="24"/>
-          <w:szCs w:val="24"/>
-        </w:rPr>
-        <w:t xml:space="preserve"> of communities (733), </w:t>
-      </w:r>
-      <w:proofErr w:type="spellStart"/>
-      <w:r>
-        <w:rPr>
-          <w:sz w:val="24"/>
-          <w:szCs w:val="24"/>
-        </w:rPr>
-        <w:t>suggesting</w:t>
-      </w:r>
-      <w:proofErr w:type="spellEnd"/>
-      <w:r>
-        <w:rPr>
-          <w:sz w:val="24"/>
-          <w:szCs w:val="24"/>
-        </w:rPr>
-        <w:t xml:space="preserve"> </w:t>
-      </w:r>
-      <w:proofErr w:type="spellStart"/>
-      <w:r>
-        <w:rPr>
-          <w:sz w:val="24"/>
-          <w:szCs w:val="24"/>
-        </w:rPr>
-        <w:t>that</w:t>
-      </w:r>
-      <w:proofErr w:type="spellEnd"/>
-      <w:r>
-        <w:rPr>
-          <w:sz w:val="24"/>
-          <w:szCs w:val="24"/>
-        </w:rPr>
-        <w:t xml:space="preserve"> the </w:t>
-      </w:r>
-      <w:proofErr w:type="spellStart"/>
-      <w:r>
-        <w:rPr>
-          <w:sz w:val="24"/>
-          <w:szCs w:val="24"/>
-        </w:rPr>
-        <w:t>underlying</w:t>
-      </w:r>
-      <w:proofErr w:type="spellEnd"/>
-      <w:r>
-        <w:rPr>
-          <w:sz w:val="24"/>
-          <w:szCs w:val="24"/>
-        </w:rPr>
-        <w:t xml:space="preserve"> modular </w:t>
-      </w:r>
-      <w:proofErr w:type="spellStart"/>
-      <w:r>
-        <w:rPr>
-          <w:sz w:val="24"/>
-          <w:szCs w:val="24"/>
-        </w:rPr>
-        <w:t>organization</w:t>
-      </w:r>
-      <w:proofErr w:type="spellEnd"/>
-      <w:r>
-        <w:rPr>
-          <w:sz w:val="24"/>
-          <w:szCs w:val="24"/>
-        </w:rPr>
-        <w:t xml:space="preserve"> of the network </w:t>
-      </w:r>
-      <w:proofErr w:type="spellStart"/>
-      <w:r>
-        <w:rPr>
-          <w:sz w:val="24"/>
-          <w:szCs w:val="24"/>
-        </w:rPr>
-        <w:t>is</w:t>
-      </w:r>
-      <w:proofErr w:type="spellEnd"/>
-      <w:r>
-        <w:rPr>
-          <w:sz w:val="24"/>
-          <w:szCs w:val="24"/>
-        </w:rPr>
-        <w:t xml:space="preserve"> </w:t>
-      </w:r>
-      <w:proofErr w:type="spellStart"/>
-      <w:r>
-        <w:rPr>
-          <w:sz w:val="24"/>
-          <w:szCs w:val="24"/>
-        </w:rPr>
-        <w:t>stable</w:t>
-      </w:r>
-      <w:proofErr w:type="spellEnd"/>
-      <w:r>
-        <w:rPr>
-          <w:sz w:val="24"/>
-          <w:szCs w:val="24"/>
-        </w:rPr>
-        <w:t xml:space="preserve"> and </w:t>
-      </w:r>
-      <w:proofErr w:type="spellStart"/>
-      <w:r>
-        <w:rPr>
-          <w:sz w:val="24"/>
-          <w:szCs w:val="24"/>
-        </w:rPr>
-        <w:t>well-defined</w:t>
-      </w:r>
-      <w:proofErr w:type="spellEnd"/>
-      <w:r>
-        <w:rPr>
-          <w:sz w:val="24"/>
-          <w:szCs w:val="24"/>
-        </w:rPr>
-        <w:t>.</w:t>
-      </w:r>
     </w:p>
     <w:p>
       <w:pPr>
@@ -735,7 +729,119 @@
           <w:sz w:val="24"/>
           <w:szCs w:val="24"/>
         </w:rPr>
-        <w:t>However</w:t>
+        <w:t>Louvain</w:t>
+      </w:r>
+      <w:proofErr w:type="spellEnd"/>
+      <w:r>
+        <w:rPr>
+          <w:sz w:val="24"/>
+          <w:szCs w:val="24"/>
+        </w:rPr>
+        <w:t xml:space="preserve"> and Leiden </w:t>
+      </w:r>
+      <w:proofErr w:type="spellStart"/>
+      <w:r>
+        <w:rPr>
+          <w:sz w:val="24"/>
+          <w:szCs w:val="24"/>
+        </w:rPr>
+        <w:t>detect</w:t>
+      </w:r>
+      <w:proofErr w:type="spellEnd"/>
+      <w:r>
+        <w:rPr>
+          <w:sz w:val="24"/>
+          <w:szCs w:val="24"/>
+        </w:rPr>
+        <w:t xml:space="preserve"> a </w:t>
+      </w:r>
+      <w:proofErr w:type="spellStart"/>
+      <w:r>
+        <w:rPr>
+          <w:sz w:val="24"/>
+          <w:szCs w:val="24"/>
+        </w:rPr>
+        <w:t>very</w:t>
+      </w:r>
+      <w:proofErr w:type="spellEnd"/>
+      <w:r>
+        <w:rPr>
+          <w:sz w:val="24"/>
+          <w:szCs w:val="24"/>
+        </w:rPr>
+        <w:t xml:space="preserve"> </w:t>
+      </w:r>
+      <w:proofErr w:type="spellStart"/>
+      <w:r>
+        <w:rPr>
+          <w:sz w:val="24"/>
+          <w:szCs w:val="24"/>
+        </w:rPr>
+        <w:t>similar</w:t>
+      </w:r>
+      <w:proofErr w:type="spellEnd"/>
+      <w:r>
+        <w:rPr>
+          <w:sz w:val="24"/>
+          <w:szCs w:val="24"/>
+        </w:rPr>
+        <w:t xml:space="preserve"> </w:t>
+      </w:r>
+      <w:proofErr w:type="spellStart"/>
+      <w:r>
+        <w:rPr>
+          <w:sz w:val="24"/>
+          <w:szCs w:val="24"/>
+        </w:rPr>
+        <w:t>number</w:t>
+      </w:r>
+      <w:proofErr w:type="spellEnd"/>
+      <w:r>
+        <w:rPr>
+          <w:sz w:val="24"/>
+          <w:szCs w:val="24"/>
+        </w:rPr>
+        <w:t xml:space="preserve"> of communities (735 and 733 </w:t>
+      </w:r>
+      <w:proofErr w:type="spellStart"/>
+      <w:r>
+        <w:rPr>
+          <w:sz w:val="24"/>
+          <w:szCs w:val="24"/>
+        </w:rPr>
+        <w:t>respectively</w:t>
+      </w:r>
+      <w:proofErr w:type="spellEnd"/>
+      <w:r>
+        <w:rPr>
+          <w:sz w:val="24"/>
+          <w:szCs w:val="24"/>
+        </w:rPr>
+        <w:t xml:space="preserve">). </w:t>
+      </w:r>
+      <w:proofErr w:type="spellStart"/>
+      <w:r>
+        <w:rPr>
+          <w:sz w:val="24"/>
+          <w:szCs w:val="24"/>
+        </w:rPr>
+        <w:t>Together</w:t>
+      </w:r>
+      <w:proofErr w:type="spellEnd"/>
+      <w:r>
+        <w:rPr>
+          <w:sz w:val="24"/>
+          <w:szCs w:val="24"/>
+        </w:rPr>
+        <w:t xml:space="preserve"> with the NMI and ARI </w:t>
+      </w:r>
+      <w:proofErr w:type="spellStart"/>
+      <w:r>
+        <w:rPr>
+          <w:sz w:val="24"/>
+          <w:szCs w:val="24"/>
+        </w:rPr>
+        <w:t>values</w:t>
       </w:r>
       <w:proofErr w:type="spellEnd"/>
       <w:r>
@@ -751,22 +857,6 @@
           <w:sz w:val="24"/>
           <w:szCs w:val="24"/>
         </w:rPr>
-        <w:t>despite</w:t>
-      </w:r>
-      <w:proofErr w:type="spellEnd"/>
-      <w:r>
-        <w:rPr>
-          <w:sz w:val="24"/>
-          <w:szCs w:val="24"/>
-        </w:rPr>
-        <w:t xml:space="preserve"> </w:t>
-      </w:r>
-      <w:proofErr w:type="spellStart"/>
-      <w:r>
-        <w:rPr>
-          <w:sz w:val="24"/>
-          <w:szCs w:val="24"/>
-        </w:rPr>
         <w:t>this</w:t>
       </w:r>
       <w:proofErr w:type="spellEnd"/>
@@ -783,391 +873,55 @@
           <w:sz w:val="24"/>
           <w:szCs w:val="24"/>
         </w:rPr>
-        <w:t>numerical</w:t>
-      </w:r>
-      <w:proofErr w:type="spellEnd"/>
-      <w:r>
-        <w:rPr>
-          <w:sz w:val="24"/>
-          <w:szCs w:val="24"/>
-        </w:rPr>
-        <w:t xml:space="preserve"> </w:t>
-      </w:r>
-      <w:proofErr w:type="spellStart"/>
-      <w:r>
-        <w:rPr>
-          <w:sz w:val="24"/>
-          <w:szCs w:val="24"/>
-        </w:rPr>
-        <w:t>equivalence</w:t>
-      </w:r>
-      <w:proofErr w:type="spellEnd"/>
-      <w:r>
-        <w:rPr>
-          <w:sz w:val="24"/>
-          <w:szCs w:val="24"/>
-        </w:rPr>
-        <w:t xml:space="preserve">, the </w:t>
-      </w:r>
-      <w:proofErr w:type="spellStart"/>
-      <w:r>
-        <w:rPr>
-          <w:sz w:val="24"/>
-          <w:szCs w:val="24"/>
-        </w:rPr>
-        <w:t>internal</w:t>
-      </w:r>
-      <w:proofErr w:type="spellEnd"/>
-      <w:r>
-        <w:rPr>
-          <w:sz w:val="24"/>
-          <w:szCs w:val="24"/>
-        </w:rPr>
-        <w:t xml:space="preserve"> </w:t>
-      </w:r>
-      <w:proofErr w:type="spellStart"/>
-      <w:r>
-        <w:rPr>
-          <w:sz w:val="24"/>
-          <w:szCs w:val="24"/>
-        </w:rPr>
-        <w:t>distribution</w:t>
-      </w:r>
-      <w:proofErr w:type="spellEnd"/>
-      <w:r>
-        <w:rPr>
-          <w:sz w:val="24"/>
-          <w:szCs w:val="24"/>
-        </w:rPr>
-        <w:t xml:space="preserve"> of </w:t>
-      </w:r>
-      <w:proofErr w:type="spellStart"/>
-      <w:r>
-        <w:rPr>
-          <w:sz w:val="24"/>
-          <w:szCs w:val="24"/>
-        </w:rPr>
-        <w:t>nodes</w:t>
-      </w:r>
-      <w:proofErr w:type="spellEnd"/>
-      <w:r>
-        <w:rPr>
-          <w:sz w:val="24"/>
-          <w:szCs w:val="24"/>
-        </w:rPr>
-        <w:t xml:space="preserve"> </w:t>
-      </w:r>
-      <w:proofErr w:type="spellStart"/>
-      <w:r>
-        <w:rPr>
-          <w:sz w:val="24"/>
-          <w:szCs w:val="24"/>
-        </w:rPr>
-        <w:t>across</w:t>
-      </w:r>
-      <w:proofErr w:type="spellEnd"/>
-      <w:r>
-        <w:rPr>
-          <w:sz w:val="24"/>
-          <w:szCs w:val="24"/>
-        </w:rPr>
-        <w:t xml:space="preserve"> communities </w:t>
-      </w:r>
-      <w:proofErr w:type="spellStart"/>
-      <w:r>
-        <w:rPr>
-          <w:sz w:val="24"/>
-          <w:szCs w:val="24"/>
-        </w:rPr>
-        <w:t>differs</w:t>
-      </w:r>
-      <w:proofErr w:type="spellEnd"/>
-      <w:r>
-        <w:rPr>
-          <w:sz w:val="24"/>
-          <w:szCs w:val="24"/>
-        </w:rPr>
-        <w:t xml:space="preserve"> </w:t>
-      </w:r>
-      <w:proofErr w:type="spellStart"/>
-      <w:r>
-        <w:rPr>
-          <w:sz w:val="24"/>
-          <w:szCs w:val="24"/>
-        </w:rPr>
-        <w:t>slightly</w:t>
-      </w:r>
-      <w:proofErr w:type="spellEnd"/>
-      <w:r>
-        <w:rPr>
-          <w:sz w:val="24"/>
-          <w:szCs w:val="24"/>
-        </w:rPr>
-        <w:t xml:space="preserve">. </w:t>
-      </w:r>
-      <w:proofErr w:type="spellStart"/>
-      <w:r>
-        <w:rPr>
-          <w:sz w:val="24"/>
-          <w:szCs w:val="24"/>
-        </w:rPr>
-        <w:t>Louvain</w:t>
-      </w:r>
-      <w:proofErr w:type="spellEnd"/>
-      <w:r>
-        <w:rPr>
-          <w:sz w:val="24"/>
-          <w:szCs w:val="24"/>
-        </w:rPr>
-        <w:t xml:space="preserve"> </w:t>
-      </w:r>
-      <w:proofErr w:type="spellStart"/>
-      <w:r>
-        <w:rPr>
-          <w:sz w:val="24"/>
-          <w:szCs w:val="24"/>
-        </w:rPr>
-        <w:t>tends</w:t>
-      </w:r>
-      <w:proofErr w:type="spellEnd"/>
-      <w:r>
-        <w:rPr>
-          <w:sz w:val="24"/>
-          <w:szCs w:val="24"/>
-        </w:rPr>
-        <w:t xml:space="preserve"> to produce a more </w:t>
-      </w:r>
-      <w:proofErr w:type="spellStart"/>
-      <w:r>
-        <w:rPr>
-          <w:sz w:val="24"/>
-          <w:szCs w:val="24"/>
-        </w:rPr>
-        <w:t>uneven</w:t>
-      </w:r>
-      <w:proofErr w:type="spellEnd"/>
-      <w:r>
-        <w:rPr>
-          <w:sz w:val="24"/>
-          <w:szCs w:val="24"/>
-        </w:rPr>
-        <w:t xml:space="preserve"> </w:t>
-      </w:r>
-      <w:proofErr w:type="spellStart"/>
-      <w:r>
-        <w:rPr>
-          <w:sz w:val="24"/>
-          <w:szCs w:val="24"/>
-        </w:rPr>
-        <w:t>distribution</w:t>
-      </w:r>
-      <w:proofErr w:type="spellEnd"/>
-      <w:r>
-        <w:rPr>
-          <w:sz w:val="24"/>
-          <w:szCs w:val="24"/>
-        </w:rPr>
-        <w:t xml:space="preserve">, with a small </w:t>
-      </w:r>
-      <w:proofErr w:type="spellStart"/>
-      <w:r>
-        <w:rPr>
-          <w:sz w:val="24"/>
-          <w:szCs w:val="24"/>
-        </w:rPr>
-        <w:t>number</w:t>
-      </w:r>
-      <w:proofErr w:type="spellEnd"/>
-      <w:r>
-        <w:rPr>
-          <w:sz w:val="24"/>
-          <w:szCs w:val="24"/>
-        </w:rPr>
-        <w:t xml:space="preserve"> of </w:t>
-      </w:r>
-      <w:proofErr w:type="spellStart"/>
-      <w:r>
-        <w:rPr>
-          <w:sz w:val="24"/>
-          <w:szCs w:val="24"/>
-        </w:rPr>
-        <w:t>very</w:t>
-      </w:r>
-      <w:proofErr w:type="spellEnd"/>
-      <w:r>
-        <w:rPr>
-          <w:sz w:val="24"/>
-          <w:szCs w:val="24"/>
-        </w:rPr>
-        <w:t xml:space="preserve"> large communities and </w:t>
-      </w:r>
-      <w:proofErr w:type="spellStart"/>
-      <w:r>
-        <w:rPr>
-          <w:sz w:val="24"/>
-          <w:szCs w:val="24"/>
-        </w:rPr>
-        <w:t>many</w:t>
-      </w:r>
-      <w:proofErr w:type="spellEnd"/>
-      <w:r>
-        <w:rPr>
-          <w:sz w:val="24"/>
-          <w:szCs w:val="24"/>
-        </w:rPr>
-        <w:t xml:space="preserve"> </w:t>
-      </w:r>
-      <w:proofErr w:type="spellStart"/>
-      <w:r>
-        <w:rPr>
-          <w:sz w:val="24"/>
-          <w:szCs w:val="24"/>
-        </w:rPr>
-        <w:t>smaller</w:t>
-      </w:r>
-      <w:proofErr w:type="spellEnd"/>
-      <w:r>
-        <w:rPr>
-          <w:sz w:val="24"/>
-          <w:szCs w:val="24"/>
-        </w:rPr>
-        <w:t xml:space="preserve"> </w:t>
-      </w:r>
-      <w:proofErr w:type="spellStart"/>
-      <w:r>
-        <w:rPr>
-          <w:sz w:val="24"/>
-          <w:szCs w:val="24"/>
-        </w:rPr>
-        <w:t>ones</w:t>
-      </w:r>
-      <w:proofErr w:type="spellEnd"/>
-      <w:r>
-        <w:rPr>
-          <w:sz w:val="24"/>
-          <w:szCs w:val="24"/>
-        </w:rPr>
-        <w:t xml:space="preserve">. In </w:t>
-      </w:r>
-      <w:proofErr w:type="spellStart"/>
-      <w:r>
-        <w:rPr>
-          <w:sz w:val="24"/>
-          <w:szCs w:val="24"/>
-        </w:rPr>
-        <w:t>contrast</w:t>
-      </w:r>
-      <w:proofErr w:type="spellEnd"/>
-      <w:r>
-        <w:rPr>
-          <w:sz w:val="24"/>
-          <w:szCs w:val="24"/>
-        </w:rPr>
-        <w:t xml:space="preserve">, Leiden </w:t>
-      </w:r>
-      <w:proofErr w:type="spellStart"/>
-      <w:r>
-        <w:rPr>
-          <w:sz w:val="24"/>
-          <w:szCs w:val="24"/>
-        </w:rPr>
-        <w:t>generates</w:t>
-      </w:r>
-      <w:proofErr w:type="spellEnd"/>
-      <w:r>
-        <w:rPr>
-          <w:sz w:val="24"/>
-          <w:szCs w:val="24"/>
-        </w:rPr>
-        <w:t xml:space="preserve"> a more </w:t>
-      </w:r>
-      <w:proofErr w:type="spellStart"/>
-      <w:r>
-        <w:rPr>
-          <w:sz w:val="24"/>
-          <w:szCs w:val="24"/>
-        </w:rPr>
-        <w:t>balanced</w:t>
-      </w:r>
-      <w:proofErr w:type="spellEnd"/>
-      <w:r>
-        <w:rPr>
-          <w:sz w:val="24"/>
-          <w:szCs w:val="24"/>
-        </w:rPr>
-        <w:t xml:space="preserve"> </w:t>
-      </w:r>
-      <w:proofErr w:type="spellStart"/>
-      <w:r>
-        <w:rPr>
-          <w:sz w:val="24"/>
-          <w:szCs w:val="24"/>
-        </w:rPr>
-        <w:t>partition</w:t>
-      </w:r>
-      <w:proofErr w:type="spellEnd"/>
-      <w:r>
-        <w:rPr>
-          <w:sz w:val="24"/>
-          <w:szCs w:val="24"/>
-        </w:rPr>
-        <w:t xml:space="preserve">, </w:t>
-      </w:r>
-      <w:proofErr w:type="spellStart"/>
-      <w:r>
-        <w:rPr>
-          <w:sz w:val="24"/>
-          <w:szCs w:val="24"/>
-        </w:rPr>
-        <w:t>indicating</w:t>
-      </w:r>
-      <w:proofErr w:type="spellEnd"/>
-      <w:r>
-        <w:rPr>
-          <w:sz w:val="24"/>
-          <w:szCs w:val="24"/>
-        </w:rPr>
-        <w:t xml:space="preserve"> </w:t>
-      </w:r>
-      <w:proofErr w:type="spellStart"/>
-      <w:r>
-        <w:rPr>
-          <w:sz w:val="24"/>
-          <w:szCs w:val="24"/>
-        </w:rPr>
-        <w:t>improved</w:t>
-      </w:r>
-      <w:proofErr w:type="spellEnd"/>
-      <w:r>
-        <w:rPr>
-          <w:sz w:val="24"/>
-          <w:szCs w:val="24"/>
-        </w:rPr>
-        <w:t xml:space="preserve"> </w:t>
-      </w:r>
-      <w:proofErr w:type="spellStart"/>
-      <w:r>
-        <w:rPr>
-          <w:sz w:val="24"/>
-          <w:szCs w:val="24"/>
-        </w:rPr>
-        <w:t>refinement</w:t>
-      </w:r>
-      <w:proofErr w:type="spellEnd"/>
-      <w:r>
-        <w:rPr>
-          <w:sz w:val="24"/>
-          <w:szCs w:val="24"/>
-        </w:rPr>
-        <w:t xml:space="preserve"> of community </w:t>
-      </w:r>
-      <w:proofErr w:type="spellStart"/>
-      <w:r>
-        <w:rPr>
-          <w:sz w:val="24"/>
-          <w:szCs w:val="24"/>
-        </w:rPr>
-        <w:t>boundaries</w:t>
+        <w:t>suggests</w:t>
+      </w:r>
+      <w:proofErr w:type="spellEnd"/>
+      <w:r>
+        <w:rPr>
+          <w:sz w:val="24"/>
+          <w:szCs w:val="24"/>
+        </w:rPr>
+        <w:t xml:space="preserve"> strong agreement </w:t>
+      </w:r>
+      <w:proofErr w:type="spellStart"/>
+      <w:r>
+        <w:rPr>
+          <w:sz w:val="24"/>
+          <w:szCs w:val="24"/>
+        </w:rPr>
+        <w:t>between</w:t>
+      </w:r>
+      <w:proofErr w:type="spellEnd"/>
+      <w:r>
+        <w:rPr>
+          <w:sz w:val="24"/>
+          <w:szCs w:val="24"/>
+        </w:rPr>
+        <w:t xml:space="preserve"> the </w:t>
+      </w:r>
+      <w:proofErr w:type="spellStart"/>
+      <w:r>
+        <w:rPr>
+          <w:sz w:val="24"/>
+          <w:szCs w:val="24"/>
+        </w:rPr>
+        <w:t>detected</w:t>
+      </w:r>
+      <w:proofErr w:type="spellEnd"/>
+      <w:r>
+        <w:rPr>
+          <w:sz w:val="24"/>
+          <w:szCs w:val="24"/>
+        </w:rPr>
+        <w:t xml:space="preserve"> </w:t>
+      </w:r>
+      <w:proofErr w:type="spellStart"/>
+      <w:r>
+        <w:rPr>
+          <w:sz w:val="24"/>
+          <w:szCs w:val="24"/>
+        </w:rPr>
+        <w:t>partitions</w:t>
       </w:r>
       <w:proofErr w:type="spellEnd"/>
       <w:r>
@@ -1181,19 +935,437 @@
     <w:p>
       <w:pPr>
         <w:pStyle w:val="Nessunaspaziatura"/>
-        <w:spacing w:before="240"/>
-        <w:rPr>
-          <w:sz w:val="24"/>
-          <w:szCs w:val="24"/>
-        </w:rPr>
-      </w:pPr>
-      <w:r>
-        <w:rPr>
-          <w:sz w:val="24"/>
-          <w:szCs w:val="24"/>
-        </w:rPr>
-        <w:t xml:space="preserve">The </w:t>
-      </w:r>
+        <w:jc w:val="both"/>
+        <w:rPr>
+          <w:sz w:val="24"/>
+          <w:szCs w:val="24"/>
+        </w:rPr>
+      </w:pPr>
+      <w:proofErr w:type="spellStart"/>
+      <w:r>
+        <w:rPr>
+          <w:sz w:val="24"/>
+          <w:szCs w:val="24"/>
+        </w:rPr>
+        <w:t>However</w:t>
+      </w:r>
+      <w:proofErr w:type="spellEnd"/>
+      <w:r>
+        <w:rPr>
+          <w:sz w:val="24"/>
+          <w:szCs w:val="24"/>
+        </w:rPr>
+        <w:t xml:space="preserve">, </w:t>
+      </w:r>
+      <w:proofErr w:type="spellStart"/>
+      <w:r>
+        <w:rPr>
+          <w:sz w:val="24"/>
+          <w:szCs w:val="24"/>
+        </w:rPr>
+        <w:t>despite</w:t>
+      </w:r>
+      <w:proofErr w:type="spellEnd"/>
+      <w:r>
+        <w:rPr>
+          <w:sz w:val="24"/>
+          <w:szCs w:val="24"/>
+        </w:rPr>
+        <w:t xml:space="preserve"> the </w:t>
+      </w:r>
+      <w:proofErr w:type="spellStart"/>
+      <w:r>
+        <w:rPr>
+          <w:sz w:val="24"/>
+          <w:szCs w:val="24"/>
+        </w:rPr>
+        <w:t>similar</w:t>
+      </w:r>
+      <w:proofErr w:type="spellEnd"/>
+      <w:r>
+        <w:rPr>
+          <w:sz w:val="24"/>
+          <w:szCs w:val="24"/>
+        </w:rPr>
+        <w:t xml:space="preserve"> </w:t>
+      </w:r>
+      <w:proofErr w:type="spellStart"/>
+      <w:r>
+        <w:rPr>
+          <w:sz w:val="24"/>
+          <w:szCs w:val="24"/>
+        </w:rPr>
+        <w:t>number</w:t>
+      </w:r>
+      <w:proofErr w:type="spellEnd"/>
+      <w:r>
+        <w:rPr>
+          <w:sz w:val="24"/>
+          <w:szCs w:val="24"/>
+        </w:rPr>
+        <w:t xml:space="preserve"> of </w:t>
+      </w:r>
+      <w:proofErr w:type="spellStart"/>
+      <w:r>
+        <w:rPr>
+          <w:sz w:val="24"/>
+          <w:szCs w:val="24"/>
+        </w:rPr>
+        <w:t>detected</w:t>
+      </w:r>
+      <w:proofErr w:type="spellEnd"/>
+      <w:r>
+        <w:rPr>
+          <w:sz w:val="24"/>
+          <w:szCs w:val="24"/>
+        </w:rPr>
+        <w:t xml:space="preserve"> communities, the </w:t>
+      </w:r>
+      <w:proofErr w:type="spellStart"/>
+      <w:r>
+        <w:rPr>
+          <w:sz w:val="24"/>
+          <w:szCs w:val="24"/>
+        </w:rPr>
+        <w:t>internal</w:t>
+      </w:r>
+      <w:proofErr w:type="spellEnd"/>
+      <w:r>
+        <w:rPr>
+          <w:sz w:val="24"/>
+          <w:szCs w:val="24"/>
+        </w:rPr>
+        <w:t xml:space="preserve"> </w:t>
+      </w:r>
+      <w:proofErr w:type="spellStart"/>
+      <w:r>
+        <w:rPr>
+          <w:sz w:val="24"/>
+          <w:szCs w:val="24"/>
+        </w:rPr>
+        <w:t>distribution</w:t>
+      </w:r>
+      <w:proofErr w:type="spellEnd"/>
+      <w:r>
+        <w:rPr>
+          <w:sz w:val="24"/>
+          <w:szCs w:val="24"/>
+        </w:rPr>
+        <w:t xml:space="preserve"> of </w:t>
+      </w:r>
+      <w:proofErr w:type="spellStart"/>
+      <w:r>
+        <w:rPr>
+          <w:sz w:val="24"/>
+          <w:szCs w:val="24"/>
+        </w:rPr>
+        <w:t>nodes</w:t>
+      </w:r>
+      <w:proofErr w:type="spellEnd"/>
+      <w:r>
+        <w:rPr>
+          <w:sz w:val="24"/>
+          <w:szCs w:val="24"/>
+        </w:rPr>
+        <w:t xml:space="preserve"> </w:t>
+      </w:r>
+      <w:proofErr w:type="spellStart"/>
+      <w:r>
+        <w:rPr>
+          <w:sz w:val="24"/>
+          <w:szCs w:val="24"/>
+        </w:rPr>
+        <w:t>across</w:t>
+      </w:r>
+      <w:proofErr w:type="spellEnd"/>
+      <w:r>
+        <w:rPr>
+          <w:sz w:val="24"/>
+          <w:szCs w:val="24"/>
+        </w:rPr>
+        <w:t xml:space="preserve"> communities </w:t>
+      </w:r>
+      <w:proofErr w:type="spellStart"/>
+      <w:r>
+        <w:rPr>
+          <w:sz w:val="24"/>
+          <w:szCs w:val="24"/>
+        </w:rPr>
+        <w:t>differs</w:t>
+      </w:r>
+      <w:proofErr w:type="spellEnd"/>
+      <w:r>
+        <w:rPr>
+          <w:sz w:val="24"/>
+          <w:szCs w:val="24"/>
+        </w:rPr>
+        <w:t xml:space="preserve"> </w:t>
+      </w:r>
+      <w:proofErr w:type="spellStart"/>
+      <w:r>
+        <w:rPr>
+          <w:sz w:val="24"/>
+          <w:szCs w:val="24"/>
+        </w:rPr>
+        <w:t>between</w:t>
+      </w:r>
+      <w:proofErr w:type="spellEnd"/>
+      <w:r>
+        <w:rPr>
+          <w:sz w:val="24"/>
+          <w:szCs w:val="24"/>
+        </w:rPr>
+        <w:t xml:space="preserve"> the </w:t>
+      </w:r>
+      <w:proofErr w:type="spellStart"/>
+      <w:r>
+        <w:rPr>
+          <w:sz w:val="24"/>
+          <w:szCs w:val="24"/>
+        </w:rPr>
+        <w:t>two</w:t>
+      </w:r>
+      <w:proofErr w:type="spellEnd"/>
+      <w:r>
+        <w:rPr>
+          <w:sz w:val="24"/>
+          <w:szCs w:val="24"/>
+        </w:rPr>
+        <w:t xml:space="preserve"> </w:t>
+      </w:r>
+      <w:proofErr w:type="spellStart"/>
+      <w:r>
+        <w:rPr>
+          <w:sz w:val="24"/>
+          <w:szCs w:val="24"/>
+        </w:rPr>
+        <w:t>algorithms</w:t>
+      </w:r>
+      <w:proofErr w:type="spellEnd"/>
+      <w:r>
+        <w:rPr>
+          <w:sz w:val="24"/>
+          <w:szCs w:val="24"/>
+        </w:rPr>
+        <w:t xml:space="preserve">. </w:t>
+      </w:r>
+      <w:proofErr w:type="spellStart"/>
+      <w:r>
+        <w:rPr>
+          <w:sz w:val="24"/>
+          <w:szCs w:val="24"/>
+        </w:rPr>
+        <w:t>Louvain</w:t>
+      </w:r>
+      <w:proofErr w:type="spellEnd"/>
+      <w:r>
+        <w:rPr>
+          <w:sz w:val="24"/>
+          <w:szCs w:val="24"/>
+        </w:rPr>
+        <w:t xml:space="preserve"> and Leiden </w:t>
+      </w:r>
+      <w:proofErr w:type="spellStart"/>
+      <w:r>
+        <w:rPr>
+          <w:sz w:val="24"/>
+          <w:szCs w:val="24"/>
+        </w:rPr>
+        <w:t>identify</w:t>
+      </w:r>
+      <w:proofErr w:type="spellEnd"/>
+      <w:r>
+        <w:rPr>
+          <w:sz w:val="24"/>
+          <w:szCs w:val="24"/>
+        </w:rPr>
+        <w:t xml:space="preserve"> </w:t>
+      </w:r>
+      <w:proofErr w:type="spellStart"/>
+      <w:r>
+        <w:rPr>
+          <w:sz w:val="24"/>
+          <w:szCs w:val="24"/>
+        </w:rPr>
+        <w:t>similar</w:t>
+      </w:r>
+      <w:proofErr w:type="spellEnd"/>
+      <w:r>
+        <w:rPr>
+          <w:sz w:val="24"/>
+          <w:szCs w:val="24"/>
+        </w:rPr>
+        <w:t xml:space="preserve"> large-scale </w:t>
+      </w:r>
+      <w:proofErr w:type="spellStart"/>
+      <w:r>
+        <w:rPr>
+          <w:sz w:val="24"/>
+          <w:szCs w:val="24"/>
+        </w:rPr>
+        <w:t>structures</w:t>
+      </w:r>
+      <w:proofErr w:type="spellEnd"/>
+      <w:r>
+        <w:rPr>
+          <w:sz w:val="24"/>
+          <w:szCs w:val="24"/>
+        </w:rPr>
+        <w:t xml:space="preserve">, </w:t>
+      </w:r>
+      <w:proofErr w:type="spellStart"/>
+      <w:r>
+        <w:rPr>
+          <w:sz w:val="24"/>
+          <w:szCs w:val="24"/>
+        </w:rPr>
+        <w:t>but</w:t>
+      </w:r>
+      <w:proofErr w:type="spellEnd"/>
+      <w:r>
+        <w:rPr>
+          <w:sz w:val="24"/>
+          <w:szCs w:val="24"/>
+        </w:rPr>
+        <w:t xml:space="preserve"> the size </w:t>
+      </w:r>
+      <w:proofErr w:type="spellStart"/>
+      <w:r>
+        <w:rPr>
+          <w:sz w:val="24"/>
+          <w:szCs w:val="24"/>
+        </w:rPr>
+        <w:t>distribution</w:t>
+      </w:r>
+      <w:proofErr w:type="spellEnd"/>
+      <w:r>
+        <w:rPr>
+          <w:sz w:val="24"/>
+          <w:szCs w:val="24"/>
+        </w:rPr>
+        <w:t xml:space="preserve"> of </w:t>
+      </w:r>
+      <w:proofErr w:type="spellStart"/>
+      <w:r>
+        <w:rPr>
+          <w:sz w:val="24"/>
+          <w:szCs w:val="24"/>
+        </w:rPr>
+        <w:t>smaller</w:t>
+      </w:r>
+      <w:proofErr w:type="spellEnd"/>
+      <w:r>
+        <w:rPr>
+          <w:sz w:val="24"/>
+          <w:szCs w:val="24"/>
+        </w:rPr>
+        <w:t xml:space="preserve"> communities </w:t>
+      </w:r>
+      <w:proofErr w:type="spellStart"/>
+      <w:r>
+        <w:rPr>
+          <w:sz w:val="24"/>
+          <w:szCs w:val="24"/>
+        </w:rPr>
+        <w:t>varies</w:t>
+      </w:r>
+      <w:proofErr w:type="spellEnd"/>
+      <w:r>
+        <w:rPr>
+          <w:sz w:val="24"/>
+          <w:szCs w:val="24"/>
+        </w:rPr>
+        <w:t xml:space="preserve"> </w:t>
+      </w:r>
+      <w:proofErr w:type="spellStart"/>
+      <w:r>
+        <w:rPr>
+          <w:sz w:val="24"/>
+          <w:szCs w:val="24"/>
+        </w:rPr>
+        <w:t>slightly</w:t>
+      </w:r>
+      <w:proofErr w:type="spellEnd"/>
+      <w:r>
+        <w:rPr>
+          <w:sz w:val="24"/>
+          <w:szCs w:val="24"/>
+        </w:rPr>
+        <w:t xml:space="preserve"> due to </w:t>
+      </w:r>
+      <w:proofErr w:type="spellStart"/>
+      <w:r>
+        <w:rPr>
+          <w:sz w:val="24"/>
+          <w:szCs w:val="24"/>
+        </w:rPr>
+        <w:t>differences</w:t>
+      </w:r>
+      <w:proofErr w:type="spellEnd"/>
+      <w:r>
+        <w:rPr>
+          <w:sz w:val="24"/>
+          <w:szCs w:val="24"/>
+        </w:rPr>
+        <w:t xml:space="preserve"> in </w:t>
+      </w:r>
+      <w:proofErr w:type="spellStart"/>
+      <w:r>
+        <w:rPr>
+          <w:sz w:val="24"/>
+          <w:szCs w:val="24"/>
+        </w:rPr>
+        <w:t>their</w:t>
+      </w:r>
+      <w:proofErr w:type="spellEnd"/>
+      <w:r>
+        <w:rPr>
+          <w:sz w:val="24"/>
+          <w:szCs w:val="24"/>
+        </w:rPr>
+        <w:t xml:space="preserve"> </w:t>
+      </w:r>
+      <w:proofErr w:type="spellStart"/>
+      <w:r>
+        <w:rPr>
+          <w:sz w:val="24"/>
+          <w:szCs w:val="24"/>
+        </w:rPr>
+        <w:t>optimization</w:t>
+      </w:r>
+      <w:proofErr w:type="spellEnd"/>
+      <w:r>
+        <w:rPr>
+          <w:sz w:val="24"/>
+          <w:szCs w:val="24"/>
+        </w:rPr>
+        <w:t xml:space="preserve"> strategies.</w:t>
+      </w:r>
+      <w:r>
+        <w:rPr>
+          <w:sz w:val="24"/>
+          <w:szCs w:val="24"/>
+        </w:rPr>
+        <w:t xml:space="preserve"> </w:t>
+      </w:r>
+    </w:p>
+    <w:p>
+      <w:pPr>
+        <w:pStyle w:val="Nessunaspaziatura"/>
+        <w:rPr>
+          <w:sz w:val="24"/>
+          <w:szCs w:val="24"/>
+        </w:rPr>
+      </w:pPr>
+    </w:p>
+    <w:p>
+      <w:pPr>
+        <w:pStyle w:val="Nessunaspaziatura"/>
+        <w:rPr>
+          <w:sz w:val="24"/>
+          <w:szCs w:val="24"/>
+        </w:rPr>
+      </w:pPr>
       <w:proofErr w:type="spellStart"/>
       <w:r>
         <w:rPr>
@@ -1216,15 +1388,15 @@
           <w:sz w:val="24"/>
           <w:szCs w:val="24"/>
         </w:rPr>
-        <w:t>algorithm</w:t>
-      </w:r>
-      <w:proofErr w:type="spellEnd"/>
-      <w:r>
-        <w:rPr>
-          <w:sz w:val="24"/>
-          <w:szCs w:val="24"/>
-        </w:rPr>
-        <w:t xml:space="preserve">, </w:t>
+        <w:t>was</w:t>
+      </w:r>
+      <w:proofErr w:type="spellEnd"/>
+      <w:r>
+        <w:rPr>
+          <w:sz w:val="24"/>
+          <w:szCs w:val="24"/>
+        </w:rPr>
+        <w:t xml:space="preserve"> </w:t>
       </w:r>
       <w:proofErr w:type="spellStart"/>
       <w:r>
@@ -1288,7 +1460,39 @@
           <w:sz w:val="24"/>
           <w:szCs w:val="24"/>
         </w:rPr>
-        <w:t xml:space="preserve"> of the </w:t>
+        <w:t xml:space="preserve"> of 200 </w:t>
+      </w:r>
+      <w:proofErr w:type="spellStart"/>
+      <w:r>
+        <w:rPr>
+          <w:sz w:val="24"/>
+          <w:szCs w:val="24"/>
+        </w:rPr>
+        <w:t>nodes</w:t>
+      </w:r>
+      <w:proofErr w:type="spellEnd"/>
+      <w:r>
+        <w:rPr>
+          <w:sz w:val="24"/>
+          <w:szCs w:val="24"/>
+        </w:rPr>
+        <w:t xml:space="preserve"> </w:t>
+      </w:r>
+      <w:proofErr w:type="spellStart"/>
+      <w:r>
+        <w:rPr>
+          <w:sz w:val="24"/>
+          <w:szCs w:val="24"/>
+        </w:rPr>
+        <w:t>extracted</w:t>
+      </w:r>
+      <w:proofErr w:type="spellEnd"/>
+      <w:r>
+        <w:rPr>
+          <w:sz w:val="24"/>
+          <w:szCs w:val="24"/>
+        </w:rPr>
+        <w:t xml:space="preserve"> from the </w:t>
       </w:r>
       <w:proofErr w:type="spellStart"/>
       <w:r>
@@ -1304,23 +1508,7 @@
           <w:sz w:val="24"/>
           <w:szCs w:val="24"/>
         </w:rPr>
-        <w:t xml:space="preserve"> network, </w:t>
-      </w:r>
-      <w:proofErr w:type="spellStart"/>
-      <w:r>
-        <w:rPr>
-          <w:sz w:val="24"/>
-          <w:szCs w:val="24"/>
-        </w:rPr>
-        <w:t>as</w:t>
-      </w:r>
-      <w:proofErr w:type="spellEnd"/>
-      <w:r>
-        <w:rPr>
-          <w:sz w:val="24"/>
-          <w:szCs w:val="24"/>
-        </w:rPr>
-        <w:t xml:space="preserve"> </w:t>
+        <w:t xml:space="preserve"> network due to </w:t>
       </w:r>
       <w:proofErr w:type="spellStart"/>
       <w:r>
@@ -1336,119 +1524,62 @@
           <w:sz w:val="24"/>
           <w:szCs w:val="24"/>
         </w:rPr>
-        <w:t xml:space="preserve"> </w:t>
-      </w:r>
-      <w:proofErr w:type="spellStart"/>
-      <w:r>
-        <w:rPr>
-          <w:sz w:val="24"/>
-          <w:szCs w:val="24"/>
-        </w:rPr>
-        <w:t>execution</w:t>
-      </w:r>
-      <w:proofErr w:type="spellEnd"/>
-      <w:r>
-        <w:rPr>
-          <w:sz w:val="24"/>
-          <w:szCs w:val="24"/>
-        </w:rPr>
-        <w:t xml:space="preserve"> on the full </w:t>
-      </w:r>
-      <w:proofErr w:type="spellStart"/>
-      <w:r>
-        <w:rPr>
-          <w:sz w:val="24"/>
-          <w:szCs w:val="24"/>
-        </w:rPr>
-        <w:t>graph</w:t>
-      </w:r>
-      <w:proofErr w:type="spellEnd"/>
-      <w:r>
-        <w:rPr>
-          <w:sz w:val="24"/>
-          <w:szCs w:val="24"/>
-        </w:rPr>
-        <w:t xml:space="preserve"> </w:t>
-      </w:r>
-      <w:proofErr w:type="spellStart"/>
-      <w:r>
-        <w:rPr>
-          <w:sz w:val="24"/>
-          <w:szCs w:val="24"/>
-        </w:rPr>
-        <w:t>would</w:t>
-      </w:r>
-      <w:proofErr w:type="spellEnd"/>
-      <w:r>
-        <w:rPr>
-          <w:sz w:val="24"/>
-          <w:szCs w:val="24"/>
-        </w:rPr>
-        <w:t xml:space="preserve"> be </w:t>
-      </w:r>
-      <w:proofErr w:type="spellStart"/>
-      <w:r>
-        <w:rPr>
-          <w:sz w:val="24"/>
-          <w:szCs w:val="24"/>
-        </w:rPr>
-        <w:t>prohibitively</w:t>
-      </w:r>
-      <w:proofErr w:type="spellEnd"/>
-      <w:r>
-        <w:rPr>
-          <w:sz w:val="24"/>
-          <w:szCs w:val="24"/>
-        </w:rPr>
-        <w:t xml:space="preserve"> </w:t>
-      </w:r>
-      <w:proofErr w:type="spellStart"/>
-      <w:r>
-        <w:rPr>
-          <w:sz w:val="24"/>
-          <w:szCs w:val="24"/>
-        </w:rPr>
-        <w:t>expensive</w:t>
-      </w:r>
-      <w:proofErr w:type="spellEnd"/>
-      <w:r>
-        <w:rPr>
-          <w:sz w:val="24"/>
-          <w:szCs w:val="24"/>
-        </w:rPr>
-        <w:t xml:space="preserve"> in </w:t>
-      </w:r>
-      <w:proofErr w:type="spellStart"/>
-      <w:r>
-        <w:rPr>
-          <w:sz w:val="24"/>
-          <w:szCs w:val="24"/>
-        </w:rPr>
-        <w:t>terms</w:t>
-      </w:r>
-      <w:proofErr w:type="spellEnd"/>
-      <w:r>
-        <w:rPr>
-          <w:sz w:val="24"/>
-          <w:szCs w:val="24"/>
-        </w:rPr>
-        <w:t xml:space="preserve"> of time and </w:t>
-      </w:r>
-      <w:proofErr w:type="spellStart"/>
-      <w:r>
-        <w:rPr>
-          <w:sz w:val="24"/>
-          <w:szCs w:val="24"/>
-        </w:rPr>
-        <w:t>memory</w:t>
-      </w:r>
-      <w:proofErr w:type="spellEnd"/>
-      <w:r>
-        <w:rPr>
-          <w:sz w:val="24"/>
-          <w:szCs w:val="24"/>
-        </w:rPr>
-        <w:t xml:space="preserve">, </w:t>
+        <w:t xml:space="preserve"> high </w:t>
+      </w:r>
+      <w:proofErr w:type="spellStart"/>
+      <w:r>
+        <w:rPr>
+          <w:sz w:val="24"/>
+          <w:szCs w:val="24"/>
+        </w:rPr>
+        <w:t>computational</w:t>
+      </w:r>
+      <w:proofErr w:type="spellEnd"/>
+      <w:r>
+        <w:rPr>
+          <w:sz w:val="24"/>
+          <w:szCs w:val="24"/>
+        </w:rPr>
+        <w:t xml:space="preserve"> </w:t>
+      </w:r>
+      <w:proofErr w:type="spellStart"/>
+      <w:r>
+        <w:rPr>
+          <w:sz w:val="24"/>
+          <w:szCs w:val="24"/>
+        </w:rPr>
+        <w:t>complexity</w:t>
+      </w:r>
+      <w:proofErr w:type="spellEnd"/>
+      <w:r>
+        <w:rPr>
+          <w:sz w:val="24"/>
+          <w:szCs w:val="24"/>
+        </w:rPr>
+        <w:t>.</w:t>
+      </w:r>
+      <w:r>
+        <w:rPr>
+          <w:sz w:val="24"/>
+          <w:szCs w:val="24"/>
+        </w:rPr>
+        <w:t xml:space="preserve"> </w:t>
+      </w:r>
+      <w:proofErr w:type="spellStart"/>
+      <w:r>
+        <w:rPr>
+          <w:sz w:val="24"/>
+          <w:szCs w:val="24"/>
+        </w:rPr>
+        <w:t>It</w:t>
+      </w:r>
+      <w:proofErr w:type="spellEnd"/>
+      <w:r>
+        <w:rPr>
+          <w:sz w:val="24"/>
+          <w:szCs w:val="24"/>
+        </w:rPr>
+        <w:t xml:space="preserve"> </w:t>
       </w:r>
       <w:proofErr w:type="spellStart"/>
       <w:r>
@@ -1472,22 +1603,6 @@
           <w:sz w:val="24"/>
           <w:szCs w:val="24"/>
         </w:rPr>
-        <w:t>much</w:t>
-      </w:r>
-      <w:proofErr w:type="spellEnd"/>
-      <w:r>
-        <w:rPr>
-          <w:sz w:val="24"/>
-          <w:szCs w:val="24"/>
-        </w:rPr>
-        <w:t xml:space="preserve"> </w:t>
-      </w:r>
-      <w:proofErr w:type="spellStart"/>
-      <w:r>
-        <w:rPr>
-          <w:sz w:val="24"/>
-          <w:szCs w:val="24"/>
-        </w:rPr>
         <w:t>smaller</w:t>
       </w:r>
       <w:proofErr w:type="spellEnd"/>
@@ -1512,7 +1627,14 @@
           <w:sz w:val="24"/>
           <w:szCs w:val="24"/>
         </w:rPr>
-        <w:t xml:space="preserve"> of communities (27). </w:t>
+        <w:t xml:space="preserve"> of communities (27).</w:t>
+      </w:r>
+      <w:r>
+        <w:rPr>
+          <w:sz w:val="24"/>
+          <w:szCs w:val="24"/>
+        </w:rPr>
+        <w:t xml:space="preserve"> </w:t>
       </w:r>
       <w:proofErr w:type="spellStart"/>
       <w:r>
@@ -2120,7 +2242,14 @@
                 <w:sz w:val="24"/>
                 <w:szCs w:val="24"/>
               </w:rPr>
-              <w:t>733</w:t>
+              <w:t>73</w:t>
+            </w:r>
+            <w:r>
+              <w:rPr>
+                <w:sz w:val="24"/>
+                <w:szCs w:val="24"/>
+              </w:rPr>
+              <w:t>5</w:t>
             </w:r>
           </w:p>
         </w:tc>
@@ -2142,7 +2271,7 @@
                 <w:sz w:val="24"/>
                 <w:szCs w:val="24"/>
               </w:rPr>
-              <w:t>5.46</w:t>
+              <w:t>9.34</w:t>
             </w:r>
           </w:p>
         </w:tc>
@@ -2210,7 +2339,14 @@
                 <w:sz w:val="24"/>
                 <w:szCs w:val="24"/>
               </w:rPr>
-              <w:t>0.52</w:t>
+              <w:t>0.</w:t>
+            </w:r>
+            <w:r>
+              <w:rPr>
+                <w:sz w:val="24"/>
+                <w:szCs w:val="24"/>
+              </w:rPr>
+              <w:t>69</w:t>
             </w:r>
           </w:p>
         </w:tc>
@@ -2303,7 +2439,14 @@
                 <w:sz w:val="24"/>
                 <w:szCs w:val="24"/>
               </w:rPr>
-              <w:t>0.46</w:t>
+              <w:t>0.</w:t>
+            </w:r>
+            <w:r>
+              <w:rPr>
+                <w:sz w:val="24"/>
+                <w:szCs w:val="24"/>
+              </w:rPr>
+              <w:t>27</w:t>
             </w:r>
           </w:p>
         </w:tc>
@@ -2354,15 +2497,15 @@
           <w:sz w:val="24"/>
           <w:szCs w:val="24"/>
         </w:rPr>
-        <w:t xml:space="preserve"> the </w:t>
-      </w:r>
-      <w:proofErr w:type="spellStart"/>
-      <w:r>
-        <w:rPr>
-          <w:sz w:val="24"/>
-          <w:szCs w:val="24"/>
-        </w:rPr>
-        <w:t>same</w:t>
+        <w:t xml:space="preserve"> a </w:t>
+      </w:r>
+      <w:proofErr w:type="spellStart"/>
+      <w:r>
+        <w:rPr>
+          <w:sz w:val="24"/>
+          <w:szCs w:val="24"/>
+        </w:rPr>
+        <w:t>similar</w:t>
       </w:r>
       <w:proofErr w:type="spellEnd"/>
       <w:r>
@@ -2599,6 +2742,7 @@
     </w:p>
     <w:p>
       <w:pPr>
+        <w:pStyle w:val="Nessunaspaziatura"/>
         <w:rPr>
           <w:sz w:val="24"/>
           <w:szCs w:val="24"/>
@@ -2714,31 +2858,15 @@
           <w:sz w:val="24"/>
           <w:szCs w:val="24"/>
         </w:rPr>
-        <w:t xml:space="preserve"> a </w:t>
-      </w:r>
-      <w:proofErr w:type="spellStart"/>
-      <w:r>
-        <w:rPr>
-          <w:sz w:val="24"/>
-          <w:szCs w:val="24"/>
-        </w:rPr>
-        <w:t>much</w:t>
-      </w:r>
-      <w:proofErr w:type="spellEnd"/>
-      <w:r>
-        <w:rPr>
-          <w:sz w:val="24"/>
-          <w:szCs w:val="24"/>
-        </w:rPr>
-        <w:t xml:space="preserve"> </w:t>
-      </w:r>
-      <w:proofErr w:type="spellStart"/>
-      <w:r>
-        <w:rPr>
-          <w:sz w:val="24"/>
-          <w:szCs w:val="24"/>
-        </w:rPr>
-        <w:t>finer</w:t>
+        <w:t xml:space="preserve"> a more </w:t>
+      </w:r>
+      <w:proofErr w:type="spellStart"/>
+      <w:r>
+        <w:rPr>
+          <w:sz w:val="24"/>
+          <w:szCs w:val="24"/>
+        </w:rPr>
+        <w:t>coarse-grained</w:t>
       </w:r>
       <w:proofErr w:type="spellEnd"/>
       <w:r>
@@ -2812,6 +2940,33 @@
         </w:rPr>
         <w:t xml:space="preserve"> and divisive nature.</w:t>
       </w:r>
+    </w:p>
+    <w:p>
+      <w:pPr>
+        <w:pStyle w:val="Nessunaspaziatura"/>
+        <w:rPr>
+          <w:sz w:val="24"/>
+          <w:szCs w:val="24"/>
+        </w:rPr>
+      </w:pPr>
+    </w:p>
+    <w:p>
+      <w:pPr>
+        <w:pStyle w:val="Nessunaspaziatura"/>
+        <w:rPr>
+          <w:sz w:val="24"/>
+          <w:szCs w:val="24"/>
+        </w:rPr>
+      </w:pPr>
+    </w:p>
+    <w:p>
+      <w:pPr>
+        <w:pStyle w:val="Nessunaspaziatura"/>
+        <w:rPr>
+          <w:sz w:val="24"/>
+          <w:szCs w:val="24"/>
+        </w:rPr>
+      </w:pPr>
     </w:p>
     <w:p>
       <w:pPr>
@@ -2960,7 +3115,16 @@
           <w:sz w:val="24"/>
           <w:szCs w:val="24"/>
         </w:rPr>
-        <w:t>NMI = 0.935</w:t>
+        <w:t>NMI = 0.</w:t>
+      </w:r>
+      <w:r>
+        <w:rPr>
+          <w:b/>
+          <w:bCs/>
+          <w:sz w:val="24"/>
+          <w:szCs w:val="24"/>
+        </w:rPr>
+        <w:t>890</w:t>
       </w:r>
       <w:r>
         <w:rPr>
@@ -2989,14 +3153,16 @@
           <w:sz w:val="24"/>
           <w:szCs w:val="24"/>
         </w:rPr>
-        <w:t>ARI = 0.872</w:t>
-      </w:r>
-      <w:r>
-        <w:rPr>
-          <w:sz w:val="24"/>
-          <w:szCs w:val="24"/>
-        </w:rPr>
-        <w:t xml:space="preserve"> </w:t>
+        <w:t>ARI = 0.</w:t>
+      </w:r>
+      <w:r>
+        <w:rPr>
+          <w:b/>
+          <w:bCs/>
+          <w:sz w:val="24"/>
+          <w:szCs w:val="24"/>
+        </w:rPr>
+        <w:t>749</w:t>
       </w:r>
     </w:p>
     <w:p>
@@ -3013,7 +3179,6 @@
           <w:sz w:val="24"/>
           <w:szCs w:val="24"/>
         </w:rPr>
-        <w:lastRenderedPageBreak/>
         <w:t>These</w:t>
       </w:r>
       <w:proofErr w:type="spellEnd"/>
@@ -3214,15 +3379,15 @@
           <w:sz w:val="24"/>
           <w:szCs w:val="24"/>
         </w:rPr>
-        <w:t xml:space="preserve"> converge </w:t>
-      </w:r>
-      <w:proofErr w:type="spellStart"/>
-      <w:r>
-        <w:rPr>
-          <w:sz w:val="24"/>
-          <w:szCs w:val="24"/>
-        </w:rPr>
-        <w:t>toward</w:t>
+        <w:t xml:space="preserve"> </w:t>
+      </w:r>
+      <w:proofErr w:type="spellStart"/>
+      <w:r>
+        <w:rPr>
+          <w:sz w:val="24"/>
+          <w:szCs w:val="24"/>
+        </w:rPr>
+        <w:t>identify</w:t>
       </w:r>
       <w:proofErr w:type="spellEnd"/>
       <w:r>
@@ -3283,6 +3448,7 @@
     </w:p>
     <w:p>
       <w:pPr>
+        <w:pStyle w:val="Nessunaspaziatura"/>
         <w:spacing w:before="240"/>
         <w:rPr>
           <w:sz w:val="24"/>
@@ -3765,7 +3931,7 @@
           <w:sz w:val="24"/>
           <w:szCs w:val="24"/>
         </w:rPr>
-        <w:t>stable</w:t>
+        <w:t>consistent</w:t>
       </w:r>
       <w:proofErr w:type="spellEnd"/>
       <w:r>
@@ -3782,262 +3948,6 @@
           <w:szCs w:val="24"/>
         </w:rPr>
         <w:t>structure</w:t>
-      </w:r>
-      <w:proofErr w:type="spellEnd"/>
-      <w:r>
-        <w:rPr>
-          <w:sz w:val="24"/>
-          <w:szCs w:val="24"/>
-        </w:rPr>
-        <w:t xml:space="preserve">. </w:t>
-      </w:r>
-      <w:proofErr w:type="spellStart"/>
-      <w:r>
-        <w:rPr>
-          <w:sz w:val="24"/>
-          <w:szCs w:val="24"/>
-        </w:rPr>
-        <w:t>Modularity-based</w:t>
-      </w:r>
-      <w:proofErr w:type="spellEnd"/>
-      <w:r>
-        <w:rPr>
-          <w:sz w:val="24"/>
-          <w:szCs w:val="24"/>
-        </w:rPr>
-        <w:t xml:space="preserve"> </w:t>
-      </w:r>
-      <w:proofErr w:type="spellStart"/>
-      <w:r>
-        <w:rPr>
-          <w:sz w:val="24"/>
-          <w:szCs w:val="24"/>
-        </w:rPr>
-        <w:t>methods</w:t>
-      </w:r>
-      <w:proofErr w:type="spellEnd"/>
-      <w:r>
-        <w:rPr>
-          <w:sz w:val="24"/>
-          <w:szCs w:val="24"/>
-        </w:rPr>
-        <w:t xml:space="preserve"> (</w:t>
-      </w:r>
-      <w:proofErr w:type="spellStart"/>
-      <w:r>
-        <w:rPr>
-          <w:sz w:val="24"/>
-          <w:szCs w:val="24"/>
-        </w:rPr>
-        <w:t>Louvain</w:t>
-      </w:r>
-      <w:proofErr w:type="spellEnd"/>
-      <w:r>
-        <w:rPr>
-          <w:sz w:val="24"/>
-          <w:szCs w:val="24"/>
-        </w:rPr>
-        <w:t xml:space="preserve"> and Leiden) </w:t>
-      </w:r>
-      <w:proofErr w:type="spellStart"/>
-      <w:r>
-        <w:rPr>
-          <w:sz w:val="24"/>
-          <w:szCs w:val="24"/>
-        </w:rPr>
-        <w:t>provide</w:t>
-      </w:r>
-      <w:proofErr w:type="spellEnd"/>
-      <w:r>
-        <w:rPr>
-          <w:sz w:val="24"/>
-          <w:szCs w:val="24"/>
-        </w:rPr>
-        <w:t xml:space="preserve"> </w:t>
-      </w:r>
-      <w:proofErr w:type="spellStart"/>
-      <w:r>
-        <w:rPr>
-          <w:sz w:val="24"/>
-          <w:szCs w:val="24"/>
-        </w:rPr>
-        <w:t>highly</w:t>
-      </w:r>
-      <w:proofErr w:type="spellEnd"/>
-      <w:r>
-        <w:rPr>
-          <w:sz w:val="24"/>
-          <w:szCs w:val="24"/>
-        </w:rPr>
-        <w:t xml:space="preserve"> </w:t>
-      </w:r>
-      <w:proofErr w:type="spellStart"/>
-      <w:r>
-        <w:rPr>
-          <w:sz w:val="24"/>
-          <w:szCs w:val="24"/>
-        </w:rPr>
-        <w:t>consistent</w:t>
-      </w:r>
-      <w:proofErr w:type="spellEnd"/>
-      <w:r>
-        <w:rPr>
-          <w:sz w:val="24"/>
-          <w:szCs w:val="24"/>
-        </w:rPr>
-        <w:t xml:space="preserve"> </w:t>
-      </w:r>
-      <w:proofErr w:type="spellStart"/>
-      <w:r>
-        <w:rPr>
-          <w:sz w:val="24"/>
-          <w:szCs w:val="24"/>
-        </w:rPr>
-        <w:t>results</w:t>
-      </w:r>
-      <w:proofErr w:type="spellEnd"/>
-      <w:r>
-        <w:rPr>
-          <w:sz w:val="24"/>
-          <w:szCs w:val="24"/>
-        </w:rPr>
-        <w:t xml:space="preserve">, </w:t>
-      </w:r>
-      <w:proofErr w:type="spellStart"/>
-      <w:r>
-        <w:rPr>
-          <w:sz w:val="24"/>
-          <w:szCs w:val="24"/>
-        </w:rPr>
-        <w:t>while</w:t>
-      </w:r>
-      <w:proofErr w:type="spellEnd"/>
-      <w:r>
-        <w:rPr>
-          <w:sz w:val="24"/>
-          <w:szCs w:val="24"/>
-        </w:rPr>
-        <w:t xml:space="preserve"> the </w:t>
-      </w:r>
-      <w:proofErr w:type="spellStart"/>
-      <w:r>
-        <w:rPr>
-          <w:sz w:val="24"/>
-          <w:szCs w:val="24"/>
-        </w:rPr>
-        <w:t>hierarchical</w:t>
-      </w:r>
-      <w:proofErr w:type="spellEnd"/>
-      <w:r>
-        <w:rPr>
-          <w:sz w:val="24"/>
-          <w:szCs w:val="24"/>
-        </w:rPr>
-        <w:t xml:space="preserve"> </w:t>
-      </w:r>
-      <w:proofErr w:type="spellStart"/>
-      <w:r>
-        <w:rPr>
-          <w:sz w:val="24"/>
-          <w:szCs w:val="24"/>
-        </w:rPr>
-        <w:t>approach</w:t>
-      </w:r>
-      <w:proofErr w:type="spellEnd"/>
-      <w:r>
-        <w:rPr>
-          <w:sz w:val="24"/>
-          <w:szCs w:val="24"/>
-        </w:rPr>
-        <w:t xml:space="preserve"> (</w:t>
-      </w:r>
-      <w:proofErr w:type="spellStart"/>
-      <w:r>
-        <w:rPr>
-          <w:sz w:val="24"/>
-          <w:szCs w:val="24"/>
-        </w:rPr>
-        <w:t>Girvan</w:t>
-      </w:r>
-      <w:proofErr w:type="spellEnd"/>
-      <w:r>
-        <w:rPr>
-          <w:sz w:val="24"/>
-          <w:szCs w:val="24"/>
-        </w:rPr>
-        <w:t xml:space="preserve">–Newman) </w:t>
-      </w:r>
-      <w:proofErr w:type="spellStart"/>
-      <w:r>
-        <w:rPr>
-          <w:sz w:val="24"/>
-          <w:szCs w:val="24"/>
-        </w:rPr>
-        <w:t>offers</w:t>
-      </w:r>
-      <w:proofErr w:type="spellEnd"/>
-      <w:r>
-        <w:rPr>
-          <w:sz w:val="24"/>
-          <w:szCs w:val="24"/>
-        </w:rPr>
-        <w:t xml:space="preserve"> a </w:t>
-      </w:r>
-      <w:proofErr w:type="spellStart"/>
-      <w:r>
-        <w:rPr>
-          <w:sz w:val="24"/>
-          <w:szCs w:val="24"/>
-        </w:rPr>
-        <w:t>complementary</w:t>
-      </w:r>
-      <w:proofErr w:type="spellEnd"/>
-      <w:r>
-        <w:rPr>
-          <w:sz w:val="24"/>
-          <w:szCs w:val="24"/>
-        </w:rPr>
-        <w:t xml:space="preserve"> </w:t>
-      </w:r>
-      <w:proofErr w:type="spellStart"/>
-      <w:r>
-        <w:rPr>
-          <w:sz w:val="24"/>
-          <w:szCs w:val="24"/>
-        </w:rPr>
-        <w:t>but</w:t>
-      </w:r>
-      <w:proofErr w:type="spellEnd"/>
-      <w:r>
-        <w:rPr>
-          <w:sz w:val="24"/>
-          <w:szCs w:val="24"/>
-        </w:rPr>
-        <w:t xml:space="preserve"> </w:t>
-      </w:r>
-      <w:proofErr w:type="spellStart"/>
-      <w:r>
-        <w:rPr>
-          <w:sz w:val="24"/>
-          <w:szCs w:val="24"/>
-        </w:rPr>
-        <w:t>coarser</w:t>
-      </w:r>
-      <w:proofErr w:type="spellEnd"/>
-      <w:r>
-        <w:rPr>
-          <w:sz w:val="24"/>
-          <w:szCs w:val="24"/>
-        </w:rPr>
-        <w:t xml:space="preserve"> </w:t>
-      </w:r>
-      <w:proofErr w:type="spellStart"/>
-      <w:r>
-        <w:rPr>
-          <w:sz w:val="24"/>
-          <w:szCs w:val="24"/>
-        </w:rPr>
-        <w:t>perspective</w:t>
       </w:r>
       <w:proofErr w:type="spellEnd"/>
       <w:r>
@@ -4055,6 +3965,270 @@
           <w:szCs w:val="24"/>
         </w:rPr>
       </w:pPr>
+      <w:proofErr w:type="spellStart"/>
+      <w:r>
+        <w:rPr>
+          <w:sz w:val="24"/>
+          <w:szCs w:val="24"/>
+        </w:rPr>
+        <w:t>Modularity-based</w:t>
+      </w:r>
+      <w:proofErr w:type="spellEnd"/>
+      <w:r>
+        <w:rPr>
+          <w:sz w:val="24"/>
+          <w:szCs w:val="24"/>
+        </w:rPr>
+        <w:t xml:space="preserve"> </w:t>
+      </w:r>
+      <w:proofErr w:type="spellStart"/>
+      <w:r>
+        <w:rPr>
+          <w:sz w:val="24"/>
+          <w:szCs w:val="24"/>
+        </w:rPr>
+        <w:t>methods</w:t>
+      </w:r>
+      <w:proofErr w:type="spellEnd"/>
+      <w:r>
+        <w:rPr>
+          <w:sz w:val="24"/>
+          <w:szCs w:val="24"/>
+        </w:rPr>
+        <w:t xml:space="preserve"> (</w:t>
+      </w:r>
+      <w:proofErr w:type="spellStart"/>
+      <w:r>
+        <w:rPr>
+          <w:sz w:val="24"/>
+          <w:szCs w:val="24"/>
+        </w:rPr>
+        <w:t>Louvain</w:t>
+      </w:r>
+      <w:proofErr w:type="spellEnd"/>
+      <w:r>
+        <w:rPr>
+          <w:sz w:val="24"/>
+          <w:szCs w:val="24"/>
+        </w:rPr>
+        <w:t xml:space="preserve"> and Leiden) </w:t>
+      </w:r>
+      <w:proofErr w:type="spellStart"/>
+      <w:r>
+        <w:rPr>
+          <w:sz w:val="24"/>
+          <w:szCs w:val="24"/>
+        </w:rPr>
+        <w:t>provide</w:t>
+      </w:r>
+      <w:proofErr w:type="spellEnd"/>
+      <w:r>
+        <w:rPr>
+          <w:sz w:val="24"/>
+          <w:szCs w:val="24"/>
+        </w:rPr>
+        <w:t xml:space="preserve"> </w:t>
+      </w:r>
+      <w:proofErr w:type="spellStart"/>
+      <w:r>
+        <w:rPr>
+          <w:sz w:val="24"/>
+          <w:szCs w:val="24"/>
+        </w:rPr>
+        <w:t>highly</w:t>
+      </w:r>
+      <w:proofErr w:type="spellEnd"/>
+      <w:r>
+        <w:rPr>
+          <w:sz w:val="24"/>
+          <w:szCs w:val="24"/>
+        </w:rPr>
+        <w:t xml:space="preserve"> </w:t>
+      </w:r>
+      <w:proofErr w:type="spellStart"/>
+      <w:r>
+        <w:rPr>
+          <w:sz w:val="24"/>
+          <w:szCs w:val="24"/>
+        </w:rPr>
+        <w:t>consistent</w:t>
+      </w:r>
+      <w:proofErr w:type="spellEnd"/>
+      <w:r>
+        <w:rPr>
+          <w:sz w:val="24"/>
+          <w:szCs w:val="24"/>
+        </w:rPr>
+        <w:t xml:space="preserve"> </w:t>
+      </w:r>
+      <w:proofErr w:type="spellStart"/>
+      <w:r>
+        <w:rPr>
+          <w:sz w:val="24"/>
+          <w:szCs w:val="24"/>
+        </w:rPr>
+        <w:t>results</w:t>
+      </w:r>
+      <w:proofErr w:type="spellEnd"/>
+      <w:r>
+        <w:rPr>
+          <w:sz w:val="24"/>
+          <w:szCs w:val="24"/>
+        </w:rPr>
+        <w:t xml:space="preserve">, </w:t>
+      </w:r>
+      <w:proofErr w:type="spellStart"/>
+      <w:r>
+        <w:rPr>
+          <w:sz w:val="24"/>
+          <w:szCs w:val="24"/>
+        </w:rPr>
+        <w:t>while</w:t>
+      </w:r>
+      <w:proofErr w:type="spellEnd"/>
+      <w:r>
+        <w:rPr>
+          <w:sz w:val="24"/>
+          <w:szCs w:val="24"/>
+        </w:rPr>
+        <w:t xml:space="preserve"> the </w:t>
+      </w:r>
+      <w:proofErr w:type="spellStart"/>
+      <w:r>
+        <w:rPr>
+          <w:sz w:val="24"/>
+          <w:szCs w:val="24"/>
+        </w:rPr>
+        <w:t>hierarchical</w:t>
+      </w:r>
+      <w:proofErr w:type="spellEnd"/>
+      <w:r>
+        <w:rPr>
+          <w:sz w:val="24"/>
+          <w:szCs w:val="24"/>
+        </w:rPr>
+        <w:t xml:space="preserve"> </w:t>
+      </w:r>
+      <w:proofErr w:type="spellStart"/>
+      <w:r>
+        <w:rPr>
+          <w:sz w:val="24"/>
+          <w:szCs w:val="24"/>
+        </w:rPr>
+        <w:t>approach</w:t>
+      </w:r>
+      <w:proofErr w:type="spellEnd"/>
+      <w:r>
+        <w:rPr>
+          <w:sz w:val="24"/>
+          <w:szCs w:val="24"/>
+        </w:rPr>
+        <w:t xml:space="preserve"> (</w:t>
+      </w:r>
+      <w:proofErr w:type="spellStart"/>
+      <w:r>
+        <w:rPr>
+          <w:sz w:val="24"/>
+          <w:szCs w:val="24"/>
+        </w:rPr>
+        <w:t>Girvan</w:t>
+      </w:r>
+      <w:proofErr w:type="spellEnd"/>
+      <w:r>
+        <w:rPr>
+          <w:sz w:val="24"/>
+          <w:szCs w:val="24"/>
+        </w:rPr>
+        <w:t xml:space="preserve">–Newman) </w:t>
+      </w:r>
+      <w:proofErr w:type="spellStart"/>
+      <w:r>
+        <w:rPr>
+          <w:sz w:val="24"/>
+          <w:szCs w:val="24"/>
+        </w:rPr>
+        <w:t>offers</w:t>
+      </w:r>
+      <w:proofErr w:type="spellEnd"/>
+      <w:r>
+        <w:rPr>
+          <w:sz w:val="24"/>
+          <w:szCs w:val="24"/>
+        </w:rPr>
+        <w:t xml:space="preserve"> a </w:t>
+      </w:r>
+      <w:proofErr w:type="spellStart"/>
+      <w:r>
+        <w:rPr>
+          <w:sz w:val="24"/>
+          <w:szCs w:val="24"/>
+        </w:rPr>
+        <w:t>complementary</w:t>
+      </w:r>
+      <w:proofErr w:type="spellEnd"/>
+      <w:r>
+        <w:rPr>
+          <w:sz w:val="24"/>
+          <w:szCs w:val="24"/>
+        </w:rPr>
+        <w:t xml:space="preserve"> </w:t>
+      </w:r>
+      <w:proofErr w:type="spellStart"/>
+      <w:r>
+        <w:rPr>
+          <w:sz w:val="24"/>
+          <w:szCs w:val="24"/>
+        </w:rPr>
+        <w:t>but</w:t>
+      </w:r>
+      <w:proofErr w:type="spellEnd"/>
+      <w:r>
+        <w:rPr>
+          <w:sz w:val="24"/>
+          <w:szCs w:val="24"/>
+        </w:rPr>
+        <w:t xml:space="preserve"> </w:t>
+      </w:r>
+      <w:proofErr w:type="spellStart"/>
+      <w:r>
+        <w:rPr>
+          <w:sz w:val="24"/>
+          <w:szCs w:val="24"/>
+        </w:rPr>
+        <w:t>coarser</w:t>
+      </w:r>
+      <w:proofErr w:type="spellEnd"/>
+      <w:r>
+        <w:rPr>
+          <w:sz w:val="24"/>
+          <w:szCs w:val="24"/>
+        </w:rPr>
+        <w:t xml:space="preserve"> </w:t>
+      </w:r>
+      <w:proofErr w:type="spellStart"/>
+      <w:r>
+        <w:rPr>
+          <w:sz w:val="24"/>
+          <w:szCs w:val="24"/>
+        </w:rPr>
+        <w:t>perspective</w:t>
+      </w:r>
+      <w:proofErr w:type="spellEnd"/>
+      <w:r>
+        <w:rPr>
+          <w:sz w:val="24"/>
+          <w:szCs w:val="24"/>
+        </w:rPr>
+        <w:t>.</w:t>
+      </w:r>
+    </w:p>
+    <w:p>
+      <w:pPr>
+        <w:rPr>
+          <w:sz w:val="24"/>
+          <w:szCs w:val="24"/>
+        </w:rPr>
+      </w:pPr>
       <w:r>
         <w:rPr>
           <w:sz w:val="24"/>
@@ -4196,6 +4370,22 @@
           <w:sz w:val="24"/>
           <w:szCs w:val="24"/>
         </w:rPr>
+        <w:t>robust</w:t>
+      </w:r>
+      <w:proofErr w:type="spellEnd"/>
+      <w:r>
+        <w:rPr>
+          <w:sz w:val="24"/>
+          <w:szCs w:val="24"/>
+        </w:rPr>
+        <w:t xml:space="preserve"> and </w:t>
+      </w:r>
+      <w:proofErr w:type="spellStart"/>
+      <w:r>
+        <w:rPr>
+          <w:sz w:val="24"/>
+          <w:szCs w:val="24"/>
+        </w:rPr>
         <w:t>not</w:t>
       </w:r>
       <w:proofErr w:type="spellEnd"/>
@@ -4204,23 +4394,39 @@
           <w:sz w:val="24"/>
           <w:szCs w:val="24"/>
         </w:rPr>
-        <w:t xml:space="preserve"> an </w:t>
-      </w:r>
-      <w:proofErr w:type="spellStart"/>
-      <w:r>
-        <w:rPr>
-          <w:sz w:val="24"/>
-          <w:szCs w:val="24"/>
-        </w:rPr>
-        <w:t>artifact</w:t>
-      </w:r>
-      <w:proofErr w:type="spellEnd"/>
-      <w:r>
-        <w:rPr>
-          <w:sz w:val="24"/>
-          <w:szCs w:val="24"/>
-        </w:rPr>
-        <w:t xml:space="preserve"> of a </w:t>
+        <w:t xml:space="preserve"> </w:t>
+      </w:r>
+      <w:proofErr w:type="spellStart"/>
+      <w:r>
+        <w:rPr>
+          <w:sz w:val="24"/>
+          <w:szCs w:val="24"/>
+        </w:rPr>
+        <w:t>strongly</w:t>
+      </w:r>
+      <w:proofErr w:type="spellEnd"/>
+      <w:r>
+        <w:rPr>
+          <w:sz w:val="24"/>
+          <w:szCs w:val="24"/>
+        </w:rPr>
+        <w:t xml:space="preserve"> </w:t>
+      </w:r>
+      <w:proofErr w:type="spellStart"/>
+      <w:r>
+        <w:rPr>
+          <w:sz w:val="24"/>
+          <w:szCs w:val="24"/>
+        </w:rPr>
+        <w:t>dependent</w:t>
+      </w:r>
+      <w:proofErr w:type="spellEnd"/>
+      <w:r>
+        <w:rPr>
+          <w:sz w:val="24"/>
+          <w:szCs w:val="24"/>
+        </w:rPr>
+        <w:t xml:space="preserve"> on a </w:t>
       </w:r>
       <w:proofErr w:type="spellStart"/>
       <w:r>
@@ -4244,87 +4450,23 @@
           <w:sz w:val="24"/>
           <w:szCs w:val="24"/>
         </w:rPr>
-        <w:t>algorithm</w:t>
-      </w:r>
-      <w:proofErr w:type="spellEnd"/>
-      <w:r>
-        <w:rPr>
-          <w:sz w:val="24"/>
-          <w:szCs w:val="24"/>
-        </w:rPr>
-        <w:t xml:space="preserve"> </w:t>
-      </w:r>
-      <w:proofErr w:type="spellStart"/>
-      <w:r>
-        <w:rPr>
-          <w:sz w:val="24"/>
-          <w:szCs w:val="24"/>
-        </w:rPr>
-        <w:t>but</w:t>
-      </w:r>
-      <w:proofErr w:type="spellEnd"/>
-      <w:r>
-        <w:rPr>
-          <w:sz w:val="24"/>
-          <w:szCs w:val="24"/>
-        </w:rPr>
-        <w:t xml:space="preserve"> </w:t>
-      </w:r>
-      <w:proofErr w:type="spellStart"/>
-      <w:r>
-        <w:rPr>
-          <w:sz w:val="24"/>
-          <w:szCs w:val="24"/>
-        </w:rPr>
-        <w:t>rather</w:t>
-      </w:r>
-      <w:proofErr w:type="spellEnd"/>
-      <w:r>
-        <w:rPr>
-          <w:sz w:val="24"/>
-          <w:szCs w:val="24"/>
-        </w:rPr>
-        <w:t xml:space="preserve"> an </w:t>
-      </w:r>
-      <w:proofErr w:type="spellStart"/>
-      <w:r>
-        <w:rPr>
-          <w:sz w:val="24"/>
-          <w:szCs w:val="24"/>
-        </w:rPr>
-        <w:t>intrinsic</w:t>
-      </w:r>
-      <w:proofErr w:type="spellEnd"/>
-      <w:r>
-        <w:rPr>
-          <w:sz w:val="24"/>
-          <w:szCs w:val="24"/>
-        </w:rPr>
-        <w:t xml:space="preserve"> </w:t>
-      </w:r>
-      <w:proofErr w:type="spellStart"/>
-      <w:r>
-        <w:rPr>
-          <w:sz w:val="24"/>
-          <w:szCs w:val="24"/>
-        </w:rPr>
-        <w:t>property</w:t>
-      </w:r>
-      <w:proofErr w:type="spellEnd"/>
-      <w:r>
-        <w:rPr>
-          <w:sz w:val="24"/>
-          <w:szCs w:val="24"/>
-        </w:rPr>
-        <w:t xml:space="preserve"> of the network </w:t>
-      </w:r>
-      <w:proofErr w:type="spellStart"/>
-      <w:r>
-        <w:rPr>
-          <w:sz w:val="24"/>
-          <w:szCs w:val="24"/>
-        </w:rPr>
-        <w:t>itself</w:t>
+        <w:t>algorithmic</w:t>
+      </w:r>
+      <w:proofErr w:type="spellEnd"/>
+      <w:r>
+        <w:rPr>
+          <w:sz w:val="24"/>
+          <w:szCs w:val="24"/>
+        </w:rPr>
+        <w:t xml:space="preserve"> </w:t>
+      </w:r>
+      <w:proofErr w:type="spellStart"/>
+      <w:r>
+        <w:rPr>
+          <w:sz w:val="24"/>
+          <w:szCs w:val="24"/>
+        </w:rPr>
+        <w:t>choice</w:t>
       </w:r>
       <w:proofErr w:type="spellEnd"/>
       <w:r>
@@ -4601,6 +4743,213 @@
           <w:szCs w:val="24"/>
         </w:rPr>
         <w:t xml:space="preserve"> community.</w:t>
+      </w:r>
+    </w:p>
+    <w:p>
+      <w:pPr>
+        <w:rPr>
+          <w:sz w:val="24"/>
+          <w:szCs w:val="24"/>
+        </w:rPr>
+      </w:pPr>
+      <w:r>
+        <w:rPr>
+          <w:sz w:val="24"/>
+          <w:szCs w:val="24"/>
+        </w:rPr>
+        <w:t xml:space="preserve">The </w:t>
+      </w:r>
+      <w:proofErr w:type="spellStart"/>
+      <w:r>
+        <w:rPr>
+          <w:sz w:val="24"/>
+          <w:szCs w:val="24"/>
+        </w:rPr>
+        <w:t>same</w:t>
+      </w:r>
+      <w:proofErr w:type="spellEnd"/>
+      <w:r>
+        <w:rPr>
+          <w:sz w:val="24"/>
+          <w:szCs w:val="24"/>
+        </w:rPr>
+        <w:t xml:space="preserve"> force-</w:t>
+      </w:r>
+      <w:proofErr w:type="spellStart"/>
+      <w:r>
+        <w:rPr>
+          <w:sz w:val="24"/>
+          <w:szCs w:val="24"/>
+        </w:rPr>
+        <w:t>directed</w:t>
+      </w:r>
+      <w:proofErr w:type="spellEnd"/>
+      <w:r>
+        <w:rPr>
+          <w:sz w:val="24"/>
+          <w:szCs w:val="24"/>
+        </w:rPr>
+        <w:t xml:space="preserve"> layout </w:t>
+      </w:r>
+      <w:proofErr w:type="spellStart"/>
+      <w:r>
+        <w:rPr>
+          <w:sz w:val="24"/>
+          <w:szCs w:val="24"/>
+        </w:rPr>
+        <w:t>was</w:t>
+      </w:r>
+      <w:proofErr w:type="spellEnd"/>
+      <w:r>
+        <w:rPr>
+          <w:sz w:val="24"/>
+          <w:szCs w:val="24"/>
+        </w:rPr>
+        <w:t xml:space="preserve"> </w:t>
+      </w:r>
+      <w:proofErr w:type="spellStart"/>
+      <w:r>
+        <w:rPr>
+          <w:sz w:val="24"/>
+          <w:szCs w:val="24"/>
+        </w:rPr>
+        <w:t>used</w:t>
+      </w:r>
+      <w:proofErr w:type="spellEnd"/>
+      <w:r>
+        <w:rPr>
+          <w:sz w:val="24"/>
+          <w:szCs w:val="24"/>
+        </w:rPr>
+        <w:t xml:space="preserve"> for </w:t>
+      </w:r>
+      <w:proofErr w:type="spellStart"/>
+      <w:r>
+        <w:rPr>
+          <w:sz w:val="24"/>
+          <w:szCs w:val="24"/>
+        </w:rPr>
+        <w:t>both</w:t>
+      </w:r>
+      <w:proofErr w:type="spellEnd"/>
+      <w:r>
+        <w:rPr>
+          <w:sz w:val="24"/>
+          <w:szCs w:val="24"/>
+        </w:rPr>
+        <w:t xml:space="preserve"> </w:t>
+      </w:r>
+      <w:proofErr w:type="spellStart"/>
+      <w:r>
+        <w:rPr>
+          <w:sz w:val="24"/>
+          <w:szCs w:val="24"/>
+        </w:rPr>
+        <w:t>visualizations</w:t>
+      </w:r>
+      <w:proofErr w:type="spellEnd"/>
+      <w:r>
+        <w:rPr>
+          <w:sz w:val="24"/>
+          <w:szCs w:val="24"/>
+        </w:rPr>
+        <w:t xml:space="preserve"> to </w:t>
+      </w:r>
+      <w:proofErr w:type="spellStart"/>
+      <w:r>
+        <w:rPr>
+          <w:sz w:val="24"/>
+          <w:szCs w:val="24"/>
+        </w:rPr>
+        <w:t>enable</w:t>
+      </w:r>
+      <w:proofErr w:type="spellEnd"/>
+      <w:r>
+        <w:rPr>
+          <w:sz w:val="24"/>
+          <w:szCs w:val="24"/>
+        </w:rPr>
+        <w:t xml:space="preserve"> </w:t>
+      </w:r>
+      <w:proofErr w:type="spellStart"/>
+      <w:r>
+        <w:rPr>
+          <w:sz w:val="24"/>
+          <w:szCs w:val="24"/>
+        </w:rPr>
+        <w:t>direct</w:t>
+      </w:r>
+      <w:proofErr w:type="spellEnd"/>
+      <w:r>
+        <w:rPr>
+          <w:sz w:val="24"/>
+          <w:szCs w:val="24"/>
+        </w:rPr>
+        <w:t xml:space="preserve"> </w:t>
+      </w:r>
+      <w:proofErr w:type="spellStart"/>
+      <w:r>
+        <w:rPr>
+          <w:sz w:val="24"/>
+          <w:szCs w:val="24"/>
+        </w:rPr>
+        <w:t>comparison</w:t>
+      </w:r>
+      <w:proofErr w:type="spellEnd"/>
+      <w:r>
+        <w:rPr>
+          <w:sz w:val="24"/>
+          <w:szCs w:val="24"/>
+        </w:rPr>
+        <w:t xml:space="preserve"> </w:t>
+      </w:r>
+      <w:proofErr w:type="spellStart"/>
+      <w:r>
+        <w:rPr>
+          <w:sz w:val="24"/>
+          <w:szCs w:val="24"/>
+        </w:rPr>
+        <w:t>between</w:t>
+      </w:r>
+      <w:proofErr w:type="spellEnd"/>
+      <w:r>
+        <w:rPr>
+          <w:sz w:val="24"/>
+          <w:szCs w:val="24"/>
+        </w:rPr>
+        <w:t xml:space="preserve"> </w:t>
+      </w:r>
+      <w:proofErr w:type="spellStart"/>
+      <w:r>
+        <w:rPr>
+          <w:sz w:val="24"/>
+          <w:szCs w:val="24"/>
+        </w:rPr>
+        <w:t>Louvain</w:t>
+      </w:r>
+      <w:proofErr w:type="spellEnd"/>
+      <w:r>
+        <w:rPr>
+          <w:sz w:val="24"/>
+          <w:szCs w:val="24"/>
+        </w:rPr>
+        <w:t xml:space="preserve"> and Leiden </w:t>
+      </w:r>
+      <w:proofErr w:type="spellStart"/>
+      <w:r>
+        <w:rPr>
+          <w:sz w:val="24"/>
+          <w:szCs w:val="24"/>
+        </w:rPr>
+        <w:t>partitions</w:t>
+      </w:r>
+      <w:proofErr w:type="spellEnd"/>
+      <w:r>
+        <w:rPr>
+          <w:sz w:val="24"/>
+          <w:szCs w:val="24"/>
+        </w:rPr>
+        <w:t>.</w:t>
       </w:r>
     </w:p>
     <w:p>
@@ -4638,7 +4987,7 @@
                     <pic:cNvPicPr/>
                   </pic:nvPicPr>
                   <pic:blipFill>
-                    <a:blip r:embed="rId5" cstate="print">
+                    <a:blip r:embed="rId7" cstate="print">
                       <a:extLst>
                         <a:ext uri="{28A0092B-C50C-407E-A947-70E740481C1C}">
                           <a14:useLocalDpi xmlns:a14="http://schemas.microsoft.com/office/drawing/2010/main" val="0"/>
@@ -4700,7 +5049,7 @@
                     <pic:cNvPicPr/>
                   </pic:nvPicPr>
                   <pic:blipFill>
-                    <a:blip r:embed="rId6" cstate="print">
+                    <a:blip r:embed="rId8" cstate="print">
                       <a:extLst>
                         <a:ext uri="{28A0092B-C50C-407E-A947-70E740481C1C}">
                           <a14:useLocalDpi xmlns:a14="http://schemas.microsoft.com/office/drawing/2010/main" val="0"/>
@@ -5069,7 +5418,6 @@
     <w:p/>
     <w:p/>
     <w:p/>
-    <w:p/>
     <w:p>
       <w:pPr>
         <w:pStyle w:val="Titolo2"/>
@@ -5088,13 +5436,13 @@
           <w:b/>
           <w:bCs/>
         </w:rPr>
-        <w:lastRenderedPageBreak/>
         <w:t>Discussion</w:t>
       </w:r>
       <w:proofErr w:type="spellEnd"/>
     </w:p>
     <w:p>
       <w:pPr>
+        <w:spacing w:after="0"/>
         <w:rPr>
           <w:sz w:val="24"/>
           <w:szCs w:val="24"/>
@@ -5137,23 +5485,7 @@
           <w:sz w:val="24"/>
           <w:szCs w:val="24"/>
         </w:rPr>
-        <w:t xml:space="preserve"> a strong and </w:t>
-      </w:r>
-      <w:proofErr w:type="spellStart"/>
-      <w:r>
-        <w:rPr>
-          <w:sz w:val="24"/>
-          <w:szCs w:val="24"/>
-        </w:rPr>
-        <w:t>well-defined</w:t>
-      </w:r>
-      <w:proofErr w:type="spellEnd"/>
-      <w:r>
-        <w:rPr>
-          <w:sz w:val="24"/>
-          <w:szCs w:val="24"/>
-        </w:rPr>
-        <w:t xml:space="preserve"> community </w:t>
+        <w:t xml:space="preserve"> a strong community </w:t>
       </w:r>
       <w:proofErr w:type="spellStart"/>
       <w:r>
@@ -5162,150 +5494,6 @@
           <w:szCs w:val="24"/>
         </w:rPr>
         <w:t>structure</w:t>
-      </w:r>
-      <w:proofErr w:type="spellEnd"/>
-      <w:r>
-        <w:rPr>
-          <w:sz w:val="24"/>
-          <w:szCs w:val="24"/>
-        </w:rPr>
-        <w:t xml:space="preserve">. </w:t>
-      </w:r>
-      <w:proofErr w:type="spellStart"/>
-      <w:r>
-        <w:rPr>
-          <w:sz w:val="24"/>
-          <w:szCs w:val="24"/>
-        </w:rPr>
-        <w:t>This</w:t>
-      </w:r>
-      <w:proofErr w:type="spellEnd"/>
-      <w:r>
-        <w:rPr>
-          <w:sz w:val="24"/>
-          <w:szCs w:val="24"/>
-        </w:rPr>
-        <w:t xml:space="preserve"> </w:t>
-      </w:r>
-      <w:proofErr w:type="spellStart"/>
-      <w:r>
-        <w:rPr>
-          <w:sz w:val="24"/>
-          <w:szCs w:val="24"/>
-        </w:rPr>
-        <w:t>is</w:t>
-      </w:r>
-      <w:proofErr w:type="spellEnd"/>
-      <w:r>
-        <w:rPr>
-          <w:sz w:val="24"/>
-          <w:szCs w:val="24"/>
-        </w:rPr>
-        <w:t xml:space="preserve"> </w:t>
-      </w:r>
-      <w:proofErr w:type="spellStart"/>
-      <w:r>
-        <w:rPr>
-          <w:sz w:val="24"/>
-          <w:szCs w:val="24"/>
-        </w:rPr>
-        <w:t>expected</w:t>
-      </w:r>
-      <w:proofErr w:type="spellEnd"/>
-      <w:r>
-        <w:rPr>
-          <w:sz w:val="24"/>
-          <w:szCs w:val="24"/>
-        </w:rPr>
-        <w:t xml:space="preserve"> </w:t>
-      </w:r>
-      <w:proofErr w:type="spellStart"/>
-      <w:r>
-        <w:rPr>
-          <w:sz w:val="24"/>
-          <w:szCs w:val="24"/>
-        </w:rPr>
-        <w:t>given</w:t>
-      </w:r>
-      <w:proofErr w:type="spellEnd"/>
-      <w:r>
-        <w:rPr>
-          <w:sz w:val="24"/>
-          <w:szCs w:val="24"/>
-        </w:rPr>
-        <w:t xml:space="preserve"> the </w:t>
-      </w:r>
-      <w:proofErr w:type="spellStart"/>
-      <w:r>
-        <w:rPr>
-          <w:sz w:val="24"/>
-          <w:szCs w:val="24"/>
-        </w:rPr>
-        <w:t>construction</w:t>
-      </w:r>
-      <w:proofErr w:type="spellEnd"/>
-      <w:r>
-        <w:rPr>
-          <w:sz w:val="24"/>
-          <w:szCs w:val="24"/>
-        </w:rPr>
-        <w:t xml:space="preserve"> </w:t>
-      </w:r>
-      <w:proofErr w:type="spellStart"/>
-      <w:r>
-        <w:rPr>
-          <w:sz w:val="24"/>
-          <w:szCs w:val="24"/>
-        </w:rPr>
-        <w:t>mechanism</w:t>
-      </w:r>
-      <w:proofErr w:type="spellEnd"/>
-      <w:r>
-        <w:rPr>
-          <w:sz w:val="24"/>
-          <w:szCs w:val="24"/>
-        </w:rPr>
-        <w:t xml:space="preserve"> </w:t>
-      </w:r>
-      <w:proofErr w:type="spellStart"/>
-      <w:r>
-        <w:rPr>
-          <w:sz w:val="24"/>
-          <w:szCs w:val="24"/>
-        </w:rPr>
-        <w:t>based</w:t>
-      </w:r>
-      <w:proofErr w:type="spellEnd"/>
-      <w:r>
-        <w:rPr>
-          <w:sz w:val="24"/>
-          <w:szCs w:val="24"/>
-        </w:rPr>
-        <w:t xml:space="preserve"> on </w:t>
-      </w:r>
-      <w:proofErr w:type="spellStart"/>
-      <w:r>
-        <w:rPr>
-          <w:sz w:val="24"/>
-          <w:szCs w:val="24"/>
-        </w:rPr>
-        <w:t>shared</w:t>
-      </w:r>
-      <w:proofErr w:type="spellEnd"/>
-      <w:r>
-        <w:rPr>
-          <w:sz w:val="24"/>
-          <w:szCs w:val="24"/>
-        </w:rPr>
-        <w:t xml:space="preserve"> </w:t>
-      </w:r>
-      <w:proofErr w:type="spellStart"/>
-      <w:r>
-        <w:rPr>
-          <w:sz w:val="24"/>
-          <w:szCs w:val="24"/>
-        </w:rPr>
-        <w:t>genres</w:t>
       </w:r>
       <w:proofErr w:type="spellEnd"/>
       <w:r>
@@ -5329,343 +5517,135 @@
           <w:sz w:val="24"/>
           <w:szCs w:val="24"/>
         </w:rPr>
-        <w:t>Louvain</w:t>
-      </w:r>
-      <w:proofErr w:type="spellEnd"/>
-      <w:r>
-        <w:rPr>
-          <w:sz w:val="24"/>
-          <w:szCs w:val="24"/>
-        </w:rPr>
-        <w:t xml:space="preserve"> and Leiden produce </w:t>
-      </w:r>
-      <w:proofErr w:type="spellStart"/>
-      <w:r>
-        <w:rPr>
-          <w:sz w:val="24"/>
-          <w:szCs w:val="24"/>
-        </w:rPr>
-        <w:t>highly</w:t>
-      </w:r>
-      <w:proofErr w:type="spellEnd"/>
-      <w:r>
-        <w:rPr>
-          <w:sz w:val="24"/>
-          <w:szCs w:val="24"/>
-        </w:rPr>
-        <w:t xml:space="preserve"> </w:t>
-      </w:r>
-      <w:proofErr w:type="spellStart"/>
-      <w:r>
-        <w:rPr>
-          <w:sz w:val="24"/>
-          <w:szCs w:val="24"/>
-        </w:rPr>
-        <w:t>consistent</w:t>
-      </w:r>
-      <w:proofErr w:type="spellEnd"/>
-      <w:r>
-        <w:rPr>
-          <w:sz w:val="24"/>
-          <w:szCs w:val="24"/>
-        </w:rPr>
-        <w:t xml:space="preserve"> </w:t>
-      </w:r>
-      <w:proofErr w:type="spellStart"/>
-      <w:r>
-        <w:rPr>
-          <w:sz w:val="24"/>
-          <w:szCs w:val="24"/>
-        </w:rPr>
-        <w:t>results</w:t>
-      </w:r>
-      <w:proofErr w:type="spellEnd"/>
-      <w:r>
-        <w:rPr>
-          <w:sz w:val="24"/>
-          <w:szCs w:val="24"/>
-        </w:rPr>
-        <w:t xml:space="preserve">, with Leiden </w:t>
-      </w:r>
-      <w:proofErr w:type="spellStart"/>
-      <w:r>
-        <w:rPr>
-          <w:sz w:val="24"/>
-          <w:szCs w:val="24"/>
-        </w:rPr>
-        <w:t>offering</w:t>
-      </w:r>
-      <w:proofErr w:type="spellEnd"/>
-      <w:r>
-        <w:rPr>
-          <w:sz w:val="24"/>
-          <w:szCs w:val="24"/>
-        </w:rPr>
-        <w:t xml:space="preserve"> a </w:t>
-      </w:r>
-      <w:proofErr w:type="spellStart"/>
-      <w:r>
-        <w:rPr>
-          <w:sz w:val="24"/>
-          <w:szCs w:val="24"/>
-        </w:rPr>
-        <w:t>significant</w:t>
-      </w:r>
-      <w:proofErr w:type="spellEnd"/>
-      <w:r>
-        <w:rPr>
-          <w:sz w:val="24"/>
-          <w:szCs w:val="24"/>
-        </w:rPr>
-        <w:t xml:space="preserve"> </w:t>
-      </w:r>
-      <w:proofErr w:type="spellStart"/>
-      <w:r>
-        <w:rPr>
-          <w:sz w:val="24"/>
-          <w:szCs w:val="24"/>
-        </w:rPr>
-        <w:t>advantage</w:t>
-      </w:r>
-      <w:proofErr w:type="spellEnd"/>
-      <w:r>
-        <w:rPr>
-          <w:sz w:val="24"/>
-          <w:szCs w:val="24"/>
-        </w:rPr>
-        <w:t xml:space="preserve"> in </w:t>
-      </w:r>
-      <w:proofErr w:type="spellStart"/>
-      <w:r>
-        <w:rPr>
-          <w:sz w:val="24"/>
-          <w:szCs w:val="24"/>
-        </w:rPr>
-        <w:t>computational</w:t>
-      </w:r>
-      <w:proofErr w:type="spellEnd"/>
-      <w:r>
-        <w:rPr>
-          <w:sz w:val="24"/>
-          <w:szCs w:val="24"/>
-        </w:rPr>
-        <w:t xml:space="preserve"> </w:t>
-      </w:r>
-      <w:proofErr w:type="spellStart"/>
-      <w:r>
-        <w:rPr>
-          <w:sz w:val="24"/>
-          <w:szCs w:val="24"/>
-        </w:rPr>
-        <w:t>efficiency</w:t>
-      </w:r>
-      <w:proofErr w:type="spellEnd"/>
-      <w:r>
-        <w:rPr>
-          <w:sz w:val="24"/>
-          <w:szCs w:val="24"/>
-        </w:rPr>
-        <w:t xml:space="preserve"> and </w:t>
-      </w:r>
-      <w:proofErr w:type="spellStart"/>
-      <w:r>
-        <w:rPr>
-          <w:sz w:val="24"/>
-          <w:szCs w:val="24"/>
-        </w:rPr>
-        <w:t>improved</w:t>
-      </w:r>
-      <w:proofErr w:type="spellEnd"/>
-      <w:r>
-        <w:rPr>
-          <w:sz w:val="24"/>
-          <w:szCs w:val="24"/>
-        </w:rPr>
-        <w:t xml:space="preserve"> </w:t>
-      </w:r>
-      <w:proofErr w:type="spellStart"/>
-      <w:r>
-        <w:rPr>
-          <w:sz w:val="24"/>
-          <w:szCs w:val="24"/>
-        </w:rPr>
-        <w:t>stability</w:t>
-      </w:r>
-      <w:proofErr w:type="spellEnd"/>
-      <w:r>
-        <w:rPr>
-          <w:sz w:val="24"/>
-          <w:szCs w:val="24"/>
-        </w:rPr>
-        <w:t xml:space="preserve">. </w:t>
-      </w:r>
-      <w:proofErr w:type="spellStart"/>
-      <w:r>
-        <w:rPr>
-          <w:sz w:val="24"/>
-          <w:szCs w:val="24"/>
-        </w:rPr>
-        <w:t>Girvan</w:t>
-      </w:r>
-      <w:proofErr w:type="spellEnd"/>
-      <w:r>
-        <w:rPr>
-          <w:sz w:val="24"/>
-          <w:szCs w:val="24"/>
-        </w:rPr>
-        <w:t xml:space="preserve">–Newman, </w:t>
-      </w:r>
-      <w:proofErr w:type="spellStart"/>
-      <w:r>
-        <w:rPr>
-          <w:sz w:val="24"/>
-          <w:szCs w:val="24"/>
-        </w:rPr>
-        <w:t>while</w:t>
-      </w:r>
-      <w:proofErr w:type="spellEnd"/>
-      <w:r>
-        <w:rPr>
-          <w:sz w:val="24"/>
-          <w:szCs w:val="24"/>
-        </w:rPr>
-        <w:t xml:space="preserve"> </w:t>
-      </w:r>
-      <w:proofErr w:type="spellStart"/>
-      <w:r>
-        <w:rPr>
-          <w:sz w:val="24"/>
-          <w:szCs w:val="24"/>
-        </w:rPr>
-        <w:t>conceptually</w:t>
-      </w:r>
-      <w:proofErr w:type="spellEnd"/>
-      <w:r>
-        <w:rPr>
-          <w:sz w:val="24"/>
-          <w:szCs w:val="24"/>
-        </w:rPr>
-        <w:t xml:space="preserve"> </w:t>
-      </w:r>
-      <w:proofErr w:type="spellStart"/>
-      <w:r>
-        <w:rPr>
-          <w:sz w:val="24"/>
-          <w:szCs w:val="24"/>
-        </w:rPr>
-        <w:t>different</w:t>
-      </w:r>
-      <w:proofErr w:type="spellEnd"/>
-      <w:r>
-        <w:rPr>
-          <w:sz w:val="24"/>
-          <w:szCs w:val="24"/>
-        </w:rPr>
-        <w:t xml:space="preserve">, highlights a </w:t>
-      </w:r>
-      <w:proofErr w:type="spellStart"/>
-      <w:r>
-        <w:rPr>
-          <w:sz w:val="24"/>
-          <w:szCs w:val="24"/>
-        </w:rPr>
-        <w:t>finer-grained</w:t>
-      </w:r>
-      <w:proofErr w:type="spellEnd"/>
-      <w:r>
-        <w:rPr>
-          <w:sz w:val="24"/>
-          <w:szCs w:val="24"/>
-        </w:rPr>
-        <w:t xml:space="preserve"> </w:t>
-      </w:r>
-      <w:proofErr w:type="spellStart"/>
-      <w:r>
-        <w:rPr>
-          <w:sz w:val="24"/>
-          <w:szCs w:val="24"/>
-        </w:rPr>
-        <w:t>hierarchical</w:t>
-      </w:r>
-      <w:proofErr w:type="spellEnd"/>
-      <w:r>
-        <w:rPr>
-          <w:sz w:val="24"/>
-          <w:szCs w:val="24"/>
-        </w:rPr>
-        <w:t xml:space="preserve"> </w:t>
-      </w:r>
-      <w:proofErr w:type="spellStart"/>
-      <w:r>
-        <w:rPr>
-          <w:sz w:val="24"/>
-          <w:szCs w:val="24"/>
-        </w:rPr>
-        <w:t>decomposition</w:t>
-      </w:r>
-      <w:proofErr w:type="spellEnd"/>
-      <w:r>
-        <w:rPr>
-          <w:sz w:val="24"/>
-          <w:szCs w:val="24"/>
-        </w:rPr>
-        <w:t xml:space="preserve"> </w:t>
-      </w:r>
-      <w:proofErr w:type="spellStart"/>
-      <w:r>
-        <w:rPr>
-          <w:sz w:val="24"/>
-          <w:szCs w:val="24"/>
-        </w:rPr>
-        <w:t>when</w:t>
-      </w:r>
-      <w:proofErr w:type="spellEnd"/>
-      <w:r>
-        <w:rPr>
-          <w:sz w:val="24"/>
-          <w:szCs w:val="24"/>
-        </w:rPr>
-        <w:t xml:space="preserve"> </w:t>
-      </w:r>
-      <w:proofErr w:type="spellStart"/>
-      <w:r>
-        <w:rPr>
-          <w:sz w:val="24"/>
-          <w:szCs w:val="24"/>
-        </w:rPr>
-        <w:t>applied</w:t>
-      </w:r>
-      <w:proofErr w:type="spellEnd"/>
-      <w:r>
-        <w:rPr>
-          <w:sz w:val="24"/>
-          <w:szCs w:val="24"/>
-        </w:rPr>
-        <w:t xml:space="preserve"> to </w:t>
-      </w:r>
-      <w:proofErr w:type="spellStart"/>
-      <w:r>
-        <w:rPr>
-          <w:sz w:val="24"/>
-          <w:szCs w:val="24"/>
-        </w:rPr>
-        <w:t>smaller</w:t>
-      </w:r>
-      <w:proofErr w:type="spellEnd"/>
-      <w:r>
-        <w:rPr>
-          <w:sz w:val="24"/>
-          <w:szCs w:val="24"/>
-        </w:rPr>
-        <w:t xml:space="preserve"> </w:t>
-      </w:r>
-      <w:proofErr w:type="spellStart"/>
-      <w:r>
-        <w:rPr>
-          <w:sz w:val="24"/>
-          <w:szCs w:val="24"/>
-        </w:rPr>
-        <w:t>subgraphs</w:t>
+        <w:t>This</w:t>
+      </w:r>
+      <w:proofErr w:type="spellEnd"/>
+      <w:r>
+        <w:rPr>
+          <w:sz w:val="24"/>
+          <w:szCs w:val="24"/>
+        </w:rPr>
+        <w:t xml:space="preserve"> </w:t>
+      </w:r>
+      <w:proofErr w:type="spellStart"/>
+      <w:r>
+        <w:rPr>
+          <w:sz w:val="24"/>
+          <w:szCs w:val="24"/>
+        </w:rPr>
+        <w:t>is</w:t>
+      </w:r>
+      <w:proofErr w:type="spellEnd"/>
+      <w:r>
+        <w:rPr>
+          <w:sz w:val="24"/>
+          <w:szCs w:val="24"/>
+        </w:rPr>
+        <w:t xml:space="preserve"> </w:t>
+      </w:r>
+      <w:proofErr w:type="spellStart"/>
+      <w:r>
+        <w:rPr>
+          <w:sz w:val="24"/>
+          <w:szCs w:val="24"/>
+        </w:rPr>
+        <w:t>expected</w:t>
+      </w:r>
+      <w:proofErr w:type="spellEnd"/>
+      <w:r>
+        <w:rPr>
+          <w:sz w:val="24"/>
+          <w:szCs w:val="24"/>
+        </w:rPr>
+        <w:t xml:space="preserve"> </w:t>
+      </w:r>
+      <w:proofErr w:type="spellStart"/>
+      <w:r>
+        <w:rPr>
+          <w:sz w:val="24"/>
+          <w:szCs w:val="24"/>
+        </w:rPr>
+        <w:t>given</w:t>
+      </w:r>
+      <w:proofErr w:type="spellEnd"/>
+      <w:r>
+        <w:rPr>
+          <w:sz w:val="24"/>
+          <w:szCs w:val="24"/>
+        </w:rPr>
+        <w:t xml:space="preserve"> the </w:t>
+      </w:r>
+      <w:proofErr w:type="spellStart"/>
+      <w:r>
+        <w:rPr>
+          <w:sz w:val="24"/>
+          <w:szCs w:val="24"/>
+        </w:rPr>
+        <w:t>construction</w:t>
+      </w:r>
+      <w:proofErr w:type="spellEnd"/>
+      <w:r>
+        <w:rPr>
+          <w:sz w:val="24"/>
+          <w:szCs w:val="24"/>
+        </w:rPr>
+        <w:t xml:space="preserve"> </w:t>
+      </w:r>
+      <w:proofErr w:type="spellStart"/>
+      <w:r>
+        <w:rPr>
+          <w:sz w:val="24"/>
+          <w:szCs w:val="24"/>
+        </w:rPr>
+        <w:t>mechanism</w:t>
+      </w:r>
+      <w:proofErr w:type="spellEnd"/>
+      <w:r>
+        <w:rPr>
+          <w:sz w:val="24"/>
+          <w:szCs w:val="24"/>
+        </w:rPr>
+        <w:t xml:space="preserve"> </w:t>
+      </w:r>
+      <w:proofErr w:type="spellStart"/>
+      <w:r>
+        <w:rPr>
+          <w:sz w:val="24"/>
+          <w:szCs w:val="24"/>
+        </w:rPr>
+        <w:t>based</w:t>
+      </w:r>
+      <w:proofErr w:type="spellEnd"/>
+      <w:r>
+        <w:rPr>
+          <w:sz w:val="24"/>
+          <w:szCs w:val="24"/>
+        </w:rPr>
+        <w:t xml:space="preserve"> on </w:t>
+      </w:r>
+      <w:proofErr w:type="spellStart"/>
+      <w:r>
+        <w:rPr>
+          <w:sz w:val="24"/>
+          <w:szCs w:val="24"/>
+        </w:rPr>
+        <w:t>shared</w:t>
+      </w:r>
+      <w:proofErr w:type="spellEnd"/>
+      <w:r>
+        <w:rPr>
+          <w:sz w:val="24"/>
+          <w:szCs w:val="24"/>
+        </w:rPr>
+        <w:t xml:space="preserve"> </w:t>
+      </w:r>
+      <w:proofErr w:type="spellStart"/>
+      <w:r>
+        <w:rPr>
+          <w:sz w:val="24"/>
+          <w:szCs w:val="24"/>
+        </w:rPr>
+        <w:t>genres</w:t>
       </w:r>
       <w:proofErr w:type="spellEnd"/>
       <w:r>
@@ -5683,12 +5663,53 @@
           <w:szCs w:val="24"/>
         </w:rPr>
       </w:pPr>
-      <w:r>
-        <w:rPr>
-          <w:sz w:val="24"/>
-          <w:szCs w:val="24"/>
-        </w:rPr>
-        <w:t xml:space="preserve">Overall, the </w:t>
+      <w:proofErr w:type="spellStart"/>
+      <w:r>
+        <w:rPr>
+          <w:sz w:val="24"/>
+          <w:szCs w:val="24"/>
+        </w:rPr>
+        <w:t>Louvain</w:t>
+      </w:r>
+      <w:proofErr w:type="spellEnd"/>
+      <w:r>
+        <w:rPr>
+          <w:sz w:val="24"/>
+          <w:szCs w:val="24"/>
+        </w:rPr>
+        <w:t xml:space="preserve"> and Leiden produce </w:t>
+      </w:r>
+      <w:proofErr w:type="spellStart"/>
+      <w:r>
+        <w:rPr>
+          <w:sz w:val="24"/>
+          <w:szCs w:val="24"/>
+        </w:rPr>
+        <w:t>highly</w:t>
+      </w:r>
+      <w:proofErr w:type="spellEnd"/>
+      <w:r>
+        <w:rPr>
+          <w:sz w:val="24"/>
+          <w:szCs w:val="24"/>
+        </w:rPr>
+        <w:t xml:space="preserve"> </w:t>
+      </w:r>
+      <w:proofErr w:type="spellStart"/>
+      <w:r>
+        <w:rPr>
+          <w:sz w:val="24"/>
+          <w:szCs w:val="24"/>
+        </w:rPr>
+        <w:t>consistent</w:t>
+      </w:r>
+      <w:proofErr w:type="spellEnd"/>
+      <w:r>
+        <w:rPr>
+          <w:sz w:val="24"/>
+          <w:szCs w:val="24"/>
+        </w:rPr>
+        <w:t xml:space="preserve"> </w:t>
       </w:r>
       <w:proofErr w:type="spellStart"/>
       <w:r>
@@ -5704,39 +5725,151 @@
           <w:sz w:val="24"/>
           <w:szCs w:val="24"/>
         </w:rPr>
-        <w:t xml:space="preserve"> </w:t>
-      </w:r>
-      <w:proofErr w:type="spellStart"/>
-      <w:r>
-        <w:rPr>
-          <w:sz w:val="24"/>
-          <w:szCs w:val="24"/>
-        </w:rPr>
-        <w:t>suggest</w:t>
-      </w:r>
-      <w:proofErr w:type="spellEnd"/>
-      <w:r>
-        <w:rPr>
-          <w:sz w:val="24"/>
-          <w:szCs w:val="24"/>
-        </w:rPr>
-        <w:t xml:space="preserve"> </w:t>
-      </w:r>
-      <w:proofErr w:type="spellStart"/>
-      <w:r>
-        <w:rPr>
-          <w:sz w:val="24"/>
-          <w:szCs w:val="24"/>
-        </w:rPr>
-        <w:t>that</w:t>
-      </w:r>
-      <w:proofErr w:type="spellEnd"/>
-      <w:r>
-        <w:rPr>
-          <w:sz w:val="24"/>
-          <w:szCs w:val="24"/>
-        </w:rPr>
-        <w:t xml:space="preserve"> the network </w:t>
+        <w:t xml:space="preserve">, with Leiden </w:t>
+      </w:r>
+      <w:proofErr w:type="spellStart"/>
+      <w:r>
+        <w:rPr>
+          <w:sz w:val="24"/>
+          <w:szCs w:val="24"/>
+        </w:rPr>
+        <w:t>offering</w:t>
+      </w:r>
+      <w:proofErr w:type="spellEnd"/>
+      <w:r>
+        <w:rPr>
+          <w:sz w:val="24"/>
+          <w:szCs w:val="24"/>
+        </w:rPr>
+        <w:t xml:space="preserve"> a </w:t>
+      </w:r>
+      <w:proofErr w:type="spellStart"/>
+      <w:r>
+        <w:rPr>
+          <w:sz w:val="24"/>
+          <w:szCs w:val="24"/>
+        </w:rPr>
+        <w:t>significant</w:t>
+      </w:r>
+      <w:proofErr w:type="spellEnd"/>
+      <w:r>
+        <w:rPr>
+          <w:sz w:val="24"/>
+          <w:szCs w:val="24"/>
+        </w:rPr>
+        <w:t xml:space="preserve"> </w:t>
+      </w:r>
+      <w:proofErr w:type="spellStart"/>
+      <w:r>
+        <w:rPr>
+          <w:sz w:val="24"/>
+          <w:szCs w:val="24"/>
+        </w:rPr>
+        <w:t>advantage</w:t>
+      </w:r>
+      <w:proofErr w:type="spellEnd"/>
+      <w:r>
+        <w:rPr>
+          <w:sz w:val="24"/>
+          <w:szCs w:val="24"/>
+        </w:rPr>
+        <w:t xml:space="preserve"> in </w:t>
+      </w:r>
+      <w:proofErr w:type="spellStart"/>
+      <w:r>
+        <w:rPr>
+          <w:sz w:val="24"/>
+          <w:szCs w:val="24"/>
+        </w:rPr>
+        <w:t>computational</w:t>
+      </w:r>
+      <w:proofErr w:type="spellEnd"/>
+      <w:r>
+        <w:rPr>
+          <w:sz w:val="24"/>
+          <w:szCs w:val="24"/>
+        </w:rPr>
+        <w:t xml:space="preserve"> </w:t>
+      </w:r>
+      <w:proofErr w:type="spellStart"/>
+      <w:r>
+        <w:rPr>
+          <w:sz w:val="24"/>
+          <w:szCs w:val="24"/>
+        </w:rPr>
+        <w:t>efficiency</w:t>
+      </w:r>
+      <w:proofErr w:type="spellEnd"/>
+      <w:r>
+        <w:rPr>
+          <w:sz w:val="24"/>
+          <w:szCs w:val="24"/>
+        </w:rPr>
+        <w:t xml:space="preserve"> </w:t>
+      </w:r>
+      <w:proofErr w:type="spellStart"/>
+      <w:r>
+        <w:rPr>
+          <w:sz w:val="24"/>
+          <w:szCs w:val="24"/>
+        </w:rPr>
+        <w:t>while</w:t>
+      </w:r>
+      <w:proofErr w:type="spellEnd"/>
+      <w:r>
+        <w:rPr>
+          <w:sz w:val="24"/>
+          <w:szCs w:val="24"/>
+        </w:rPr>
+        <w:t xml:space="preserve"> </w:t>
+      </w:r>
+      <w:proofErr w:type="spellStart"/>
+      <w:r>
+        <w:rPr>
+          <w:sz w:val="24"/>
+          <w:szCs w:val="24"/>
+        </w:rPr>
+        <w:t>maintaining</w:t>
+      </w:r>
+      <w:proofErr w:type="spellEnd"/>
+      <w:r>
+        <w:rPr>
+          <w:sz w:val="24"/>
+          <w:szCs w:val="24"/>
+        </w:rPr>
+        <w:t xml:space="preserve"> a </w:t>
+      </w:r>
+      <w:proofErr w:type="spellStart"/>
+      <w:r>
+        <w:rPr>
+          <w:sz w:val="24"/>
+          <w:szCs w:val="24"/>
+        </w:rPr>
+        <w:t>similar</w:t>
+      </w:r>
+      <w:proofErr w:type="spellEnd"/>
+      <w:r>
+        <w:rPr>
+          <w:sz w:val="24"/>
+          <w:szCs w:val="24"/>
+        </w:rPr>
+        <w:t xml:space="preserve"> </w:t>
+      </w:r>
+      <w:proofErr w:type="spellStart"/>
+      <w:r>
+        <w:rPr>
+          <w:sz w:val="24"/>
+          <w:szCs w:val="24"/>
+        </w:rPr>
+        <w:t>partition</w:t>
+      </w:r>
+      <w:proofErr w:type="spellEnd"/>
+      <w:r>
+        <w:rPr>
+          <w:sz w:val="24"/>
+          <w:szCs w:val="24"/>
+        </w:rPr>
+        <w:t xml:space="preserve"> </w:t>
       </w:r>
       <w:proofErr w:type="spellStart"/>
       <w:r>
@@ -5752,119 +5885,14 @@
           <w:sz w:val="24"/>
           <w:szCs w:val="24"/>
         </w:rPr>
-        <w:t xml:space="preserve"> </w:t>
-      </w:r>
-      <w:proofErr w:type="spellStart"/>
-      <w:r>
-        <w:rPr>
-          <w:sz w:val="24"/>
-          <w:szCs w:val="24"/>
-        </w:rPr>
-        <w:t>is</w:t>
-      </w:r>
-      <w:proofErr w:type="spellEnd"/>
-      <w:r>
-        <w:rPr>
-          <w:sz w:val="24"/>
-          <w:szCs w:val="24"/>
-        </w:rPr>
-        <w:t xml:space="preserve"> </w:t>
-      </w:r>
-      <w:proofErr w:type="spellStart"/>
-      <w:r>
-        <w:rPr>
-          <w:sz w:val="24"/>
-          <w:szCs w:val="24"/>
-        </w:rPr>
-        <w:t>robust</w:t>
-      </w:r>
-      <w:proofErr w:type="spellEnd"/>
-      <w:r>
-        <w:rPr>
-          <w:sz w:val="24"/>
-          <w:szCs w:val="24"/>
-        </w:rPr>
-        <w:t xml:space="preserve"> and </w:t>
-      </w:r>
-      <w:proofErr w:type="spellStart"/>
-      <w:r>
-        <w:rPr>
-          <w:sz w:val="24"/>
-          <w:szCs w:val="24"/>
-        </w:rPr>
-        <w:t>stable</w:t>
-      </w:r>
-      <w:proofErr w:type="spellEnd"/>
-      <w:r>
-        <w:rPr>
-          <w:sz w:val="24"/>
-          <w:szCs w:val="24"/>
-        </w:rPr>
-        <w:t xml:space="preserve"> </w:t>
-      </w:r>
-      <w:proofErr w:type="spellStart"/>
-      <w:r>
-        <w:rPr>
-          <w:sz w:val="24"/>
-          <w:szCs w:val="24"/>
-        </w:rPr>
-        <w:t>across</w:t>
-      </w:r>
-      <w:proofErr w:type="spellEnd"/>
-      <w:r>
-        <w:rPr>
-          <w:sz w:val="24"/>
-          <w:szCs w:val="24"/>
-        </w:rPr>
-        <w:t xml:space="preserve"> </w:t>
-      </w:r>
-      <w:proofErr w:type="spellStart"/>
-      <w:r>
-        <w:rPr>
-          <w:sz w:val="24"/>
-          <w:szCs w:val="24"/>
-        </w:rPr>
-        <w:t>different</w:t>
-      </w:r>
-      <w:proofErr w:type="spellEnd"/>
-      <w:r>
-        <w:rPr>
-          <w:sz w:val="24"/>
-          <w:szCs w:val="24"/>
-        </w:rPr>
-        <w:t xml:space="preserve"> community </w:t>
-      </w:r>
-      <w:proofErr w:type="spellStart"/>
-      <w:r>
-        <w:rPr>
-          <w:sz w:val="24"/>
-          <w:szCs w:val="24"/>
-        </w:rPr>
-        <w:t>detection</w:t>
-      </w:r>
-      <w:proofErr w:type="spellEnd"/>
-      <w:r>
-        <w:rPr>
-          <w:sz w:val="24"/>
-          <w:szCs w:val="24"/>
-        </w:rPr>
-        <w:t xml:space="preserve"> </w:t>
-      </w:r>
-      <w:proofErr w:type="spellStart"/>
-      <w:r>
-        <w:rPr>
-          <w:sz w:val="24"/>
-          <w:szCs w:val="24"/>
-        </w:rPr>
-        <w:t>methodologies</w:t>
-      </w:r>
-      <w:proofErr w:type="spellEnd"/>
-      <w:r>
-        <w:rPr>
-          <w:sz w:val="24"/>
-          <w:szCs w:val="24"/>
-        </w:rPr>
         <w:t>.</w:t>
+      </w:r>
+      <w:r>
+        <w:rPr>
+          <w:sz w:val="24"/>
+          <w:szCs w:val="24"/>
+        </w:rPr>
+        <w:t xml:space="preserve"> </w:t>
       </w:r>
     </w:p>
     <w:p>
@@ -5880,6 +5908,381 @@
           <w:sz w:val="24"/>
           <w:szCs w:val="24"/>
         </w:rPr>
+        <w:t>Girvan</w:t>
+      </w:r>
+      <w:proofErr w:type="spellEnd"/>
+      <w:r>
+        <w:rPr>
+          <w:sz w:val="24"/>
+          <w:szCs w:val="24"/>
+        </w:rPr>
+        <w:t xml:space="preserve">–Newman, </w:t>
+      </w:r>
+      <w:proofErr w:type="spellStart"/>
+      <w:r>
+        <w:rPr>
+          <w:sz w:val="24"/>
+          <w:szCs w:val="24"/>
+        </w:rPr>
+        <w:t>while</w:t>
+      </w:r>
+      <w:proofErr w:type="spellEnd"/>
+      <w:r>
+        <w:rPr>
+          <w:sz w:val="24"/>
+          <w:szCs w:val="24"/>
+        </w:rPr>
+        <w:t xml:space="preserve"> </w:t>
+      </w:r>
+      <w:proofErr w:type="spellStart"/>
+      <w:r>
+        <w:rPr>
+          <w:sz w:val="24"/>
+          <w:szCs w:val="24"/>
+        </w:rPr>
+        <w:t>conceptually</w:t>
+      </w:r>
+      <w:proofErr w:type="spellEnd"/>
+      <w:r>
+        <w:rPr>
+          <w:sz w:val="24"/>
+          <w:szCs w:val="24"/>
+        </w:rPr>
+        <w:t xml:space="preserve"> </w:t>
+      </w:r>
+      <w:proofErr w:type="spellStart"/>
+      <w:r>
+        <w:rPr>
+          <w:sz w:val="24"/>
+          <w:szCs w:val="24"/>
+        </w:rPr>
+        <w:t>different</w:t>
+      </w:r>
+      <w:proofErr w:type="spellEnd"/>
+      <w:r>
+        <w:rPr>
+          <w:sz w:val="24"/>
+          <w:szCs w:val="24"/>
+        </w:rPr>
+        <w:t xml:space="preserve">, highlights a more </w:t>
+      </w:r>
+      <w:proofErr w:type="spellStart"/>
+      <w:r>
+        <w:rPr>
+          <w:sz w:val="24"/>
+          <w:szCs w:val="24"/>
+        </w:rPr>
+        <w:t>coarse-grained</w:t>
+      </w:r>
+      <w:proofErr w:type="spellEnd"/>
+      <w:r>
+        <w:rPr>
+          <w:sz w:val="24"/>
+          <w:szCs w:val="24"/>
+        </w:rPr>
+        <w:t xml:space="preserve"> </w:t>
+      </w:r>
+      <w:proofErr w:type="spellStart"/>
+      <w:r>
+        <w:rPr>
+          <w:sz w:val="24"/>
+          <w:szCs w:val="24"/>
+        </w:rPr>
+        <w:t>hierarchical</w:t>
+      </w:r>
+      <w:proofErr w:type="spellEnd"/>
+      <w:r>
+        <w:rPr>
+          <w:sz w:val="24"/>
+          <w:szCs w:val="24"/>
+        </w:rPr>
+        <w:t xml:space="preserve"> </w:t>
+      </w:r>
+      <w:proofErr w:type="spellStart"/>
+      <w:r>
+        <w:rPr>
+          <w:sz w:val="24"/>
+          <w:szCs w:val="24"/>
+        </w:rPr>
+        <w:t>decomposition</w:t>
+      </w:r>
+      <w:proofErr w:type="spellEnd"/>
+      <w:r>
+        <w:rPr>
+          <w:sz w:val="24"/>
+          <w:szCs w:val="24"/>
+        </w:rPr>
+        <w:t xml:space="preserve"> </w:t>
+      </w:r>
+      <w:proofErr w:type="spellStart"/>
+      <w:r>
+        <w:rPr>
+          <w:sz w:val="24"/>
+          <w:szCs w:val="24"/>
+        </w:rPr>
+        <w:t>when</w:t>
+      </w:r>
+      <w:proofErr w:type="spellEnd"/>
+      <w:r>
+        <w:rPr>
+          <w:sz w:val="24"/>
+          <w:szCs w:val="24"/>
+        </w:rPr>
+        <w:t xml:space="preserve"> </w:t>
+      </w:r>
+      <w:proofErr w:type="spellStart"/>
+      <w:r>
+        <w:rPr>
+          <w:sz w:val="24"/>
+          <w:szCs w:val="24"/>
+        </w:rPr>
+        <w:t>applied</w:t>
+      </w:r>
+      <w:proofErr w:type="spellEnd"/>
+      <w:r>
+        <w:rPr>
+          <w:sz w:val="24"/>
+          <w:szCs w:val="24"/>
+        </w:rPr>
+        <w:t xml:space="preserve"> to </w:t>
+      </w:r>
+      <w:proofErr w:type="spellStart"/>
+      <w:r>
+        <w:rPr>
+          <w:sz w:val="24"/>
+          <w:szCs w:val="24"/>
+        </w:rPr>
+        <w:t>smaller</w:t>
+      </w:r>
+      <w:proofErr w:type="spellEnd"/>
+      <w:r>
+        <w:rPr>
+          <w:sz w:val="24"/>
+          <w:szCs w:val="24"/>
+        </w:rPr>
+        <w:t xml:space="preserve"> </w:t>
+      </w:r>
+      <w:proofErr w:type="spellStart"/>
+      <w:r>
+        <w:rPr>
+          <w:sz w:val="24"/>
+          <w:szCs w:val="24"/>
+        </w:rPr>
+        <w:t>subgraphs</w:t>
+      </w:r>
+      <w:proofErr w:type="spellEnd"/>
+      <w:r>
+        <w:rPr>
+          <w:sz w:val="24"/>
+          <w:szCs w:val="24"/>
+        </w:rPr>
+        <w:t>.</w:t>
+      </w:r>
+    </w:p>
+    <w:p>
+      <w:pPr>
+        <w:rPr>
+          <w:sz w:val="24"/>
+          <w:szCs w:val="24"/>
+        </w:rPr>
+      </w:pPr>
+      <w:r>
+        <w:rPr>
+          <w:sz w:val="24"/>
+          <w:szCs w:val="24"/>
+        </w:rPr>
+        <w:t xml:space="preserve">Overall, the </w:t>
+      </w:r>
+      <w:proofErr w:type="spellStart"/>
+      <w:r>
+        <w:rPr>
+          <w:sz w:val="24"/>
+          <w:szCs w:val="24"/>
+        </w:rPr>
+        <w:t>results</w:t>
+      </w:r>
+      <w:proofErr w:type="spellEnd"/>
+      <w:r>
+        <w:rPr>
+          <w:sz w:val="24"/>
+          <w:szCs w:val="24"/>
+        </w:rPr>
+        <w:t xml:space="preserve"> </w:t>
+      </w:r>
+      <w:proofErr w:type="spellStart"/>
+      <w:r>
+        <w:rPr>
+          <w:sz w:val="24"/>
+          <w:szCs w:val="24"/>
+        </w:rPr>
+        <w:t>suggest</w:t>
+      </w:r>
+      <w:proofErr w:type="spellEnd"/>
+      <w:r>
+        <w:rPr>
+          <w:sz w:val="24"/>
+          <w:szCs w:val="24"/>
+        </w:rPr>
+        <w:t xml:space="preserve"> </w:t>
+      </w:r>
+      <w:proofErr w:type="spellStart"/>
+      <w:r>
+        <w:rPr>
+          <w:sz w:val="24"/>
+          <w:szCs w:val="24"/>
+        </w:rPr>
+        <w:t>that</w:t>
+      </w:r>
+      <w:proofErr w:type="spellEnd"/>
+      <w:r>
+        <w:rPr>
+          <w:sz w:val="24"/>
+          <w:szCs w:val="24"/>
+        </w:rPr>
+        <w:t xml:space="preserve"> the </w:t>
+      </w:r>
+      <w:proofErr w:type="spellStart"/>
+      <w:r>
+        <w:rPr>
+          <w:sz w:val="24"/>
+          <w:szCs w:val="24"/>
+        </w:rPr>
+        <w:t>detected</w:t>
+      </w:r>
+      <w:proofErr w:type="spellEnd"/>
+      <w:r>
+        <w:rPr>
+          <w:sz w:val="24"/>
+          <w:szCs w:val="24"/>
+        </w:rPr>
+        <w:t xml:space="preserve"> community </w:t>
+      </w:r>
+      <w:proofErr w:type="spellStart"/>
+      <w:r>
+        <w:rPr>
+          <w:sz w:val="24"/>
+          <w:szCs w:val="24"/>
+        </w:rPr>
+        <w:t>structure</w:t>
+      </w:r>
+      <w:proofErr w:type="spellEnd"/>
+      <w:r>
+        <w:rPr>
+          <w:sz w:val="24"/>
+          <w:szCs w:val="24"/>
+        </w:rPr>
+        <w:t xml:space="preserve"> </w:t>
+      </w:r>
+      <w:proofErr w:type="spellStart"/>
+      <w:r>
+        <w:rPr>
+          <w:sz w:val="24"/>
+          <w:szCs w:val="24"/>
+        </w:rPr>
+        <w:t>is</w:t>
+      </w:r>
+      <w:proofErr w:type="spellEnd"/>
+      <w:r>
+        <w:rPr>
+          <w:sz w:val="24"/>
+          <w:szCs w:val="24"/>
+        </w:rPr>
+        <w:t xml:space="preserve"> </w:t>
+      </w:r>
+      <w:proofErr w:type="spellStart"/>
+      <w:r>
+        <w:rPr>
+          <w:sz w:val="24"/>
+          <w:szCs w:val="24"/>
+        </w:rPr>
+        <w:t>robust</w:t>
+      </w:r>
+      <w:proofErr w:type="spellEnd"/>
+      <w:r>
+        <w:rPr>
+          <w:sz w:val="24"/>
+          <w:szCs w:val="24"/>
+        </w:rPr>
+        <w:t xml:space="preserve"> </w:t>
+      </w:r>
+      <w:proofErr w:type="spellStart"/>
+      <w:r>
+        <w:rPr>
+          <w:sz w:val="24"/>
+          <w:szCs w:val="24"/>
+        </w:rPr>
+        <w:t>across</w:t>
+      </w:r>
+      <w:proofErr w:type="spellEnd"/>
+      <w:r>
+        <w:rPr>
+          <w:sz w:val="24"/>
+          <w:szCs w:val="24"/>
+        </w:rPr>
+        <w:t xml:space="preserve"> </w:t>
+      </w:r>
+      <w:proofErr w:type="spellStart"/>
+      <w:r>
+        <w:rPr>
+          <w:sz w:val="24"/>
+          <w:szCs w:val="24"/>
+        </w:rPr>
+        <w:t>different</w:t>
+      </w:r>
+      <w:proofErr w:type="spellEnd"/>
+      <w:r>
+        <w:rPr>
+          <w:sz w:val="24"/>
+          <w:szCs w:val="24"/>
+        </w:rPr>
+        <w:t xml:space="preserve"> community </w:t>
+      </w:r>
+      <w:proofErr w:type="spellStart"/>
+      <w:r>
+        <w:rPr>
+          <w:sz w:val="24"/>
+          <w:szCs w:val="24"/>
+        </w:rPr>
+        <w:t>detection</w:t>
+      </w:r>
+      <w:proofErr w:type="spellEnd"/>
+      <w:r>
+        <w:rPr>
+          <w:sz w:val="24"/>
+          <w:szCs w:val="24"/>
+        </w:rPr>
+        <w:t xml:space="preserve"> </w:t>
+      </w:r>
+      <w:proofErr w:type="spellStart"/>
+      <w:r>
+        <w:rPr>
+          <w:sz w:val="24"/>
+          <w:szCs w:val="24"/>
+        </w:rPr>
+        <w:t>methodologies</w:t>
+      </w:r>
+      <w:proofErr w:type="spellEnd"/>
+      <w:r>
+        <w:rPr>
+          <w:sz w:val="24"/>
+          <w:szCs w:val="24"/>
+        </w:rPr>
+        <w:t>.</w:t>
+      </w:r>
+    </w:p>
+    <w:p>
+      <w:pPr>
+        <w:rPr>
+          <w:sz w:val="24"/>
+          <w:szCs w:val="24"/>
+        </w:rPr>
+      </w:pPr>
+      <w:proofErr w:type="spellStart"/>
+      <w:r>
+        <w:rPr>
+          <w:sz w:val="24"/>
+          <w:szCs w:val="24"/>
+        </w:rPr>
         <w:t>This</w:t>
       </w:r>
       <w:proofErr w:type="spellEnd"/>
@@ -5920,39 +6323,39 @@
           <w:sz w:val="24"/>
           <w:szCs w:val="24"/>
         </w:rPr>
-        <w:t xml:space="preserve"> a </w:t>
-      </w:r>
-      <w:proofErr w:type="spellStart"/>
-      <w:r>
-        <w:rPr>
-          <w:sz w:val="24"/>
-          <w:szCs w:val="24"/>
-        </w:rPr>
-        <w:t>direct</w:t>
-      </w:r>
-      <w:proofErr w:type="spellEnd"/>
-      <w:r>
-        <w:rPr>
-          <w:sz w:val="24"/>
-          <w:szCs w:val="24"/>
-        </w:rPr>
-        <w:t xml:space="preserve"> </w:t>
-      </w:r>
-      <w:proofErr w:type="spellStart"/>
-      <w:r>
-        <w:rPr>
-          <w:sz w:val="24"/>
-          <w:szCs w:val="24"/>
-        </w:rPr>
-        <w:t>consequence</w:t>
-      </w:r>
-      <w:proofErr w:type="spellEnd"/>
-      <w:r>
-        <w:rPr>
-          <w:sz w:val="24"/>
-          <w:szCs w:val="24"/>
-        </w:rPr>
-        <w:t xml:space="preserve"> of the </w:t>
+        <w:t xml:space="preserve"> </w:t>
+      </w:r>
+      <w:proofErr w:type="spellStart"/>
+      <w:r>
+        <w:rPr>
+          <w:sz w:val="24"/>
+          <w:szCs w:val="24"/>
+        </w:rPr>
+        <w:t>likely</w:t>
+      </w:r>
+      <w:proofErr w:type="spellEnd"/>
+      <w:r>
+        <w:rPr>
+          <w:sz w:val="24"/>
+          <w:szCs w:val="24"/>
+        </w:rPr>
+        <w:t xml:space="preserve"> </w:t>
+      </w:r>
+      <w:proofErr w:type="spellStart"/>
+      <w:r>
+        <w:rPr>
+          <w:sz w:val="24"/>
+          <w:szCs w:val="24"/>
+        </w:rPr>
+        <w:t>influenced</w:t>
+      </w:r>
+      <w:proofErr w:type="spellEnd"/>
+      <w:r>
+        <w:rPr>
+          <w:sz w:val="24"/>
+          <w:szCs w:val="24"/>
+        </w:rPr>
+        <w:t xml:space="preserve"> by the </w:t>
       </w:r>
       <w:proofErr w:type="spellStart"/>
       <w:r>
@@ -6104,7 +6507,7 @@
           <w:sz w:val="24"/>
           <w:szCs w:val="24"/>
         </w:rPr>
-        <w:t>induces</w:t>
+        <w:t>creates</w:t>
       </w:r>
       <w:proofErr w:type="spellEnd"/>
       <w:r>
@@ -6646,7 +7049,14 @@
           <w:sz w:val="24"/>
           <w:szCs w:val="24"/>
         </w:rPr>
-        <w:t xml:space="preserve">. The overall </w:t>
+        <w:t xml:space="preserve">. </w:t>
+      </w:r>
+      <w:r>
+        <w:rPr>
+          <w:sz w:val="24"/>
+          <w:szCs w:val="24"/>
+        </w:rPr>
+        <w:t xml:space="preserve">The overall </w:t>
       </w:r>
       <w:proofErr w:type="spellStart"/>
       <w:r>
@@ -6662,23 +7072,7 @@
           <w:sz w:val="24"/>
           <w:szCs w:val="24"/>
         </w:rPr>
-        <w:t xml:space="preserve"> </w:t>
-      </w:r>
-      <w:proofErr w:type="spellStart"/>
-      <w:r>
-        <w:rPr>
-          <w:sz w:val="24"/>
-          <w:szCs w:val="24"/>
-        </w:rPr>
-        <w:t>confirms</w:t>
-      </w:r>
-      <w:proofErr w:type="spellEnd"/>
-      <w:r>
-        <w:rPr>
-          <w:sz w:val="24"/>
-          <w:szCs w:val="24"/>
-        </w:rPr>
-        <w:t xml:space="preserve"> the </w:t>
+        <w:t xml:space="preserve"> supports the </w:t>
       </w:r>
       <w:proofErr w:type="spellStart"/>
       <w:r>
@@ -6702,7 +7096,7 @@
           <w:sz w:val="24"/>
           <w:szCs w:val="24"/>
         </w:rPr>
-        <w:t>stable</w:t>
+        <w:t>robust</w:t>
       </w:r>
       <w:proofErr w:type="spellEnd"/>
       <w:r>
@@ -6738,6 +7132,12 @@
       </w:pPr>
     </w:p>
     <w:sectPr>
+      <w:headerReference w:type="even" r:id="rId9"/>
+      <w:headerReference w:type="default" r:id="rId10"/>
+      <w:footerReference w:type="even" r:id="rId11"/>
+      <w:footerReference w:type="default" r:id="rId12"/>
+      <w:headerReference w:type="first" r:id="rId13"/>
+      <w:footerReference w:type="first" r:id="rId14"/>
       <w:pgSz w:w="11906" w:h="16838"/>
       <w:pgMar w:top="1417" w:right="1134" w:bottom="1134" w:left="1134" w:header="708" w:footer="708" w:gutter="0"/>
       <w:cols w:space="708"/>
@@ -6745,6 +7145,148 @@
     </w:sectPr>
   </w:body>
 </w:document>
+</file>
+
+<file path=word/endnotes.xml><?xml version="1.0" encoding="utf-8"?>
+<w:endnotes xmlns:wpc="http://schemas.microsoft.com/office/word/2010/wordprocessingCanvas" xmlns:cx="http://schemas.microsoft.com/office/drawing/2014/chartex" xmlns:cx1="http://schemas.microsoft.com/office/drawing/2015/9/8/chartex" xmlns:cx2="http://schemas.microsoft.com/office/drawing/2015/10/21/chartex" xmlns:cx3="http://schemas.microsoft.com/office/drawing/2016/5/9/chartex" xmlns:cx4="http://schemas.microsoft.com/office/drawing/2016/5/10/chartex" xmlns:cx5="http://schemas.microsoft.com/office/drawing/2016/5/11/chartex" xmlns:cx6="http://schemas.microsoft.com/office/drawing/2016/5/12/chartex" xmlns:cx7="http://schemas.microsoft.com/office/drawing/2016/5/13/chartex" xmlns:cx8="http://schemas.microsoft.com/office/drawing/2016/5/14/chartex" xmlns:mc="http://schemas.openxmlformats.org/markup-compatibility/2006" xmlns:aink="http://schemas.microsoft.com/office/drawing/2016/ink" xmlns:am3d="http://schemas.microsoft.com/office/drawing/2017/model3d" xmlns:o="urn:schemas-microsoft-com:office:office" xmlns:oel="http://schemas.microsoft.com/office/2019/extlst" xmlns:r="http://schemas.openxmlformats.org/officeDocument/2006/relationships" xmlns:m="http://schemas.openxmlformats.org/officeDocument/2006/math" xmlns:v="urn:schemas-microsoft-com:vml" xmlns:wp14="http://schemas.microsoft.com/office/word/2010/wordprocessingDrawing" xmlns:wp="http://schemas.openxmlformats.org/drawingml/2006/wordprocessingDrawing" xmlns:w10="urn:schemas-microsoft-com:office:word" xmlns:w="http://schemas.openxmlformats.org/wordprocessingml/2006/main" xmlns:w14="http://schemas.microsoft.com/office/word/2010/wordml" xmlns:w15="http://schemas.microsoft.com/office/word/2012/wordml" xmlns:w16cex="http://schemas.microsoft.com/office/word/2018/wordml/cex" xmlns:w16cid="http://schemas.microsoft.com/office/word/2016/wordml/cid" xmlns:w16="http://schemas.microsoft.com/office/word/2018/wordml" xmlns:w16sdtdh="http://schemas.microsoft.com/office/word/2020/wordml/sdtdatahash" xmlns:w16se="http://schemas.microsoft.com/office/word/2015/wordml/symex" xmlns:wpg="http://schemas.microsoft.com/office/word/2010/wordprocessingGroup" xmlns:wpi="http://schemas.microsoft.com/office/word/2010/wordprocessingInk" xmlns:wne="http://schemas.microsoft.com/office/word/2006/wordml" xmlns:wps="http://schemas.microsoft.com/office/word/2010/wordprocessingShape" mc:Ignorable="w14 w15 w16se w16cid w16 w16cex w16sdtdh wp14">
+  <w:endnote w:type="separator" w:id="-1">
+    <w:p>
+      <w:pPr>
+        <w:spacing w:after="0" w:line="240" w:lineRule="auto"/>
+      </w:pPr>
+      <w:r>
+        <w:separator/>
+      </w:r>
+    </w:p>
+  </w:endnote>
+  <w:endnote w:type="continuationSeparator" w:id="0">
+    <w:p>
+      <w:pPr>
+        <w:spacing w:after="0" w:line="240" w:lineRule="auto"/>
+      </w:pPr>
+      <w:r>
+        <w:continuationSeparator/>
+      </w:r>
+    </w:p>
+  </w:endnote>
+</w:endnotes>
+</file>
+
+<file path=word/footer1.xml><?xml version="1.0" encoding="utf-8"?>
+<w:ftr xmlns:wpc="http://schemas.microsoft.com/office/word/2010/wordprocessingCanvas" xmlns:cx="http://schemas.microsoft.com/office/drawing/2014/chartex" xmlns:cx1="http://schemas.microsoft.com/office/drawing/2015/9/8/chartex" xmlns:cx2="http://schemas.microsoft.com/office/drawing/2015/10/21/chartex" xmlns:cx3="http://schemas.microsoft.com/office/drawing/2016/5/9/chartex" xmlns:cx4="http://schemas.microsoft.com/office/drawing/2016/5/10/chartex" xmlns:cx5="http://schemas.microsoft.com/office/drawing/2016/5/11/chartex" xmlns:cx6="http://schemas.microsoft.com/office/drawing/2016/5/12/chartex" xmlns:cx7="http://schemas.microsoft.com/office/drawing/2016/5/13/chartex" xmlns:cx8="http://schemas.microsoft.com/office/drawing/2016/5/14/chartex" xmlns:mc="http://schemas.openxmlformats.org/markup-compatibility/2006" xmlns:aink="http://schemas.microsoft.com/office/drawing/2016/ink" xmlns:am3d="http://schemas.microsoft.com/office/drawing/2017/model3d" xmlns:o="urn:schemas-microsoft-com:office:office" xmlns:oel="http://schemas.microsoft.com/office/2019/extlst" xmlns:r="http://schemas.openxmlformats.org/officeDocument/2006/relationships" xmlns:m="http://schemas.openxmlformats.org/officeDocument/2006/math" xmlns:v="urn:schemas-microsoft-com:vml" xmlns:wp14="http://schemas.microsoft.com/office/word/2010/wordprocessingDrawing" xmlns:wp="http://schemas.openxmlformats.org/drawingml/2006/wordprocessingDrawing" xmlns:w10="urn:schemas-microsoft-com:office:word" xmlns:w="http://schemas.openxmlformats.org/wordprocessingml/2006/main" xmlns:w14="http://schemas.microsoft.com/office/word/2010/wordml" xmlns:w15="http://schemas.microsoft.com/office/word/2012/wordml" xmlns:w16cex="http://schemas.microsoft.com/office/word/2018/wordml/cex" xmlns:w16cid="http://schemas.microsoft.com/office/word/2016/wordml/cid" xmlns:w16="http://schemas.microsoft.com/office/word/2018/wordml" xmlns:w16sdtdh="http://schemas.microsoft.com/office/word/2020/wordml/sdtdatahash" xmlns:w16se="http://schemas.microsoft.com/office/word/2015/wordml/symex" xmlns:wpg="http://schemas.microsoft.com/office/word/2010/wordprocessingGroup" xmlns:wpi="http://schemas.microsoft.com/office/word/2010/wordprocessingInk" xmlns:wne="http://schemas.microsoft.com/office/word/2006/wordml" xmlns:wps="http://schemas.microsoft.com/office/word/2010/wordprocessingShape" mc:Ignorable="w14 w15 w16se w16cid w16 w16cex w16sdtdh wp14">
+  <w:p>
+    <w:pPr>
+      <w:pStyle w:val="Pidipagina"/>
+    </w:pPr>
+  </w:p>
+</w:ftr>
+</file>
+
+<file path=word/footer2.xml><?xml version="1.0" encoding="utf-8"?>
+<w:ftr xmlns:wpc="http://schemas.microsoft.com/office/word/2010/wordprocessingCanvas" xmlns:cx="http://schemas.microsoft.com/office/drawing/2014/chartex" xmlns:cx1="http://schemas.microsoft.com/office/drawing/2015/9/8/chartex" xmlns:cx2="http://schemas.microsoft.com/office/drawing/2015/10/21/chartex" xmlns:cx3="http://schemas.microsoft.com/office/drawing/2016/5/9/chartex" xmlns:cx4="http://schemas.microsoft.com/office/drawing/2016/5/10/chartex" xmlns:cx5="http://schemas.microsoft.com/office/drawing/2016/5/11/chartex" xmlns:cx6="http://schemas.microsoft.com/office/drawing/2016/5/12/chartex" xmlns:cx7="http://schemas.microsoft.com/office/drawing/2016/5/13/chartex" xmlns:cx8="http://schemas.microsoft.com/office/drawing/2016/5/14/chartex" xmlns:mc="http://schemas.openxmlformats.org/markup-compatibility/2006" xmlns:aink="http://schemas.microsoft.com/office/drawing/2016/ink" xmlns:am3d="http://schemas.microsoft.com/office/drawing/2017/model3d" xmlns:o="urn:schemas-microsoft-com:office:office" xmlns:oel="http://schemas.microsoft.com/office/2019/extlst" xmlns:r="http://schemas.openxmlformats.org/officeDocument/2006/relationships" xmlns:m="http://schemas.openxmlformats.org/officeDocument/2006/math" xmlns:v="urn:schemas-microsoft-com:vml" xmlns:wp14="http://schemas.microsoft.com/office/word/2010/wordprocessingDrawing" xmlns:wp="http://schemas.openxmlformats.org/drawingml/2006/wordprocessingDrawing" xmlns:w10="urn:schemas-microsoft-com:office:word" xmlns:w="http://schemas.openxmlformats.org/wordprocessingml/2006/main" xmlns:w14="http://schemas.microsoft.com/office/word/2010/wordml" xmlns:w15="http://schemas.microsoft.com/office/word/2012/wordml" xmlns:w16cex="http://schemas.microsoft.com/office/word/2018/wordml/cex" xmlns:w16cid="http://schemas.microsoft.com/office/word/2016/wordml/cid" xmlns:w16="http://schemas.microsoft.com/office/word/2018/wordml" xmlns:w16sdtdh="http://schemas.microsoft.com/office/word/2020/wordml/sdtdatahash" xmlns:w16se="http://schemas.microsoft.com/office/word/2015/wordml/symex" xmlns:wpg="http://schemas.microsoft.com/office/word/2010/wordprocessingGroup" xmlns:wpi="http://schemas.microsoft.com/office/word/2010/wordprocessingInk" xmlns:wne="http://schemas.microsoft.com/office/word/2006/wordml" xmlns:wps="http://schemas.microsoft.com/office/word/2010/wordprocessingShape" mc:Ignorable="w14 w15 w16se w16cid w16 w16cex w16sdtdh wp14">
+  <w:sdt>
+    <w:sdtPr>
+      <w:id w:val="-259142711"/>
+      <w:docPartObj>
+        <w:docPartGallery w:val="Page Numbers (Bottom of Page)"/>
+        <w:docPartUnique/>
+      </w:docPartObj>
+    </w:sdtPr>
+    <w:sdtContent>
+      <w:p>
+        <w:pPr>
+          <w:pStyle w:val="Pidipagina"/>
+          <w:jc w:val="right"/>
+        </w:pPr>
+        <w:r>
+          <w:fldChar w:fldCharType="begin"/>
+        </w:r>
+        <w:r>
+          <w:instrText>PAGE   \* MERGEFORMAT</w:instrText>
+        </w:r>
+        <w:r>
+          <w:fldChar w:fldCharType="separate"/>
+        </w:r>
+        <w:r>
+          <w:t>2</w:t>
+        </w:r>
+        <w:r>
+          <w:fldChar w:fldCharType="end"/>
+        </w:r>
+      </w:p>
+    </w:sdtContent>
+  </w:sdt>
+  <w:p>
+    <w:pPr>
+      <w:pStyle w:val="Pidipagina"/>
+    </w:pPr>
+  </w:p>
+</w:ftr>
+</file>
+
+<file path=word/footer3.xml><?xml version="1.0" encoding="utf-8"?>
+<w:ftr xmlns:wpc="http://schemas.microsoft.com/office/word/2010/wordprocessingCanvas" xmlns:cx="http://schemas.microsoft.com/office/drawing/2014/chartex" xmlns:cx1="http://schemas.microsoft.com/office/drawing/2015/9/8/chartex" xmlns:cx2="http://schemas.microsoft.com/office/drawing/2015/10/21/chartex" xmlns:cx3="http://schemas.microsoft.com/office/drawing/2016/5/9/chartex" xmlns:cx4="http://schemas.microsoft.com/office/drawing/2016/5/10/chartex" xmlns:cx5="http://schemas.microsoft.com/office/drawing/2016/5/11/chartex" xmlns:cx6="http://schemas.microsoft.com/office/drawing/2016/5/12/chartex" xmlns:cx7="http://schemas.microsoft.com/office/drawing/2016/5/13/chartex" xmlns:cx8="http://schemas.microsoft.com/office/drawing/2016/5/14/chartex" xmlns:mc="http://schemas.openxmlformats.org/markup-compatibility/2006" xmlns:aink="http://schemas.microsoft.com/office/drawing/2016/ink" xmlns:am3d="http://schemas.microsoft.com/office/drawing/2017/model3d" xmlns:o="urn:schemas-microsoft-com:office:office" xmlns:oel="http://schemas.microsoft.com/office/2019/extlst" xmlns:r="http://schemas.openxmlformats.org/officeDocument/2006/relationships" xmlns:m="http://schemas.openxmlformats.org/officeDocument/2006/math" xmlns:v="urn:schemas-microsoft-com:vml" xmlns:wp14="http://schemas.microsoft.com/office/word/2010/wordprocessingDrawing" xmlns:wp="http://schemas.openxmlformats.org/drawingml/2006/wordprocessingDrawing" xmlns:w10="urn:schemas-microsoft-com:office:word" xmlns:w="http://schemas.openxmlformats.org/wordprocessingml/2006/main" xmlns:w14="http://schemas.microsoft.com/office/word/2010/wordml" xmlns:w15="http://schemas.microsoft.com/office/word/2012/wordml" xmlns:w16cex="http://schemas.microsoft.com/office/word/2018/wordml/cex" xmlns:w16cid="http://schemas.microsoft.com/office/word/2016/wordml/cid" xmlns:w16="http://schemas.microsoft.com/office/word/2018/wordml" xmlns:w16sdtdh="http://schemas.microsoft.com/office/word/2020/wordml/sdtdatahash" xmlns:w16se="http://schemas.microsoft.com/office/word/2015/wordml/symex" xmlns:wpg="http://schemas.microsoft.com/office/word/2010/wordprocessingGroup" xmlns:wpi="http://schemas.microsoft.com/office/word/2010/wordprocessingInk" xmlns:wne="http://schemas.microsoft.com/office/word/2006/wordml" xmlns:wps="http://schemas.microsoft.com/office/word/2010/wordprocessingShape" mc:Ignorable="w14 w15 w16se w16cid w16 w16cex w16sdtdh wp14">
+  <w:p>
+    <w:pPr>
+      <w:pStyle w:val="Pidipagina"/>
+    </w:pPr>
+  </w:p>
+</w:ftr>
+</file>
+
+<file path=word/footnotes.xml><?xml version="1.0" encoding="utf-8"?>
+<w:footnotes xmlns:wpc="http://schemas.microsoft.com/office/word/2010/wordprocessingCanvas" xmlns:cx="http://schemas.microsoft.com/office/drawing/2014/chartex" xmlns:cx1="http://schemas.microsoft.com/office/drawing/2015/9/8/chartex" xmlns:cx2="http://schemas.microsoft.com/office/drawing/2015/10/21/chartex" xmlns:cx3="http://schemas.microsoft.com/office/drawing/2016/5/9/chartex" xmlns:cx4="http://schemas.microsoft.com/office/drawing/2016/5/10/chartex" xmlns:cx5="http://schemas.microsoft.com/office/drawing/2016/5/11/chartex" xmlns:cx6="http://schemas.microsoft.com/office/drawing/2016/5/12/chartex" xmlns:cx7="http://schemas.microsoft.com/office/drawing/2016/5/13/chartex" xmlns:cx8="http://schemas.microsoft.com/office/drawing/2016/5/14/chartex" xmlns:mc="http://schemas.openxmlformats.org/markup-compatibility/2006" xmlns:aink="http://schemas.microsoft.com/office/drawing/2016/ink" xmlns:am3d="http://schemas.microsoft.com/office/drawing/2017/model3d" xmlns:o="urn:schemas-microsoft-com:office:office" xmlns:oel="http://schemas.microsoft.com/office/2019/extlst" xmlns:r="http://schemas.openxmlformats.org/officeDocument/2006/relationships" xmlns:m="http://schemas.openxmlformats.org/officeDocument/2006/math" xmlns:v="urn:schemas-microsoft-com:vml" xmlns:wp14="http://schemas.microsoft.com/office/word/2010/wordprocessingDrawing" xmlns:wp="http://schemas.openxmlformats.org/drawingml/2006/wordprocessingDrawing" xmlns:w10="urn:schemas-microsoft-com:office:word" xmlns:w="http://schemas.openxmlformats.org/wordprocessingml/2006/main" xmlns:w14="http://schemas.microsoft.com/office/word/2010/wordml" xmlns:w15="http://schemas.microsoft.com/office/word/2012/wordml" xmlns:w16cex="http://schemas.microsoft.com/office/word/2018/wordml/cex" xmlns:w16cid="http://schemas.microsoft.com/office/word/2016/wordml/cid" xmlns:w16="http://schemas.microsoft.com/office/word/2018/wordml" xmlns:w16sdtdh="http://schemas.microsoft.com/office/word/2020/wordml/sdtdatahash" xmlns:w16se="http://schemas.microsoft.com/office/word/2015/wordml/symex" xmlns:wpg="http://schemas.microsoft.com/office/word/2010/wordprocessingGroup" xmlns:wpi="http://schemas.microsoft.com/office/word/2010/wordprocessingInk" xmlns:wne="http://schemas.microsoft.com/office/word/2006/wordml" xmlns:wps="http://schemas.microsoft.com/office/word/2010/wordprocessingShape" mc:Ignorable="w14 w15 w16se w16cid w16 w16cex w16sdtdh wp14">
+  <w:footnote w:type="separator" w:id="-1">
+    <w:p>
+      <w:pPr>
+        <w:spacing w:after="0" w:line="240" w:lineRule="auto"/>
+      </w:pPr>
+      <w:r>
+        <w:separator/>
+      </w:r>
+    </w:p>
+  </w:footnote>
+  <w:footnote w:type="continuationSeparator" w:id="0">
+    <w:p>
+      <w:pPr>
+        <w:spacing w:after="0" w:line="240" w:lineRule="auto"/>
+      </w:pPr>
+      <w:r>
+        <w:continuationSeparator/>
+      </w:r>
+    </w:p>
+  </w:footnote>
+</w:footnotes>
+</file>
+
+<file path=word/header1.xml><?xml version="1.0" encoding="utf-8"?>
+<w:hdr xmlns:wpc="http://schemas.microsoft.com/office/word/2010/wordprocessingCanvas" xmlns:cx="http://schemas.microsoft.com/office/drawing/2014/chartex" xmlns:cx1="http://schemas.microsoft.com/office/drawing/2015/9/8/chartex" xmlns:cx2="http://schemas.microsoft.com/office/drawing/2015/10/21/chartex" xmlns:cx3="http://schemas.microsoft.com/office/drawing/2016/5/9/chartex" xmlns:cx4="http://schemas.microsoft.com/office/drawing/2016/5/10/chartex" xmlns:cx5="http://schemas.microsoft.com/office/drawing/2016/5/11/chartex" xmlns:cx6="http://schemas.microsoft.com/office/drawing/2016/5/12/chartex" xmlns:cx7="http://schemas.microsoft.com/office/drawing/2016/5/13/chartex" xmlns:cx8="http://schemas.microsoft.com/office/drawing/2016/5/14/chartex" xmlns:mc="http://schemas.openxmlformats.org/markup-compatibility/2006" xmlns:aink="http://schemas.microsoft.com/office/drawing/2016/ink" xmlns:am3d="http://schemas.microsoft.com/office/drawing/2017/model3d" xmlns:o="urn:schemas-microsoft-com:office:office" xmlns:oel="http://schemas.microsoft.com/office/2019/extlst" xmlns:r="http://schemas.openxmlformats.org/officeDocument/2006/relationships" xmlns:m="http://schemas.openxmlformats.org/officeDocument/2006/math" xmlns:v="urn:schemas-microsoft-com:vml" xmlns:wp14="http://schemas.microsoft.com/office/word/2010/wordprocessingDrawing" xmlns:wp="http://schemas.openxmlformats.org/drawingml/2006/wordprocessingDrawing" xmlns:w10="urn:schemas-microsoft-com:office:word" xmlns:w="http://schemas.openxmlformats.org/wordprocessingml/2006/main" xmlns:w14="http://schemas.microsoft.com/office/word/2010/wordml" xmlns:w15="http://schemas.microsoft.com/office/word/2012/wordml" xmlns:w16cex="http://schemas.microsoft.com/office/word/2018/wordml/cex" xmlns:w16cid="http://schemas.microsoft.com/office/word/2016/wordml/cid" xmlns:w16="http://schemas.microsoft.com/office/word/2018/wordml" xmlns:w16sdtdh="http://schemas.microsoft.com/office/word/2020/wordml/sdtdatahash" xmlns:w16se="http://schemas.microsoft.com/office/word/2015/wordml/symex" xmlns:wpg="http://schemas.microsoft.com/office/word/2010/wordprocessingGroup" xmlns:wpi="http://schemas.microsoft.com/office/word/2010/wordprocessingInk" xmlns:wne="http://schemas.microsoft.com/office/word/2006/wordml" xmlns:wps="http://schemas.microsoft.com/office/word/2010/wordprocessingShape" mc:Ignorable="w14 w15 w16se w16cid w16 w16cex w16sdtdh wp14">
+  <w:p>
+    <w:pPr>
+      <w:pStyle w:val="Intestazione"/>
+    </w:pPr>
+  </w:p>
+</w:hdr>
+</file>
+
+<file path=word/header2.xml><?xml version="1.0" encoding="utf-8"?>
+<w:hdr xmlns:wpc="http://schemas.microsoft.com/office/word/2010/wordprocessingCanvas" xmlns:cx="http://schemas.microsoft.com/office/drawing/2014/chartex" xmlns:cx1="http://schemas.microsoft.com/office/drawing/2015/9/8/chartex" xmlns:cx2="http://schemas.microsoft.com/office/drawing/2015/10/21/chartex" xmlns:cx3="http://schemas.microsoft.com/office/drawing/2016/5/9/chartex" xmlns:cx4="http://schemas.microsoft.com/office/drawing/2016/5/10/chartex" xmlns:cx5="http://schemas.microsoft.com/office/drawing/2016/5/11/chartex" xmlns:cx6="http://schemas.microsoft.com/office/drawing/2016/5/12/chartex" xmlns:cx7="http://schemas.microsoft.com/office/drawing/2016/5/13/chartex" xmlns:cx8="http://schemas.microsoft.com/office/drawing/2016/5/14/chartex" xmlns:mc="http://schemas.openxmlformats.org/markup-compatibility/2006" xmlns:aink="http://schemas.microsoft.com/office/drawing/2016/ink" xmlns:am3d="http://schemas.microsoft.com/office/drawing/2017/model3d" xmlns:o="urn:schemas-microsoft-com:office:office" xmlns:oel="http://schemas.microsoft.com/office/2019/extlst" xmlns:r="http://schemas.openxmlformats.org/officeDocument/2006/relationships" xmlns:m="http://schemas.openxmlformats.org/officeDocument/2006/math" xmlns:v="urn:schemas-microsoft-com:vml" xmlns:wp14="http://schemas.microsoft.com/office/word/2010/wordprocessingDrawing" xmlns:wp="http://schemas.openxmlformats.org/drawingml/2006/wordprocessingDrawing" xmlns:w10="urn:schemas-microsoft-com:office:word" xmlns:w="http://schemas.openxmlformats.org/wordprocessingml/2006/main" xmlns:w14="http://schemas.microsoft.com/office/word/2010/wordml" xmlns:w15="http://schemas.microsoft.com/office/word/2012/wordml" xmlns:w16cex="http://schemas.microsoft.com/office/word/2018/wordml/cex" xmlns:w16cid="http://schemas.microsoft.com/office/word/2016/wordml/cid" xmlns:w16="http://schemas.microsoft.com/office/word/2018/wordml" xmlns:w16sdtdh="http://schemas.microsoft.com/office/word/2020/wordml/sdtdatahash" xmlns:w16se="http://schemas.microsoft.com/office/word/2015/wordml/symex" xmlns:wpg="http://schemas.microsoft.com/office/word/2010/wordprocessingGroup" xmlns:wpi="http://schemas.microsoft.com/office/word/2010/wordprocessingInk" xmlns:wne="http://schemas.microsoft.com/office/word/2006/wordml" xmlns:wps="http://schemas.microsoft.com/office/word/2010/wordprocessingShape" mc:Ignorable="w14 w15 w16se w16cid w16 w16cex w16sdtdh wp14">
+  <w:p>
+    <w:pPr>
+      <w:pStyle w:val="Intestazione"/>
+    </w:pPr>
+  </w:p>
+</w:hdr>
+</file>
+
+<file path=word/header3.xml><?xml version="1.0" encoding="utf-8"?>
+<w:hdr xmlns:wpc="http://schemas.microsoft.com/office/word/2010/wordprocessingCanvas" xmlns:cx="http://schemas.microsoft.com/office/drawing/2014/chartex" xmlns:cx1="http://schemas.microsoft.com/office/drawing/2015/9/8/chartex" xmlns:cx2="http://schemas.microsoft.com/office/drawing/2015/10/21/chartex" xmlns:cx3="http://schemas.microsoft.com/office/drawing/2016/5/9/chartex" xmlns:cx4="http://schemas.microsoft.com/office/drawing/2016/5/10/chartex" xmlns:cx5="http://schemas.microsoft.com/office/drawing/2016/5/11/chartex" xmlns:cx6="http://schemas.microsoft.com/office/drawing/2016/5/12/chartex" xmlns:cx7="http://schemas.microsoft.com/office/drawing/2016/5/13/chartex" xmlns:cx8="http://schemas.microsoft.com/office/drawing/2016/5/14/chartex" xmlns:mc="http://schemas.openxmlformats.org/markup-compatibility/2006" xmlns:aink="http://schemas.microsoft.com/office/drawing/2016/ink" xmlns:am3d="http://schemas.microsoft.com/office/drawing/2017/model3d" xmlns:o="urn:schemas-microsoft-com:office:office" xmlns:oel="http://schemas.microsoft.com/office/2019/extlst" xmlns:r="http://schemas.openxmlformats.org/officeDocument/2006/relationships" xmlns:m="http://schemas.openxmlformats.org/officeDocument/2006/math" xmlns:v="urn:schemas-microsoft-com:vml" xmlns:wp14="http://schemas.microsoft.com/office/word/2010/wordprocessingDrawing" xmlns:wp="http://schemas.openxmlformats.org/drawingml/2006/wordprocessingDrawing" xmlns:w10="urn:schemas-microsoft-com:office:word" xmlns:w="http://schemas.openxmlformats.org/wordprocessingml/2006/main" xmlns:w14="http://schemas.microsoft.com/office/word/2010/wordml" xmlns:w15="http://schemas.microsoft.com/office/word/2012/wordml" xmlns:w16cex="http://schemas.microsoft.com/office/word/2018/wordml/cex" xmlns:w16cid="http://schemas.microsoft.com/office/word/2016/wordml/cid" xmlns:w16="http://schemas.microsoft.com/office/word/2018/wordml" xmlns:w16sdtdh="http://schemas.microsoft.com/office/word/2020/wordml/sdtdatahash" xmlns:w16se="http://schemas.microsoft.com/office/word/2015/wordml/symex" xmlns:wpg="http://schemas.microsoft.com/office/word/2010/wordprocessingGroup" xmlns:wpi="http://schemas.microsoft.com/office/word/2010/wordprocessingInk" xmlns:wne="http://schemas.microsoft.com/office/word/2006/wordml" xmlns:wps="http://schemas.microsoft.com/office/word/2010/wordprocessingShape" mc:Ignorable="w14 w15 w16se w16cid w16 w16cex w16sdtdh wp14">
+  <w:p>
+    <w:pPr>
+      <w:pStyle w:val="Intestazione"/>
+    </w:pPr>
+  </w:p>
+</w:hdr>
 </file>
 
 <file path=word/numbering.xml><?xml version="1.0" encoding="utf-8"?>
@@ -12067,7 +12609,6 @@
   <w:style w:type="character" w:default="1" w:styleId="Carpredefinitoparagrafo">
     <w:name w:val="Default Paragraph Font"/>
     <w:uiPriority w:val="1"/>
-    <w:semiHidden/>
     <w:unhideWhenUsed/>
   </w:style>
   <w:style w:type="table" w:default="1" w:styleId="Tabellanormale">
@@ -12461,6 +13002,50 @@
       <w14:ligatures w14:val="none"/>
     </w:rPr>
   </w:style>
+  <w:style w:type="paragraph" w:styleId="Intestazione">
+    <w:name w:val="header"/>
+    <w:basedOn w:val="Normale"/>
+    <w:link w:val="IntestazioneCarattere"/>
+    <w:uiPriority w:val="99"/>
+    <w:unhideWhenUsed/>
+    <w:rsid w:val="004677C2"/>
+    <w:pPr>
+      <w:tabs>
+        <w:tab w:val="center" w:pos="4819"/>
+        <w:tab w:val="right" w:pos="9638"/>
+      </w:tabs>
+      <w:spacing w:after="0" w:line="240" w:lineRule="auto"/>
+    </w:pPr>
+  </w:style>
+  <w:style w:type="character" w:customStyle="1" w:styleId="IntestazioneCarattere">
+    <w:name w:val="Intestazione Carattere"/>
+    <w:basedOn w:val="Carpredefinitoparagrafo"/>
+    <w:link w:val="Intestazione"/>
+    <w:uiPriority w:val="99"/>
+    <w:rsid w:val="004677C2"/>
+  </w:style>
+  <w:style w:type="paragraph" w:styleId="Pidipagina">
+    <w:name w:val="footer"/>
+    <w:basedOn w:val="Normale"/>
+    <w:link w:val="PidipaginaCarattere"/>
+    <w:uiPriority w:val="99"/>
+    <w:unhideWhenUsed/>
+    <w:rsid w:val="004677C2"/>
+    <w:pPr>
+      <w:tabs>
+        <w:tab w:val="center" w:pos="4819"/>
+        <w:tab w:val="right" w:pos="9638"/>
+      </w:tabs>
+      <w:spacing w:after="0" w:line="240" w:lineRule="auto"/>
+    </w:pPr>
+  </w:style>
+  <w:style w:type="character" w:customStyle="1" w:styleId="PidipaginaCarattere">
+    <w:name w:val="Piè di pagina Carattere"/>
+    <w:basedOn w:val="Carpredefinitoparagrafo"/>
+    <w:link w:val="Pidipagina"/>
+    <w:uiPriority w:val="99"/>
+    <w:rsid w:val="004677C2"/>
+  </w:style>
 </w:styles>
 </file>
 
